--- a/documentos/Entrega 1/Algoritmos e Logica de Programação/Template_Entrega1_ALP.docx
+++ b/documentos/Entrega 1/Algoritmos e Logica de Programação/Template_Entrega1_ALP.docx
@@ -132,19 +132,9 @@
             <w:pPr>
               <w:pStyle w:val="PargrafodaLista"/>
             </w:pPr>
-            <w:proofErr w:type="spellStart"/>
-            <w:r>
-              <w:t>Kascos</w:t>
-            </w:r>
-            <w:proofErr w:type="spellEnd"/>
-            <w:r>
-              <w:t xml:space="preserve"> </w:t>
-            </w:r>
-            <w:proofErr w:type="spellStart"/>
-            <w:r>
-              <w:t>Kombat</w:t>
-            </w:r>
-            <w:proofErr w:type="spellEnd"/>
+            <w:r>
+              <w:t>Kascos Kombat</w:t>
+            </w:r>
           </w:p>
         </w:tc>
       </w:tr>
@@ -197,13 +187,8 @@
             <w:vAlign w:val="center"/>
           </w:tcPr>
           <w:p>
-            <w:proofErr w:type="spellStart"/>
-            <w:r>
-              <w:t>Dr</w:t>
-            </w:r>
-            <w:proofErr w:type="spellEnd"/>
-            <w:r>
-              <w:t xml:space="preserve"> Marcelo Amorim</w:t>
+            <w:r>
+              <w:t>Dr Marcelo Amorim</w:t>
             </w:r>
           </w:p>
         </w:tc>
@@ -685,15 +670,7 @@
         <w:pStyle w:val="PargrafodaLista"/>
       </w:pPr>
       <w:r>
-        <w:t>Ele apresenta dados como “</w:t>
-      </w:r>
-      <w:proofErr w:type="spellStart"/>
-      <w:r>
-        <w:t>nickname</w:t>
-      </w:r>
-      <w:proofErr w:type="spellEnd"/>
-      <w:r>
-        <w:t>”, quantas questões fáceis, médias ou difíceis foram respondidas, quanto tempo demorou e quantas dicas foram usadas.</w:t>
+        <w:t>Ele apresenta dados como “nickname”, quantas questões fáceis, médias ou difíceis foram respondidas, quanto tempo demorou e quantas dicas foram usadas.</w:t>
       </w:r>
     </w:p>
     <w:p>
@@ -709,15 +686,7 @@
         <w:pStyle w:val="PargrafodaLista"/>
       </w:pPr>
       <w:r>
-        <w:t xml:space="preserve">As marcas que escolhemos para o jogo em relação a ARCOR, foram a </w:t>
-      </w:r>
-      <w:proofErr w:type="spellStart"/>
-      <w:r>
-        <w:t>Tortuguita</w:t>
-      </w:r>
-      <w:proofErr w:type="spellEnd"/>
-      <w:r>
-        <w:t xml:space="preserve"> e Bon O Bon, onde cada uma é um time.</w:t>
+        <w:t>As marcas que escolhemos para o jogo em relação a ARCOR, foram a Tortuguita e Bon O Bon, onde cada uma é um time.</w:t>
       </w:r>
     </w:p>
     <w:p>
@@ -733,7 +702,15 @@
         <w:pStyle w:val="PargrafodaLista"/>
       </w:pPr>
       <w:r>
-        <w:t>Demonstração de 4 trechos do código, contendo: 1 estrutura sequencial, 2 decisão e 1 repetição</w:t>
+        <w:t xml:space="preserve">Demonstração de 4 trechos do código, contendo: 1 estrutura sequencial, </w:t>
+      </w:r>
+      <w:proofErr w:type="gramStart"/>
+      <w:r>
+        <w:t>2 decisão</w:t>
+      </w:r>
+      <w:proofErr w:type="gramEnd"/>
+      <w:r>
+        <w:t xml:space="preserve"> e 1 repetição</w:t>
       </w:r>
     </w:p>
     <w:p>
@@ -800,34 +777,12 @@
                 <w:rFonts w:ascii="Consolas" w:hAnsi="Consolas"/>
               </w:rPr>
             </w:pPr>
-            <w:proofErr w:type="spellStart"/>
             <w:r>
               <w:rPr>
                 <w:rFonts w:ascii="Consolas" w:hAnsi="Consolas"/>
               </w:rPr>
               <w:lastRenderedPageBreak/>
-              <w:t>int</w:t>
-            </w:r>
-            <w:proofErr w:type="spellEnd"/>
-            <w:r>
-              <w:rPr>
-                <w:rFonts w:ascii="Consolas" w:hAnsi="Consolas"/>
-              </w:rPr>
-              <w:t xml:space="preserve"> </w:t>
-            </w:r>
-            <w:proofErr w:type="spellStart"/>
-            <w:r>
-              <w:rPr>
-                <w:rFonts w:ascii="Consolas" w:hAnsi="Consolas"/>
-              </w:rPr>
-              <w:t>penalidadeDicas</w:t>
-            </w:r>
-            <w:proofErr w:type="spellEnd"/>
-            <w:r>
-              <w:rPr>
-                <w:rFonts w:ascii="Consolas" w:hAnsi="Consolas"/>
-              </w:rPr>
-              <w:t xml:space="preserve"> = dica * 5;</w:t>
+              <w:t>int penalidadeDicas = dica * 5;</w:t>
             </w:r>
           </w:p>
           <w:p>
@@ -837,89 +792,11 @@
                 <w:rFonts w:ascii="Consolas" w:hAnsi="Consolas"/>
               </w:rPr>
             </w:pPr>
-            <w:proofErr w:type="spellStart"/>
-            <w:r>
-              <w:rPr>
-                <w:rFonts w:ascii="Consolas" w:hAnsi="Consolas"/>
-              </w:rPr>
-              <w:t>int</w:t>
-            </w:r>
-            <w:proofErr w:type="spellEnd"/>
-            <w:r>
-              <w:rPr>
-                <w:rFonts w:ascii="Consolas" w:hAnsi="Consolas"/>
-              </w:rPr>
-              <w:t xml:space="preserve"> </w:t>
-            </w:r>
-            <w:proofErr w:type="spellStart"/>
-            <w:r>
-              <w:rPr>
-                <w:rFonts w:ascii="Consolas" w:hAnsi="Consolas"/>
-              </w:rPr>
-              <w:t>pontuacao</w:t>
-            </w:r>
-            <w:proofErr w:type="spellEnd"/>
-            <w:r>
-              <w:rPr>
-                <w:rFonts w:ascii="Consolas" w:hAnsi="Consolas"/>
-              </w:rPr>
-              <w:t xml:space="preserve"> = </w:t>
-            </w:r>
-            <w:proofErr w:type="spellStart"/>
-            <w:r>
-              <w:rPr>
-                <w:rFonts w:ascii="Consolas" w:hAnsi="Consolas"/>
-              </w:rPr>
-              <w:t>acertof</w:t>
-            </w:r>
-            <w:proofErr w:type="spellEnd"/>
-            <w:r>
-              <w:rPr>
-                <w:rFonts w:ascii="Consolas" w:hAnsi="Consolas"/>
-              </w:rPr>
-              <w:t xml:space="preserve"> * 10 + </w:t>
-            </w:r>
-            <w:proofErr w:type="spellStart"/>
-            <w:r>
-              <w:rPr>
-                <w:rFonts w:ascii="Consolas" w:hAnsi="Consolas"/>
-              </w:rPr>
-              <w:t>acertom</w:t>
-            </w:r>
-            <w:proofErr w:type="spellEnd"/>
-            <w:r>
-              <w:rPr>
-                <w:rFonts w:ascii="Consolas" w:hAnsi="Consolas"/>
-              </w:rPr>
-              <w:t xml:space="preserve"> * 20 + </w:t>
-            </w:r>
-            <w:proofErr w:type="spellStart"/>
-            <w:r>
-              <w:rPr>
-                <w:rFonts w:ascii="Consolas" w:hAnsi="Consolas"/>
-              </w:rPr>
-              <w:t>acertod</w:t>
-            </w:r>
-            <w:proofErr w:type="spellEnd"/>
-            <w:r>
-              <w:rPr>
-                <w:rFonts w:ascii="Consolas" w:hAnsi="Consolas"/>
-              </w:rPr>
-              <w:t xml:space="preserve"> * 30 - </w:t>
-            </w:r>
-            <w:proofErr w:type="spellStart"/>
-            <w:r>
-              <w:rPr>
-                <w:rFonts w:ascii="Consolas" w:hAnsi="Consolas"/>
-              </w:rPr>
-              <w:t>penalidadeDicas</w:t>
-            </w:r>
-            <w:proofErr w:type="spellEnd"/>
-            <w:r>
-              <w:rPr>
-                <w:rFonts w:ascii="Consolas" w:hAnsi="Consolas"/>
-              </w:rPr>
-              <w:t>;</w:t>
+            <w:r>
+              <w:rPr>
+                <w:rFonts w:ascii="Consolas" w:hAnsi="Consolas"/>
+              </w:rPr>
+              <w:t>int pontuacao = acertof * 10 + acertom * 20 + acertod * 30 - penalidadeDicas;</w:t>
             </w:r>
           </w:p>
           <w:p>
@@ -929,33 +806,11 @@
                 <w:rFonts w:ascii="Consolas" w:hAnsi="Consolas"/>
               </w:rPr>
             </w:pPr>
-            <w:proofErr w:type="spellStart"/>
-            <w:r>
-              <w:rPr>
-                <w:rFonts w:ascii="Consolas" w:hAnsi="Consolas"/>
-              </w:rPr>
-              <w:t>if</w:t>
-            </w:r>
-            <w:proofErr w:type="spellEnd"/>
-            <w:r>
-              <w:rPr>
-                <w:rFonts w:ascii="Consolas" w:hAnsi="Consolas"/>
-              </w:rPr>
-              <w:t xml:space="preserve"> (</w:t>
-            </w:r>
-            <w:proofErr w:type="spellStart"/>
-            <w:r>
-              <w:rPr>
-                <w:rFonts w:ascii="Consolas" w:hAnsi="Consolas"/>
-              </w:rPr>
-              <w:t>pontuacao</w:t>
-            </w:r>
-            <w:proofErr w:type="spellEnd"/>
-            <w:r>
-              <w:rPr>
-                <w:rFonts w:ascii="Consolas" w:hAnsi="Consolas"/>
-              </w:rPr>
-              <w:t xml:space="preserve"> &lt; 0)</w:t>
+            <w:r>
+              <w:rPr>
+                <w:rFonts w:ascii="Consolas" w:hAnsi="Consolas"/>
+              </w:rPr>
+              <w:t>if (pontuacao &lt; 0)</w:t>
             </w:r>
           </w:p>
           <w:p>
@@ -983,21 +838,7 @@
               <w:rPr>
                 <w:rFonts w:ascii="Consolas" w:hAnsi="Consolas"/>
               </w:rPr>
-              <w:t xml:space="preserve">    </w:t>
-            </w:r>
-            <w:proofErr w:type="spellStart"/>
-            <w:r>
-              <w:rPr>
-                <w:rFonts w:ascii="Consolas" w:hAnsi="Consolas"/>
-              </w:rPr>
-              <w:t>pontuacao</w:t>
-            </w:r>
-            <w:proofErr w:type="spellEnd"/>
-            <w:r>
-              <w:rPr>
-                <w:rFonts w:ascii="Consolas" w:hAnsi="Consolas"/>
-              </w:rPr>
-              <w:t xml:space="preserve"> = 0;</w:t>
+              <w:t>    pontuacao = 0;</w:t>
             </w:r>
           </w:p>
           <w:p>
@@ -1021,75 +862,11 @@
                 <w:rFonts w:ascii="Consolas" w:hAnsi="Consolas"/>
               </w:rPr>
             </w:pPr>
-            <w:proofErr w:type="spellStart"/>
-            <w:r>
-              <w:rPr>
-                <w:rFonts w:ascii="Consolas" w:hAnsi="Consolas"/>
-              </w:rPr>
-              <w:t>int</w:t>
-            </w:r>
-            <w:proofErr w:type="spellEnd"/>
-            <w:r>
-              <w:rPr>
-                <w:rFonts w:ascii="Consolas" w:hAnsi="Consolas"/>
-              </w:rPr>
-              <w:t xml:space="preserve"> </w:t>
-            </w:r>
-            <w:proofErr w:type="spellStart"/>
-            <w:r>
-              <w:rPr>
-                <w:rFonts w:ascii="Consolas" w:hAnsi="Consolas"/>
-              </w:rPr>
-              <w:t>pontuacaoMaxima</w:t>
-            </w:r>
-            <w:proofErr w:type="spellEnd"/>
-            <w:r>
-              <w:rPr>
-                <w:rFonts w:ascii="Consolas" w:hAnsi="Consolas"/>
-              </w:rPr>
-              <w:t xml:space="preserve"> = </w:t>
-            </w:r>
-            <w:proofErr w:type="spellStart"/>
-            <w:r>
-              <w:rPr>
-                <w:rFonts w:ascii="Consolas" w:hAnsi="Consolas"/>
-              </w:rPr>
-              <w:t>questaof</w:t>
-            </w:r>
-            <w:proofErr w:type="spellEnd"/>
-            <w:r>
-              <w:rPr>
-                <w:rFonts w:ascii="Consolas" w:hAnsi="Consolas"/>
-              </w:rPr>
-              <w:t xml:space="preserve"> * 10 + </w:t>
-            </w:r>
-            <w:proofErr w:type="spellStart"/>
-            <w:r>
-              <w:rPr>
-                <w:rFonts w:ascii="Consolas" w:hAnsi="Consolas"/>
-              </w:rPr>
-              <w:t>questaom</w:t>
-            </w:r>
-            <w:proofErr w:type="spellEnd"/>
-            <w:r>
-              <w:rPr>
-                <w:rFonts w:ascii="Consolas" w:hAnsi="Consolas"/>
-              </w:rPr>
-              <w:t xml:space="preserve"> * 20 + </w:t>
-            </w:r>
-            <w:proofErr w:type="spellStart"/>
-            <w:r>
-              <w:rPr>
-                <w:rFonts w:ascii="Consolas" w:hAnsi="Consolas"/>
-              </w:rPr>
-              <w:t>questaod</w:t>
-            </w:r>
-            <w:proofErr w:type="spellEnd"/>
-            <w:r>
-              <w:rPr>
-                <w:rFonts w:ascii="Consolas" w:hAnsi="Consolas"/>
-              </w:rPr>
-              <w:t xml:space="preserve"> * 30;</w:t>
+            <w:r>
+              <w:rPr>
+                <w:rFonts w:ascii="Consolas" w:hAnsi="Consolas"/>
+              </w:rPr>
+              <w:t>int pontuacaoMaxima = questaof * 10 + questaom * 20 + questaod * 30;</w:t>
             </w:r>
           </w:p>
           <w:p>
@@ -1099,61 +876,11 @@
                 <w:rFonts w:ascii="Consolas" w:hAnsi="Consolas"/>
               </w:rPr>
             </w:pPr>
-            <w:proofErr w:type="spellStart"/>
-            <w:r>
-              <w:rPr>
-                <w:rFonts w:ascii="Consolas" w:hAnsi="Consolas"/>
-              </w:rPr>
-              <w:t>double</w:t>
-            </w:r>
-            <w:proofErr w:type="spellEnd"/>
-            <w:r>
-              <w:rPr>
-                <w:rFonts w:ascii="Consolas" w:hAnsi="Consolas"/>
-              </w:rPr>
-              <w:t xml:space="preserve"> </w:t>
-            </w:r>
-            <w:proofErr w:type="spellStart"/>
-            <w:r>
-              <w:rPr>
-                <w:rFonts w:ascii="Consolas" w:hAnsi="Consolas"/>
-              </w:rPr>
-              <w:t>aproveitamentoPontuacao</w:t>
-            </w:r>
-            <w:proofErr w:type="spellEnd"/>
-            <w:r>
-              <w:rPr>
-                <w:rFonts w:ascii="Consolas" w:hAnsi="Consolas"/>
-              </w:rPr>
-              <w:t xml:space="preserve"> = </w:t>
-            </w:r>
-            <w:proofErr w:type="spellStart"/>
-            <w:r>
-              <w:rPr>
-                <w:rFonts w:ascii="Consolas" w:hAnsi="Consolas"/>
-              </w:rPr>
-              <w:t>pontuacao</w:t>
-            </w:r>
-            <w:proofErr w:type="spellEnd"/>
-            <w:r>
-              <w:rPr>
-                <w:rFonts w:ascii="Consolas" w:hAnsi="Consolas"/>
-              </w:rPr>
-              <w:t xml:space="preserve"> * 100.0 / </w:t>
-            </w:r>
-            <w:proofErr w:type="spellStart"/>
-            <w:r>
-              <w:rPr>
-                <w:rFonts w:ascii="Consolas" w:hAnsi="Consolas"/>
-              </w:rPr>
-              <w:t>pontuacaoMaxima</w:t>
-            </w:r>
-            <w:proofErr w:type="spellEnd"/>
-            <w:r>
-              <w:rPr>
-                <w:rFonts w:ascii="Consolas" w:hAnsi="Consolas"/>
-              </w:rPr>
-              <w:t>;</w:t>
+            <w:r>
+              <w:rPr>
+                <w:rFonts w:ascii="Consolas" w:hAnsi="Consolas"/>
+              </w:rPr>
+              <w:t>double aproveitamentoPontuacao = pontuacao * 100.0 / pontuacaoMaxima;</w:t>
             </w:r>
           </w:p>
         </w:tc>
@@ -1257,15 +984,7 @@
           <w:p/>
           <w:p>
             <w:r>
-              <w:t xml:space="preserve">Quantas questões </w:t>
-            </w:r>
-            <w:proofErr w:type="spellStart"/>
-            <w:r>
-              <w:t>dificeis</w:t>
-            </w:r>
-            <w:proofErr w:type="spellEnd"/>
-            <w:r>
-              <w:t xml:space="preserve"> foram respondidas?</w:t>
+              <w:t>Quantas questões dificeis foram respondidas?</w:t>
             </w:r>
             <w:r>
               <w:t xml:space="preserve"> </w:t>
@@ -1276,15 +995,7 @@
           </w:p>
           <w:p>
             <w:r>
-              <w:t xml:space="preserve">Quantas acertos nas questões </w:t>
-            </w:r>
-            <w:proofErr w:type="spellStart"/>
-            <w:r>
-              <w:t>dificeis</w:t>
-            </w:r>
-            <w:proofErr w:type="spellEnd"/>
-            <w:r>
-              <w:t>? 1</w:t>
+              <w:t>Quantas acertos nas questões dificeis? 1</w:t>
             </w:r>
           </w:p>
         </w:tc>
@@ -1474,33 +1185,11 @@
             </w:tcMar>
           </w:tcPr>
           <w:p>
-            <w:proofErr w:type="spellStart"/>
-            <w:r>
-              <w:rPr>
-                <w:rFonts w:ascii="Consolas" w:hAnsi="Consolas"/>
-              </w:rPr>
-              <w:t>Console.WriteLine</w:t>
-            </w:r>
-            <w:proofErr w:type="spellEnd"/>
-            <w:r>
-              <w:rPr>
-                <w:rFonts w:ascii="Consolas" w:hAnsi="Consolas"/>
-              </w:rPr>
-              <w:t xml:space="preserve">("Digite qual idade enquadra sua faixa </w:t>
-            </w:r>
-            <w:proofErr w:type="spellStart"/>
-            <w:r>
-              <w:rPr>
-                <w:rFonts w:ascii="Consolas" w:hAnsi="Consolas"/>
-              </w:rPr>
-              <w:t>etaria</w:t>
-            </w:r>
-            <w:proofErr w:type="spellEnd"/>
-            <w:r>
-              <w:rPr>
-                <w:rFonts w:ascii="Consolas" w:hAnsi="Consolas"/>
-              </w:rPr>
-              <w:t>: 1. Até 12 anos 2. 13 a 17 anos 3. 18 a 24 anos 4. 25 a 39 anos 5.40 anos ou mais 6. Prefiro não informar");</w:t>
+            <w:r>
+              <w:rPr>
+                <w:rFonts w:ascii="Consolas" w:hAnsi="Consolas"/>
+              </w:rPr>
+              <w:t>Console.WriteLine("Digite qual idade enquadra sua faixa etaria: 1. Até 12 anos 2. 13 a 17 anos 3. 18 a 24 anos 4. 25 a 39 anos 5.40 anos ou mais 6. Prefiro não informar");</w:t>
             </w:r>
           </w:p>
           <w:p>
@@ -1513,22 +1202,16 @@
               <w:rPr>
                 <w:rFonts w:ascii="Consolas" w:hAnsi="Consolas"/>
               </w:rPr>
-              <w:t xml:space="preserve">linha1 = </w:t>
-            </w:r>
-            <w:proofErr w:type="spellStart"/>
-            <w:r>
-              <w:rPr>
-                <w:rFonts w:ascii="Consolas" w:hAnsi="Consolas"/>
-              </w:rPr>
-              <w:t>Console.ReadLine</w:t>
-            </w:r>
-            <w:proofErr w:type="spellEnd"/>
-            <w:r>
-              <w:rPr>
-                <w:rFonts w:ascii="Consolas" w:hAnsi="Consolas"/>
-              </w:rPr>
-              <w:t>()!;</w:t>
-            </w:r>
+              <w:t>linha1 = Console.ReadLine(</w:t>
+            </w:r>
+            <w:proofErr w:type="gramStart"/>
+            <w:r>
+              <w:rPr>
+                <w:rFonts w:ascii="Consolas" w:hAnsi="Consolas"/>
+              </w:rPr>
+              <w:t>)!;</w:t>
+            </w:r>
+            <w:proofErr w:type="gramEnd"/>
           </w:p>
           <w:p>
             <w:pPr>
@@ -1547,21 +1230,7 @@
               <w:rPr>
                 <w:rFonts w:ascii="Consolas" w:hAnsi="Consolas"/>
               </w:rPr>
-              <w:t xml:space="preserve">// </w:t>
-            </w:r>
-            <w:proofErr w:type="spellStart"/>
-            <w:r>
-              <w:rPr>
-                <w:rFonts w:ascii="Consolas" w:hAnsi="Consolas"/>
-              </w:rPr>
-              <w:t>Validacao</w:t>
-            </w:r>
-            <w:proofErr w:type="spellEnd"/>
-            <w:r>
-              <w:rPr>
-                <w:rFonts w:ascii="Consolas" w:hAnsi="Consolas"/>
-              </w:rPr>
-              <w:t xml:space="preserve"> 2</w:t>
+              <w:t>// Validacao 2</w:t>
             </w:r>
           </w:p>
           <w:p>
@@ -1570,28 +1239,20 @@
                 <w:rFonts w:ascii="Consolas" w:hAnsi="Consolas"/>
               </w:rPr>
             </w:pPr>
-            <w:proofErr w:type="spellStart"/>
-            <w:r>
-              <w:rPr>
-                <w:rFonts w:ascii="Consolas" w:hAnsi="Consolas"/>
-              </w:rPr>
-              <w:t>convertTorF</w:t>
-            </w:r>
-            <w:proofErr w:type="spellEnd"/>
-            <w:r>
-              <w:rPr>
-                <w:rFonts w:ascii="Consolas" w:hAnsi="Consolas"/>
-              </w:rPr>
-              <w:t xml:space="preserve"> = </w:t>
-            </w:r>
-            <w:proofErr w:type="spellStart"/>
+            <w:r>
+              <w:rPr>
+                <w:rFonts w:ascii="Consolas" w:hAnsi="Consolas"/>
+              </w:rPr>
+              <w:t xml:space="preserve">convertTorF = </w:t>
+            </w:r>
+            <w:proofErr w:type="gramStart"/>
             <w:r>
               <w:rPr>
                 <w:rFonts w:ascii="Consolas" w:hAnsi="Consolas"/>
               </w:rPr>
               <w:t>int.TryParse</w:t>
             </w:r>
-            <w:proofErr w:type="spellEnd"/>
+            <w:proofErr w:type="gramEnd"/>
             <w:r>
               <w:rPr>
                 <w:rFonts w:ascii="Consolas" w:hAnsi="Consolas"/>
@@ -1612,28 +1273,20 @@
                 <w:rFonts w:ascii="Consolas" w:hAnsi="Consolas"/>
               </w:rPr>
             </w:pPr>
-            <w:proofErr w:type="spellStart"/>
-            <w:r>
-              <w:rPr>
-                <w:rFonts w:ascii="Consolas" w:hAnsi="Consolas"/>
-              </w:rPr>
-              <w:t>if</w:t>
-            </w:r>
-            <w:proofErr w:type="spellEnd"/>
-            <w:r>
-              <w:rPr>
-                <w:rFonts w:ascii="Consolas" w:hAnsi="Consolas"/>
-              </w:rPr>
-              <w:t xml:space="preserve"> (!</w:t>
-            </w:r>
-            <w:proofErr w:type="spellStart"/>
-            <w:r>
-              <w:rPr>
-                <w:rFonts w:ascii="Consolas" w:hAnsi="Consolas"/>
-              </w:rPr>
-              <w:t>convertTorF</w:t>
-            </w:r>
-            <w:proofErr w:type="spellEnd"/>
+            <w:r>
+              <w:rPr>
+                <w:rFonts w:ascii="Consolas" w:hAnsi="Consolas"/>
+              </w:rPr>
+              <w:t xml:space="preserve">if </w:t>
+            </w:r>
+            <w:proofErr w:type="gramStart"/>
+            <w:r>
+              <w:rPr>
+                <w:rFonts w:ascii="Consolas" w:hAnsi="Consolas"/>
+              </w:rPr>
+              <w:t>(!convertTorF</w:t>
+            </w:r>
+            <w:proofErr w:type="gramEnd"/>
             <w:r>
               <w:rPr>
                 <w:rFonts w:ascii="Consolas" w:hAnsi="Consolas"/>
@@ -1658,21 +1311,7 @@
               <w:rPr>
                 <w:rFonts w:ascii="Consolas" w:hAnsi="Consolas"/>
               </w:rPr>
-              <w:t xml:space="preserve">    </w:t>
-            </w:r>
-            <w:proofErr w:type="spellStart"/>
-            <w:r>
-              <w:rPr>
-                <w:rFonts w:ascii="Consolas" w:hAnsi="Consolas"/>
-              </w:rPr>
-              <w:t>Console.WriteLine</w:t>
-            </w:r>
-            <w:proofErr w:type="spellEnd"/>
-            <w:r>
-              <w:rPr>
-                <w:rFonts w:ascii="Consolas" w:hAnsi="Consolas"/>
-              </w:rPr>
-              <w:t>("ERRO na entrada 2, digite um valor numérico.");</w:t>
+              <w:t>    Console.WriteLine("ERRO na entrada 2, digite um valor numérico.");</w:t>
             </w:r>
           </w:p>
           <w:p>
@@ -1685,21 +1324,7 @@
               <w:rPr>
                 <w:rFonts w:ascii="Consolas" w:hAnsi="Consolas"/>
               </w:rPr>
-              <w:t xml:space="preserve">    </w:t>
-            </w:r>
-            <w:proofErr w:type="spellStart"/>
-            <w:r>
-              <w:rPr>
-                <w:rFonts w:ascii="Consolas" w:hAnsi="Consolas"/>
-              </w:rPr>
-              <w:t>Environment.Exit</w:t>
-            </w:r>
-            <w:proofErr w:type="spellEnd"/>
-            <w:r>
-              <w:rPr>
-                <w:rFonts w:ascii="Consolas" w:hAnsi="Consolas"/>
-              </w:rPr>
-              <w:t>(1);</w:t>
+              <w:t>    Environment.Exit(1);</w:t>
             </w:r>
           </w:p>
           <w:p>
@@ -1719,35 +1344,7 @@
               <w:rPr>
                 <w:rFonts w:ascii="Consolas" w:hAnsi="Consolas"/>
               </w:rPr>
-              <w:t xml:space="preserve">} </w:t>
-            </w:r>
-            <w:proofErr w:type="spellStart"/>
-            <w:r>
-              <w:rPr>
-                <w:rFonts w:ascii="Consolas" w:hAnsi="Consolas"/>
-              </w:rPr>
-              <w:t>else</w:t>
-            </w:r>
-            <w:proofErr w:type="spellEnd"/>
-            <w:r>
-              <w:rPr>
-                <w:rFonts w:ascii="Consolas" w:hAnsi="Consolas"/>
-              </w:rPr>
-              <w:t xml:space="preserve"> </w:t>
-            </w:r>
-            <w:proofErr w:type="spellStart"/>
-            <w:r>
-              <w:rPr>
-                <w:rFonts w:ascii="Consolas" w:hAnsi="Consolas"/>
-              </w:rPr>
-              <w:t>if</w:t>
-            </w:r>
-            <w:proofErr w:type="spellEnd"/>
-            <w:r>
-              <w:rPr>
-                <w:rFonts w:ascii="Consolas" w:hAnsi="Consolas"/>
-              </w:rPr>
-              <w:t xml:space="preserve"> (faixa &lt; 1 || faixa &gt; 6)</w:t>
+              <w:t>} else if (faixa &lt; 1 || faixa &gt; 6)</w:t>
             </w:r>
           </w:p>
           <w:p>
@@ -1773,35 +1370,7 @@
               <w:rPr>
                 <w:rFonts w:ascii="Consolas" w:hAnsi="Consolas"/>
               </w:rPr>
-              <w:t xml:space="preserve">    </w:t>
-            </w:r>
-            <w:proofErr w:type="spellStart"/>
-            <w:r>
-              <w:rPr>
-                <w:rFonts w:ascii="Consolas" w:hAnsi="Consolas"/>
-              </w:rPr>
-              <w:t>Console.WriteLine</w:t>
-            </w:r>
-            <w:proofErr w:type="spellEnd"/>
-            <w:r>
-              <w:rPr>
-                <w:rFonts w:ascii="Consolas" w:hAnsi="Consolas"/>
-              </w:rPr>
-              <w:t xml:space="preserve">("ERRO na entrada 2, digite um </w:t>
-            </w:r>
-            <w:proofErr w:type="spellStart"/>
-            <w:r>
-              <w:rPr>
-                <w:rFonts w:ascii="Consolas" w:hAnsi="Consolas"/>
-              </w:rPr>
-              <w:t>numero</w:t>
-            </w:r>
-            <w:proofErr w:type="spellEnd"/>
-            <w:r>
-              <w:rPr>
-                <w:rFonts w:ascii="Consolas" w:hAnsi="Consolas"/>
-              </w:rPr>
-              <w:t xml:space="preserve"> entre 1 a 6.");</w:t>
+              <w:t>    Console.WriteLine("ERRO na entrada 2, digite um numero entre 1 a 6.");</w:t>
             </w:r>
           </w:p>
           <w:p>
@@ -1814,21 +1383,7 @@
               <w:rPr>
                 <w:rFonts w:ascii="Consolas" w:hAnsi="Consolas"/>
               </w:rPr>
-              <w:t xml:space="preserve">    </w:t>
-            </w:r>
-            <w:proofErr w:type="spellStart"/>
-            <w:r>
-              <w:rPr>
-                <w:rFonts w:ascii="Consolas" w:hAnsi="Consolas"/>
-              </w:rPr>
-              <w:t>Environment.Exit</w:t>
-            </w:r>
-            <w:proofErr w:type="spellEnd"/>
-            <w:r>
-              <w:rPr>
-                <w:rFonts w:ascii="Consolas" w:hAnsi="Consolas"/>
-              </w:rPr>
-              <w:t>(1);</w:t>
+              <w:t>    Environment.Exit(1);</w:t>
             </w:r>
           </w:p>
           <w:p>
@@ -1926,15 +1481,7 @@
               <w:pStyle w:val="PargrafodaLista"/>
             </w:pPr>
             <w:r>
-              <w:t xml:space="preserve">Digite qual idade enquadra sua faixa </w:t>
-            </w:r>
-            <w:proofErr w:type="spellStart"/>
-            <w:r>
-              <w:t>etaria</w:t>
-            </w:r>
-            <w:proofErr w:type="spellEnd"/>
-            <w:r>
-              <w:t xml:space="preserve">: 1. Até 12 anos 2. 13 a 17 anos 3. 18 a 24 anos 4. 25 a 39 anos 5.40 anos ou mais 6. Prefiro não informar </w:t>
+              <w:t xml:space="preserve">Digite qual idade enquadra sua faixa etaria: 1. Até 12 anos 2. 13 a 17 anos 3. 18 a 24 anos 4. 25 a 39 anos 5.40 anos ou mais 6. Prefiro não informar </w:t>
             </w:r>
           </w:p>
           <w:p>
@@ -2000,15 +1547,7 @@
               <w:pStyle w:val="PargrafodaLista"/>
             </w:pPr>
             <w:r>
-              <w:t xml:space="preserve">ERRO na entrada 2, digite um </w:t>
-            </w:r>
-            <w:proofErr w:type="spellStart"/>
-            <w:r>
-              <w:t>numero</w:t>
-            </w:r>
-            <w:proofErr w:type="spellEnd"/>
-            <w:r>
-              <w:t xml:space="preserve"> entre 1 a 6.</w:t>
+              <w:t>ERRO na entrada 2, digite um numero entre 1 a 6.</w:t>
             </w:r>
           </w:p>
         </w:tc>
@@ -2135,61 +1674,25 @@
                 <w:rFonts w:ascii="Consolas" w:hAnsi="Consolas"/>
               </w:rPr>
             </w:pPr>
-            <w:proofErr w:type="spellStart"/>
-            <w:r>
-              <w:rPr>
-                <w:rFonts w:ascii="Consolas" w:hAnsi="Consolas"/>
-              </w:rPr>
-              <w:t>Console.WriteLine</w:t>
-            </w:r>
-            <w:proofErr w:type="spellEnd"/>
-            <w:r>
-              <w:rPr>
-                <w:rFonts w:ascii="Consolas" w:hAnsi="Consolas"/>
-              </w:rPr>
-              <w:t>($"Total: {</w:t>
-            </w:r>
-            <w:proofErr w:type="spellStart"/>
-            <w:r>
-              <w:rPr>
-                <w:rFonts w:ascii="Consolas" w:hAnsi="Consolas"/>
-              </w:rPr>
-              <w:t>totalAcertos</w:t>
-            </w:r>
-            <w:proofErr w:type="spellEnd"/>
-            <w:r>
-              <w:rPr>
-                <w:rFonts w:ascii="Consolas" w:hAnsi="Consolas"/>
-              </w:rPr>
-              <w:t>} acertos e {</w:t>
-            </w:r>
-            <w:proofErr w:type="spellStart"/>
-            <w:r>
-              <w:rPr>
-                <w:rFonts w:ascii="Consolas" w:hAnsi="Consolas"/>
-              </w:rPr>
-              <w:t>totalErros</w:t>
-            </w:r>
-            <w:proofErr w:type="spellEnd"/>
-            <w:r>
-              <w:rPr>
-                <w:rFonts w:ascii="Consolas" w:hAnsi="Consolas"/>
-              </w:rPr>
-              <w:t>} erros em {</w:t>
-            </w:r>
-            <w:proofErr w:type="spellStart"/>
-            <w:r>
-              <w:rPr>
-                <w:rFonts w:ascii="Consolas" w:hAnsi="Consolas"/>
-              </w:rPr>
-              <w:t>totalq</w:t>
-            </w:r>
-            <w:proofErr w:type="spellEnd"/>
-            <w:r>
-              <w:rPr>
-                <w:rFonts w:ascii="Consolas" w:hAnsi="Consolas"/>
-              </w:rPr>
-              <w:t>} questões ({percentualGeral:F1}%)");</w:t>
+            <w:r>
+              <w:rPr>
+                <w:rFonts w:ascii="Consolas" w:hAnsi="Consolas"/>
+              </w:rPr>
+              <w:t>Console.WriteLine($"Total: {totalAcertos} acertos e {totalErros} erros em {totalq} questões ({percentualGeral:F</w:t>
+            </w:r>
+            <w:proofErr w:type="gramStart"/>
+            <w:r>
+              <w:rPr>
+                <w:rFonts w:ascii="Consolas" w:hAnsi="Consolas"/>
+              </w:rPr>
+              <w:t>1}%</w:t>
+            </w:r>
+            <w:proofErr w:type="gramEnd"/>
+            <w:r>
+              <w:rPr>
+                <w:rFonts w:ascii="Consolas" w:hAnsi="Consolas"/>
+              </w:rPr>
+              <w:t>)");</w:t>
             </w:r>
           </w:p>
           <w:p>
@@ -2205,47 +1708,25 @@
                 <w:rFonts w:ascii="Consolas" w:hAnsi="Consolas"/>
               </w:rPr>
             </w:pPr>
-            <w:proofErr w:type="spellStart"/>
-            <w:r>
-              <w:rPr>
-                <w:rFonts w:ascii="Consolas" w:hAnsi="Consolas"/>
-              </w:rPr>
-              <w:t>Console.WriteLine</w:t>
-            </w:r>
-            <w:proofErr w:type="spellEnd"/>
-            <w:r>
-              <w:rPr>
-                <w:rFonts w:ascii="Consolas" w:hAnsi="Consolas"/>
-              </w:rPr>
-              <w:t>($"Pontuação: {</w:t>
-            </w:r>
-            <w:proofErr w:type="spellStart"/>
-            <w:r>
-              <w:rPr>
-                <w:rFonts w:ascii="Consolas" w:hAnsi="Consolas"/>
-              </w:rPr>
-              <w:t>pontuacao</w:t>
-            </w:r>
-            <w:proofErr w:type="spellEnd"/>
-            <w:r>
-              <w:rPr>
-                <w:rFonts w:ascii="Consolas" w:hAnsi="Consolas"/>
-              </w:rPr>
-              <w:t>} de {</w:t>
-            </w:r>
-            <w:proofErr w:type="spellStart"/>
-            <w:r>
-              <w:rPr>
-                <w:rFonts w:ascii="Consolas" w:hAnsi="Consolas"/>
-              </w:rPr>
-              <w:t>pontuacaoMaxima</w:t>
-            </w:r>
-            <w:proofErr w:type="spellEnd"/>
-            <w:r>
-              <w:rPr>
-                <w:rFonts w:ascii="Consolas" w:hAnsi="Consolas"/>
-              </w:rPr>
-              <w:t>} pontos possíveis ({aproveitamentoPontuacao:F1}%)");</w:t>
+            <w:r>
+              <w:rPr>
+                <w:rFonts w:ascii="Consolas" w:hAnsi="Consolas"/>
+              </w:rPr>
+              <w:t>Console.WriteLine($"Pontuação: {pontuacao} de {pontuacaoMaxima} pontos possíveis ({aproveitamentoPontuacao:F</w:t>
+            </w:r>
+            <w:proofErr w:type="gramStart"/>
+            <w:r>
+              <w:rPr>
+                <w:rFonts w:ascii="Consolas" w:hAnsi="Consolas"/>
+              </w:rPr>
+              <w:t>1}%</w:t>
+            </w:r>
+            <w:proofErr w:type="gramEnd"/>
+            <w:r>
+              <w:rPr>
+                <w:rFonts w:ascii="Consolas" w:hAnsi="Consolas"/>
+              </w:rPr>
+              <w:t>)");</w:t>
             </w:r>
           </w:p>
           <w:p>
@@ -2261,33 +1742,11 @@
                 <w:rFonts w:ascii="Consolas" w:hAnsi="Consolas"/>
               </w:rPr>
             </w:pPr>
-            <w:proofErr w:type="spellStart"/>
-            <w:r>
-              <w:rPr>
-                <w:rFonts w:ascii="Consolas" w:hAnsi="Consolas"/>
-              </w:rPr>
-              <w:t>Console.WriteLine</w:t>
-            </w:r>
-            <w:proofErr w:type="spellEnd"/>
-            <w:r>
-              <w:rPr>
-                <w:rFonts w:ascii="Consolas" w:hAnsi="Consolas"/>
-              </w:rPr>
-              <w:t>($"Dicas usadas: {dica} (penalidade de {</w:t>
-            </w:r>
-            <w:proofErr w:type="spellStart"/>
-            <w:r>
-              <w:rPr>
-                <w:rFonts w:ascii="Consolas" w:hAnsi="Consolas"/>
-              </w:rPr>
-              <w:t>penalidadeDicas</w:t>
-            </w:r>
-            <w:proofErr w:type="spellEnd"/>
-            <w:r>
-              <w:rPr>
-                <w:rFonts w:ascii="Consolas" w:hAnsi="Consolas"/>
-              </w:rPr>
-              <w:t>} pontos)");</w:t>
+            <w:r>
+              <w:rPr>
+                <w:rFonts w:ascii="Consolas" w:hAnsi="Consolas"/>
+              </w:rPr>
+              <w:t>Console.WriteLine($"Dicas usadas: {dica} (penalidade de {penalidadeDicas} pontos)");</w:t>
             </w:r>
           </w:p>
           <w:p>
@@ -2303,33 +1762,11 @@
                 <w:rFonts w:ascii="Consolas" w:hAnsi="Consolas"/>
               </w:rPr>
             </w:pPr>
-            <w:proofErr w:type="spellStart"/>
-            <w:r>
-              <w:rPr>
-                <w:rFonts w:ascii="Consolas" w:hAnsi="Consolas"/>
-              </w:rPr>
-              <w:t>Console.WriteLine</w:t>
-            </w:r>
-            <w:proofErr w:type="spellEnd"/>
-            <w:r>
-              <w:rPr>
-                <w:rFonts w:ascii="Consolas" w:hAnsi="Consolas"/>
-              </w:rPr>
-              <w:t>($"Tempo total: {minutos} min {</w:t>
-            </w:r>
-            <w:proofErr w:type="spellStart"/>
-            <w:r>
-              <w:rPr>
-                <w:rFonts w:ascii="Consolas" w:hAnsi="Consolas"/>
-              </w:rPr>
-              <w:t>segundosrestantes</w:t>
-            </w:r>
-            <w:proofErr w:type="spellEnd"/>
-            <w:r>
-              <w:rPr>
-                <w:rFonts w:ascii="Consolas" w:hAnsi="Consolas"/>
-              </w:rPr>
-              <w:t>} s | Média: {tempoMedioPorQuestao:F1} s por questão");</w:t>
+            <w:r>
+              <w:rPr>
+                <w:rFonts w:ascii="Consolas" w:hAnsi="Consolas"/>
+              </w:rPr>
+              <w:t>Console.WriteLine($"Tempo total: {minutos} min {segundosrestantes} s | Média: {tempoMedioPorQuestao:F1} s por questão");</w:t>
             </w:r>
           </w:p>
           <w:p>
@@ -2345,19 +1782,11 @@
                 <w:rFonts w:ascii="Consolas" w:hAnsi="Consolas"/>
               </w:rPr>
             </w:pPr>
-            <w:proofErr w:type="spellStart"/>
-            <w:r>
-              <w:rPr>
-                <w:rFonts w:ascii="Consolas" w:hAnsi="Consolas"/>
-              </w:rPr>
-              <w:t>Console.WriteLine</w:t>
-            </w:r>
-            <w:proofErr w:type="spellEnd"/>
-            <w:r>
-              <w:rPr>
-                <w:rFonts w:ascii="Consolas" w:hAnsi="Consolas"/>
-              </w:rPr>
-              <w:t>("Ritmo: " + ritmo);</w:t>
+            <w:r>
+              <w:rPr>
+                <w:rFonts w:ascii="Consolas" w:hAnsi="Consolas"/>
+              </w:rPr>
+              <w:t>Console.WriteLine("Ritmo: " + ritmo);</w:t>
             </w:r>
           </w:p>
           <w:p>
@@ -2373,33 +1802,11 @@
                 <w:rFonts w:ascii="Consolas" w:hAnsi="Consolas"/>
               </w:rPr>
             </w:pPr>
-            <w:proofErr w:type="spellStart"/>
-            <w:r>
-              <w:rPr>
-                <w:rFonts w:ascii="Consolas" w:hAnsi="Consolas"/>
-              </w:rPr>
-              <w:t>Console.WriteLine</w:t>
-            </w:r>
-            <w:proofErr w:type="spellEnd"/>
-            <w:r>
-              <w:rPr>
-                <w:rFonts w:ascii="Consolas" w:hAnsi="Consolas"/>
-              </w:rPr>
-              <w:t xml:space="preserve">("Melhor nível: " + </w:t>
-            </w:r>
-            <w:proofErr w:type="spellStart"/>
-            <w:r>
-              <w:rPr>
-                <w:rFonts w:ascii="Consolas" w:hAnsi="Consolas"/>
-              </w:rPr>
-              <w:t>melhorNivel</w:t>
-            </w:r>
-            <w:proofErr w:type="spellEnd"/>
-            <w:r>
-              <w:rPr>
-                <w:rFonts w:ascii="Consolas" w:hAnsi="Consolas"/>
-              </w:rPr>
-              <w:t>);</w:t>
+            <w:r>
+              <w:rPr>
+                <w:rFonts w:ascii="Consolas" w:hAnsi="Consolas"/>
+              </w:rPr>
+              <w:t>Console.WriteLine("Melhor nível: " + melhorNivel);</w:t>
             </w:r>
           </w:p>
           <w:p>
@@ -2415,33 +1822,11 @@
                 <w:rFonts w:ascii="Consolas" w:hAnsi="Consolas"/>
               </w:rPr>
             </w:pPr>
-            <w:proofErr w:type="spellStart"/>
-            <w:r>
-              <w:rPr>
-                <w:rFonts w:ascii="Consolas" w:hAnsi="Consolas"/>
-              </w:rPr>
-              <w:t>Console.WriteLine</w:t>
-            </w:r>
-            <w:proofErr w:type="spellEnd"/>
-            <w:r>
-              <w:rPr>
-                <w:rFonts w:ascii="Consolas" w:hAnsi="Consolas"/>
-              </w:rPr>
-              <w:t xml:space="preserve">("Classificação: " + </w:t>
-            </w:r>
-            <w:proofErr w:type="spellStart"/>
-            <w:r>
-              <w:rPr>
-                <w:rFonts w:ascii="Consolas" w:hAnsi="Consolas"/>
-              </w:rPr>
-              <w:t>classificacao</w:t>
-            </w:r>
-            <w:proofErr w:type="spellEnd"/>
-            <w:r>
-              <w:rPr>
-                <w:rFonts w:ascii="Consolas" w:hAnsi="Consolas"/>
-              </w:rPr>
-              <w:t>);</w:t>
+            <w:r>
+              <w:rPr>
+                <w:rFonts w:ascii="Consolas" w:hAnsi="Consolas"/>
+              </w:rPr>
+              <w:t>Console.WriteLine("Classificação: " + classificacao);</w:t>
             </w:r>
           </w:p>
         </w:tc>
@@ -2724,33 +2109,11 @@
                 <w:rFonts w:ascii="Consolas" w:hAnsi="Consolas"/>
               </w:rPr>
             </w:pPr>
-            <w:proofErr w:type="spellStart"/>
-            <w:r>
-              <w:rPr>
-                <w:rFonts w:ascii="Consolas" w:hAnsi="Consolas"/>
-              </w:rPr>
-              <w:t>if</w:t>
-            </w:r>
-            <w:proofErr w:type="spellEnd"/>
-            <w:r>
-              <w:rPr>
-                <w:rFonts w:ascii="Consolas" w:hAnsi="Consolas"/>
-              </w:rPr>
-              <w:t xml:space="preserve"> (</w:t>
-            </w:r>
-            <w:proofErr w:type="spellStart"/>
-            <w:r>
-              <w:rPr>
-                <w:rFonts w:ascii="Consolas" w:hAnsi="Consolas"/>
-              </w:rPr>
-              <w:t>questaof</w:t>
-            </w:r>
-            <w:proofErr w:type="spellEnd"/>
-            <w:r>
-              <w:rPr>
-                <w:rFonts w:ascii="Consolas" w:hAnsi="Consolas"/>
-              </w:rPr>
-              <w:t xml:space="preserve"> &gt; 0)</w:t>
+            <w:r>
+              <w:rPr>
+                <w:rFonts w:ascii="Consolas" w:hAnsi="Consolas"/>
+              </w:rPr>
+              <w:t>if (questaof &gt; 0)</w:t>
             </w:r>
           </w:p>
           <w:p>
@@ -2776,35 +2139,7 @@
               <w:rPr>
                 <w:rFonts w:ascii="Consolas" w:hAnsi="Consolas"/>
               </w:rPr>
-              <w:t xml:space="preserve">    </w:t>
-            </w:r>
-            <w:proofErr w:type="spellStart"/>
-            <w:r>
-              <w:rPr>
-                <w:rFonts w:ascii="Consolas" w:hAnsi="Consolas"/>
-              </w:rPr>
-              <w:t>string</w:t>
-            </w:r>
-            <w:proofErr w:type="spellEnd"/>
-            <w:r>
-              <w:rPr>
-                <w:rFonts w:ascii="Consolas" w:hAnsi="Consolas"/>
-              </w:rPr>
-              <w:t xml:space="preserve"> </w:t>
-            </w:r>
-            <w:proofErr w:type="spellStart"/>
-            <w:r>
-              <w:rPr>
-                <w:rFonts w:ascii="Consolas" w:hAnsi="Consolas"/>
-              </w:rPr>
-              <w:t>graficoFaceis</w:t>
-            </w:r>
-            <w:proofErr w:type="spellEnd"/>
-            <w:r>
-              <w:rPr>
-                <w:rFonts w:ascii="Consolas" w:hAnsi="Consolas"/>
-              </w:rPr>
-              <w:t xml:space="preserve"> = "";</w:t>
+              <w:t>    string graficoFaceis = "";</w:t>
             </w:r>
           </w:p>
           <w:p>
@@ -2817,35 +2152,7 @@
               <w:rPr>
                 <w:rFonts w:ascii="Consolas" w:hAnsi="Consolas"/>
               </w:rPr>
-              <w:t>    for (</w:t>
-            </w:r>
-            <w:proofErr w:type="spellStart"/>
-            <w:r>
-              <w:rPr>
-                <w:rFonts w:ascii="Consolas" w:hAnsi="Consolas"/>
-              </w:rPr>
-              <w:t>int</w:t>
-            </w:r>
-            <w:proofErr w:type="spellEnd"/>
-            <w:r>
-              <w:rPr>
-                <w:rFonts w:ascii="Consolas" w:hAnsi="Consolas"/>
-              </w:rPr>
-              <w:t xml:space="preserve"> i = 0; i &lt; </w:t>
-            </w:r>
-            <w:proofErr w:type="spellStart"/>
-            <w:r>
-              <w:rPr>
-                <w:rFonts w:ascii="Consolas" w:hAnsi="Consolas"/>
-              </w:rPr>
-              <w:t>acertof</w:t>
-            </w:r>
-            <w:proofErr w:type="spellEnd"/>
-            <w:r>
-              <w:rPr>
-                <w:rFonts w:ascii="Consolas" w:hAnsi="Consolas"/>
-              </w:rPr>
-              <w:t>; i++)</w:t>
+              <w:t>    for (int i = 0; i &lt; acertof; i++)</w:t>
             </w:r>
           </w:p>
           <w:p>
@@ -2871,35 +2178,7 @@
               <w:rPr>
                 <w:rFonts w:ascii="Consolas" w:hAnsi="Consolas"/>
               </w:rPr>
-              <w:t xml:space="preserve">        </w:t>
-            </w:r>
-            <w:proofErr w:type="spellStart"/>
-            <w:r>
-              <w:rPr>
-                <w:rFonts w:ascii="Consolas" w:hAnsi="Consolas"/>
-              </w:rPr>
-              <w:t>graficoFaceis</w:t>
-            </w:r>
-            <w:proofErr w:type="spellEnd"/>
-            <w:r>
-              <w:rPr>
-                <w:rFonts w:ascii="Consolas" w:hAnsi="Consolas"/>
-              </w:rPr>
-              <w:t xml:space="preserve"> = </w:t>
-            </w:r>
-            <w:proofErr w:type="spellStart"/>
-            <w:r>
-              <w:rPr>
-                <w:rFonts w:ascii="Consolas" w:hAnsi="Consolas"/>
-              </w:rPr>
-              <w:t>graficoFaceis</w:t>
-            </w:r>
-            <w:proofErr w:type="spellEnd"/>
-            <w:r>
-              <w:rPr>
-                <w:rFonts w:ascii="Consolas" w:hAnsi="Consolas"/>
-              </w:rPr>
-              <w:t xml:space="preserve"> + "*";</w:t>
+              <w:t>        graficoFaceis = graficoFaceis + "*";</w:t>
             </w:r>
           </w:p>
           <w:p>
@@ -2925,63 +2204,21 @@
               <w:rPr>
                 <w:rFonts w:ascii="Consolas" w:hAnsi="Consolas"/>
               </w:rPr>
-              <w:t xml:space="preserve">    </w:t>
-            </w:r>
-            <w:proofErr w:type="spellStart"/>
-            <w:r>
-              <w:rPr>
-                <w:rFonts w:ascii="Consolas" w:hAnsi="Consolas"/>
-              </w:rPr>
-              <w:t>Console.WriteLine</w:t>
-            </w:r>
-            <w:proofErr w:type="spellEnd"/>
-            <w:r>
-              <w:rPr>
-                <w:rFonts w:ascii="Consolas" w:hAnsi="Consolas"/>
-              </w:rPr>
-              <w:t>($"Fácil   ({</w:t>
-            </w:r>
-            <w:proofErr w:type="spellStart"/>
-            <w:r>
-              <w:rPr>
-                <w:rFonts w:ascii="Consolas" w:hAnsi="Consolas"/>
-              </w:rPr>
-              <w:t>acertof</w:t>
-            </w:r>
-            <w:proofErr w:type="spellEnd"/>
-            <w:r>
-              <w:rPr>
-                <w:rFonts w:ascii="Consolas" w:hAnsi="Consolas"/>
-              </w:rPr>
-              <w:t>}/{</w:t>
-            </w:r>
-            <w:proofErr w:type="spellStart"/>
-            <w:r>
-              <w:rPr>
-                <w:rFonts w:ascii="Consolas" w:hAnsi="Consolas"/>
-              </w:rPr>
-              <w:t>questaof</w:t>
-            </w:r>
-            <w:proofErr w:type="spellEnd"/>
-            <w:r>
-              <w:rPr>
-                <w:rFonts w:ascii="Consolas" w:hAnsi="Consolas"/>
-              </w:rPr>
-              <w:t>}) {percentualFaceis:F1}% {</w:t>
-            </w:r>
-            <w:proofErr w:type="spellStart"/>
-            <w:r>
-              <w:rPr>
-                <w:rFonts w:ascii="Consolas" w:hAnsi="Consolas"/>
-              </w:rPr>
-              <w:t>graficoFaceis</w:t>
-            </w:r>
-            <w:proofErr w:type="spellEnd"/>
-            <w:r>
-              <w:rPr>
-                <w:rFonts w:ascii="Consolas" w:hAnsi="Consolas"/>
-              </w:rPr>
-              <w:t>}");</w:t>
+              <w:t>    Console.WriteLine($"Fácil</w:t>
+            </w:r>
+            <w:proofErr w:type="gramStart"/>
+            <w:r>
+              <w:rPr>
+                <w:rFonts w:ascii="Consolas" w:hAnsi="Consolas"/>
+              </w:rPr>
+              <w:t xml:space="preserve">   (</w:t>
+            </w:r>
+            <w:proofErr w:type="gramEnd"/>
+            <w:r>
+              <w:rPr>
+                <w:rFonts w:ascii="Consolas" w:hAnsi="Consolas"/>
+              </w:rPr>
+              <w:t>{acertof}/{questaof}) {percentualFaceis:F1}% {graficoFaceis}");</w:t>
             </w:r>
           </w:p>
           <w:p>
@@ -3003,14 +2240,12 @@
                 <w:rFonts w:ascii="Consolas" w:hAnsi="Consolas"/>
               </w:rPr>
             </w:pPr>
-            <w:proofErr w:type="spellStart"/>
             <w:r>
               <w:rPr>
                 <w:rFonts w:ascii="Consolas" w:hAnsi="Consolas"/>
               </w:rPr>
               <w:t>else</w:t>
             </w:r>
-            <w:proofErr w:type="spellEnd"/>
           </w:p>
           <w:p>
             <w:pPr>
@@ -3035,21 +2270,21 @@
               <w:rPr>
                 <w:rFonts w:ascii="Consolas" w:hAnsi="Consolas"/>
               </w:rPr>
-              <w:t xml:space="preserve">    </w:t>
-            </w:r>
-            <w:proofErr w:type="spellStart"/>
-            <w:r>
-              <w:rPr>
-                <w:rFonts w:ascii="Consolas" w:hAnsi="Consolas"/>
-              </w:rPr>
-              <w:t>Console.WriteLine</w:t>
-            </w:r>
-            <w:proofErr w:type="spellEnd"/>
-            <w:r>
-              <w:rPr>
-                <w:rFonts w:ascii="Consolas" w:hAnsi="Consolas"/>
-              </w:rPr>
-              <w:t>("Fácil   (0/0) não jogado");</w:t>
+              <w:t>    Console.WriteLine("Fácil</w:t>
+            </w:r>
+            <w:proofErr w:type="gramStart"/>
+            <w:r>
+              <w:rPr>
+                <w:rFonts w:ascii="Consolas" w:hAnsi="Consolas"/>
+              </w:rPr>
+              <w:t xml:space="preserve">   (</w:t>
+            </w:r>
+            <w:proofErr w:type="gramEnd"/>
+            <w:r>
+              <w:rPr>
+                <w:rFonts w:ascii="Consolas" w:hAnsi="Consolas"/>
+              </w:rPr>
+              <w:t>0/0) não jogado");</w:t>
             </w:r>
           </w:p>
           <w:p>
@@ -3167,28 +2402,12 @@
           <w:p/>
           <w:p>
             <w:r>
-              <w:t xml:space="preserve">Quantas questões </w:t>
-            </w:r>
-            <w:proofErr w:type="spellStart"/>
-            <w:r>
-              <w:t>dificeis</w:t>
-            </w:r>
-            <w:proofErr w:type="spellEnd"/>
-            <w:r>
-              <w:t xml:space="preserve"> foram respondidas? 2</w:t>
-            </w:r>
-          </w:p>
-          <w:p>
-            <w:r>
-              <w:t xml:space="preserve">Quantas acertos nas questões </w:t>
-            </w:r>
-            <w:proofErr w:type="spellStart"/>
-            <w:r>
-              <w:t>dificeis</w:t>
-            </w:r>
-            <w:proofErr w:type="spellEnd"/>
-            <w:r>
-              <w:t>? 1</w:t>
+              <w:t>Quantas questões dificeis foram respondidas? 2</w:t>
+            </w:r>
+          </w:p>
+          <w:p>
+            <w:r>
+              <w:t>Quantas acertos nas questões dificeis? 1</w:t>
             </w:r>
           </w:p>
         </w:tc>
@@ -3254,7 +2473,15 @@
               <w:pStyle w:val="PargrafodaLista"/>
             </w:pPr>
             <w:r>
-              <w:t>Fácil   (4/4) 100,0% ****</w:t>
+              <w:t>Fácil</w:t>
+            </w:r>
+            <w:proofErr w:type="gramStart"/>
+            <w:r>
+              <w:t xml:space="preserve">   (</w:t>
+            </w:r>
+            <w:proofErr w:type="gramEnd"/>
+            <w:r>
+              <w:t>4/4) 100,0% ****</w:t>
             </w:r>
           </w:p>
           <w:p>
@@ -3262,7 +2489,15 @@
               <w:pStyle w:val="PargrafodaLista"/>
             </w:pPr>
             <w:r>
-              <w:t>Médio   (3/4) 75,0% ***</w:t>
+              <w:t>Médio</w:t>
+            </w:r>
+            <w:proofErr w:type="gramStart"/>
+            <w:r>
+              <w:t xml:space="preserve">   (</w:t>
+            </w:r>
+            <w:proofErr w:type="gramEnd"/>
+            <w:r>
+              <w:t>3/4) 75,0% ***</w:t>
             </w:r>
           </w:p>
           <w:p>
@@ -3438,15 +2673,11 @@
             <w:vAlign w:val="center"/>
           </w:tcPr>
           <w:p>
-            <w:r>
-              <w:rPr>
-                <w:i/>
-                <w:iCs/>
-                <w:color w:val="7F7F7F"/>
-                <w:sz w:val="20"/>
-                <w:szCs w:val="20"/>
-              </w:rPr>
-              <w:t>Ex.: valido02.txt</w:t>
+            <w:pPr>
+              <w:pStyle w:val="PargrafodaLista"/>
+            </w:pPr>
+            <w:r>
+              <w:t>valido2.txt</w:t>
             </w:r>
           </w:p>
         </w:tc>
@@ -3513,7 +2744,7 @@
             </w:tcMar>
           </w:tcPr>
           <w:p>
-            <w:r>
+            <w:pPr>
               <w:rPr>
                 <w:i/>
                 <w:iCs/>
@@ -3521,7 +2752,54 @@
                 <w:sz w:val="20"/>
                 <w:szCs w:val="20"/>
               </w:rPr>
-              <w:t>Copie aqui as 10 linhas do arquivo, na ordem.</w:t>
+            </w:pPr>
+            <w:r>
+              <w:t>Caio</w:t>
+            </w:r>
+          </w:p>
+          <w:p>
+            <w:r>
+              <w:t>1</w:t>
+            </w:r>
+          </w:p>
+          <w:p>
+            <w:r>
+              <w:t>6</w:t>
+            </w:r>
+          </w:p>
+          <w:p>
+            <w:r>
+              <w:t>4</w:t>
+            </w:r>
+          </w:p>
+          <w:p>
+            <w:r>
+              <w:t>5</w:t>
+            </w:r>
+          </w:p>
+          <w:p>
+            <w:r>
+              <w:t>3</w:t>
+            </w:r>
+          </w:p>
+          <w:p>
+            <w:r>
+              <w:t>4</w:t>
+            </w:r>
+          </w:p>
+          <w:p>
+            <w:r>
+              <w:t>2</w:t>
+            </w:r>
+          </w:p>
+          <w:p>
+            <w:r>
+              <w:t>120</w:t>
+            </w:r>
+          </w:p>
+          <w:p>
+            <w:r>
+              <w:t>3</w:t>
             </w:r>
           </w:p>
           <w:p/>
@@ -3710,7 +2988,23 @@
             </w:tcMar>
             <w:vAlign w:val="center"/>
           </w:tcPr>
-          <w:p/>
+          <w:p>
+            <w:r>
+              <w:t>6</w:t>
+            </w:r>
+            <w:r>
+              <w:t xml:space="preserve"> + </w:t>
+            </w:r>
+            <w:r>
+              <w:t>5</w:t>
+            </w:r>
+            <w:r>
+              <w:t xml:space="preserve"> + </w:t>
+            </w:r>
+            <w:r>
+              <w:t>4</w:t>
+            </w:r>
+          </w:p>
         </w:tc>
         <w:tc>
           <w:tcPr>
@@ -3729,7 +3023,11 @@
             </w:tcMar>
             <w:vAlign w:val="center"/>
           </w:tcPr>
-          <w:p/>
+          <w:p>
+            <w:r>
+              <w:t>15</w:t>
+            </w:r>
+          </w:p>
         </w:tc>
       </w:tr>
       <w:tr>
@@ -3780,7 +3078,17 @@
             </w:tcMar>
             <w:vAlign w:val="center"/>
           </w:tcPr>
-          <w:p/>
+          <w:p>
+            <w:r>
+              <w:t>4 + 3 + 2</w:t>
+            </w:r>
+            <w:r>
+              <w:t xml:space="preserve">; </w:t>
+            </w:r>
+            <w:r>
+              <w:t>15 − 9</w:t>
+            </w:r>
+          </w:p>
         </w:tc>
         <w:tc>
           <w:tcPr>
@@ -3799,7 +3107,11 @@
             </w:tcMar>
             <w:vAlign w:val="center"/>
           </w:tcPr>
-          <w:p/>
+          <w:p>
+            <w:r>
+              <w:t>9; 6</w:t>
+            </w:r>
+          </w:p>
         </w:tc>
       </w:tr>
       <w:tr>
@@ -3850,7 +3162,23 @@
             </w:tcMar>
             <w:vAlign w:val="center"/>
           </w:tcPr>
-          <w:p/>
+          <w:p>
+            <w:r>
+              <w:t>4 × 100.0 / 6 = 400 / 6</w:t>
+            </w:r>
+            <w:r>
+              <w:t xml:space="preserve">; </w:t>
+            </w:r>
+            <w:r>
+              <w:t>3 × 100.0 / 5 = 300 / 5</w:t>
+            </w:r>
+            <w:r>
+              <w:t xml:space="preserve">; </w:t>
+            </w:r>
+            <w:r>
+              <w:t>2 × 100.0 / 4 = 200 / 4</w:t>
+            </w:r>
+          </w:p>
         </w:tc>
         <w:tc>
           <w:tcPr>
@@ -3869,7 +3197,11 @@
             </w:tcMar>
             <w:vAlign w:val="center"/>
           </w:tcPr>
-          <w:p/>
+          <w:p>
+            <w:r>
+              <w:t>66.666...; 60.0; 50.0</w:t>
+            </w:r>
+          </w:p>
         </w:tc>
       </w:tr>
       <w:tr>
@@ -3920,7 +3252,11 @@
             </w:tcMar>
             <w:vAlign w:val="center"/>
           </w:tcPr>
-          <w:p/>
+          <w:p>
+            <w:r>
+              <w:t> 9 × 100.0 / 15 = 900 / 15</w:t>
+            </w:r>
+          </w:p>
         </w:tc>
         <w:tc>
           <w:tcPr>
@@ -3939,7 +3275,11 @@
             </w:tcMar>
             <w:vAlign w:val="center"/>
           </w:tcPr>
-          <w:p/>
+          <w:p>
+            <w:r>
+              <w:t>60.0</w:t>
+            </w:r>
+          </w:p>
         </w:tc>
       </w:tr>
       <w:tr>
@@ -3990,7 +3330,11 @@
             </w:tcMar>
             <w:vAlign w:val="center"/>
           </w:tcPr>
-          <w:p/>
+          <w:p>
+            <w:r>
+              <w:t>4 × 10 + 3 × 20 + 2 × 30 − 15 = 40 + 60 + 60 − 15</w:t>
+            </w:r>
+          </w:p>
         </w:tc>
         <w:tc>
           <w:tcPr>
@@ -4009,7 +3353,11 @@
             </w:tcMar>
             <w:vAlign w:val="center"/>
           </w:tcPr>
-          <w:p/>
+          <w:p>
+            <w:r>
+              <w:t>145</w:t>
+            </w:r>
+          </w:p>
         </w:tc>
       </w:tr>
       <w:tr>
@@ -4060,7 +3408,11 @@
             </w:tcMar>
             <w:vAlign w:val="center"/>
           </w:tcPr>
-          <w:p/>
+          <w:p>
+            <w:r>
+              <w:t>6 × 10 + 5 × 20 + 4 × 30 = 60 + 100 + 120</w:t>
+            </w:r>
+          </w:p>
         </w:tc>
         <w:tc>
           <w:tcPr>
@@ -4079,7 +3431,11 @@
             </w:tcMar>
             <w:vAlign w:val="center"/>
           </w:tcPr>
-          <w:p/>
+          <w:p>
+            <w:r>
+              <w:t>280</w:t>
+            </w:r>
+          </w:p>
         </w:tc>
       </w:tr>
       <w:tr>
@@ -4130,7 +3486,11 @@
             </w:tcMar>
             <w:vAlign w:val="center"/>
           </w:tcPr>
-          <w:p/>
+          <w:p>
+            <w:r>
+              <w:t>145 × 100.0 / 280 = 14500 / 280</w:t>
+            </w:r>
+          </w:p>
         </w:tc>
         <w:tc>
           <w:tcPr>
@@ -4149,7 +3509,11 @@
             </w:tcMar>
             <w:vAlign w:val="center"/>
           </w:tcPr>
-          <w:p/>
+          <w:p>
+            <w:r>
+              <w:t>51.7857...</w:t>
+            </w:r>
+          </w:p>
         </w:tc>
       </w:tr>
       <w:tr>
@@ -4200,7 +3564,17 @@
             </w:tcMar>
             <w:vAlign w:val="center"/>
           </w:tcPr>
-          <w:p/>
+          <w:p>
+            <w:r>
+              <w:t>120 / 60</w:t>
+            </w:r>
+            <w:r>
+              <w:t xml:space="preserve">; </w:t>
+            </w:r>
+            <w:r>
+              <w:t>120 % 60</w:t>
+            </w:r>
+          </w:p>
         </w:tc>
         <w:tc>
           <w:tcPr>
@@ -4219,7 +3593,11 @@
             </w:tcMar>
             <w:vAlign w:val="center"/>
           </w:tcPr>
-          <w:p/>
+          <w:p>
+            <w:r>
+              <w:t>2; 0</w:t>
+            </w:r>
+          </w:p>
         </w:tc>
       </w:tr>
       <w:tr>
@@ -4270,7 +3648,11 @@
             </w:tcMar>
             <w:vAlign w:val="center"/>
           </w:tcPr>
-          <w:p/>
+          <w:p>
+            <w:r>
+              <w:t>120 × 1.0 / 15</w:t>
+            </w:r>
+          </w:p>
         </w:tc>
         <w:tc>
           <w:tcPr>
@@ -4289,7 +3671,11 @@
             </w:tcMar>
             <w:vAlign w:val="center"/>
           </w:tcPr>
-          <w:p/>
+          <w:p>
+            <w:r>
+              <w:t>8.0</w:t>
+            </w:r>
+          </w:p>
         </w:tc>
       </w:tr>
       <w:tr>
@@ -4340,7 +3726,23 @@
             </w:tcMar>
             <w:vAlign w:val="center"/>
           </w:tcPr>
-          <w:p/>
+          <w:p>
+            <w:r>
+              <w:t>60 ≥ 90</w:t>
+            </w:r>
+            <w:r>
+              <w:t xml:space="preserve">; </w:t>
+            </w:r>
+            <w:r>
+              <w:t>60 ≥ 70</w:t>
+            </w:r>
+            <w:r>
+              <w:t xml:space="preserve">; </w:t>
+            </w:r>
+            <w:r>
+              <w:t>60 ≥ 50</w:t>
+            </w:r>
+          </w:p>
         </w:tc>
         <w:tc>
           <w:tcPr>
@@ -4359,7 +3761,11 @@
             </w:tcMar>
             <w:vAlign w:val="center"/>
           </w:tcPr>
-          <w:p/>
+          <w:p>
+            <w:r>
+              <w:t>Falso; Falso; Aprendiz</w:t>
+            </w:r>
+          </w:p>
         </w:tc>
       </w:tr>
       <w:tr>
@@ -4410,7 +3816,11 @@
             </w:tcMar>
             <w:vAlign w:val="center"/>
           </w:tcPr>
-          <w:p/>
+          <w:p>
+            <w:r>
+              <w:t>8.0 ≤ 10</w:t>
+            </w:r>
+          </w:p>
         </w:tc>
         <w:tc>
           <w:tcPr>
@@ -4429,7 +3839,11 @@
             </w:tcMar>
             <w:vAlign w:val="center"/>
           </w:tcPr>
-          <w:p/>
+          <w:p>
+            <w:r>
+              <w:t>Rápido</w:t>
+            </w:r>
+          </w:p>
         </w:tc>
       </w:tr>
       <w:tr>
@@ -4480,7 +3894,11 @@
             </w:tcMar>
             <w:vAlign w:val="center"/>
           </w:tcPr>
-          <w:p/>
+          <w:p>
+            <w:r>
+              <w:t>6 &gt; 0</w:t>
+            </w:r>
+          </w:p>
         </w:tc>
         <w:tc>
           <w:tcPr>
@@ -4499,7 +3917,11 @@
             </w:tcMar>
             <w:vAlign w:val="center"/>
           </w:tcPr>
-          <w:p/>
+          <w:p>
+            <w:r>
+              <w:t>Fácil 66.67%</w:t>
+            </w:r>
+          </w:p>
         </w:tc>
       </w:tr>
     </w:tbl>
@@ -4510,6 +3932,7 @@
     </w:p>
     <w:p>
       <w:r>
+        <w:lastRenderedPageBreak/>
         <w:br w:type="page"/>
       </w:r>
     </w:p>
@@ -4557,7 +3980,29 @@
           <w:sz w:val="20"/>
           <w:szCs w:val="20"/>
         </w:rPr>
-        <w:t>Cada arquivo deve violar uma regra diferente da seção 4.1 do enunciado e ser diferente do exemplo04.txt. Na coluna "Passou?", escreva Sim ou Não. Se escrever Não, registre o problema na seção 5.</w:t>
+        <w:t xml:space="preserve">Cada arquivo deve violar uma regra diferente da seção 4.1 do enunciado e ser diferente do exemplo04.txt. Na coluna "Passou?", escreva Sim ou Não. Se </w:t>
+      </w:r>
+      <w:proofErr w:type="gramStart"/>
+      <w:r>
+        <w:rPr>
+          <w:i/>
+          <w:iCs/>
+          <w:color w:val="7F7F7F"/>
+          <w:sz w:val="20"/>
+          <w:szCs w:val="20"/>
+        </w:rPr>
+        <w:t>escrever Não</w:t>
+      </w:r>
+      <w:proofErr w:type="gramEnd"/>
+      <w:r>
+        <w:rPr>
+          <w:i/>
+          <w:iCs/>
+          <w:color w:val="7F7F7F"/>
+          <w:sz w:val="20"/>
+          <w:szCs w:val="20"/>
+        </w:rPr>
+        <w:t>, registre o problema na seção 5.</w:t>
       </w:r>
     </w:p>
     <w:tbl>
@@ -5936,7 +5381,29 @@
                 <w:sz w:val="20"/>
                 <w:szCs w:val="20"/>
               </w:rPr>
-              <w:t>Copie aqui, como texto, o relatório completo exibido no terminal. Use a fonte Consolas para manter o alinhamento.</w:t>
+              <w:t xml:space="preserve">Copie aqui, como texto, o relatório completo exibido no terminal. Use a </w:t>
+            </w:r>
+            <w:proofErr w:type="gramStart"/>
+            <w:r>
+              <w:rPr>
+                <w:i/>
+                <w:iCs/>
+                <w:color w:val="7F7F7F"/>
+                <w:sz w:val="20"/>
+                <w:szCs w:val="20"/>
+              </w:rPr>
+              <w:t>fonte Consolas</w:t>
+            </w:r>
+            <w:proofErr w:type="gramEnd"/>
+            <w:r>
+              <w:rPr>
+                <w:i/>
+                <w:iCs/>
+                <w:color w:val="7F7F7F"/>
+                <w:sz w:val="20"/>
+                <w:szCs w:val="20"/>
+              </w:rPr>
+              <w:t xml:space="preserve"> para manter o alinhamento.</w:t>
             </w:r>
           </w:p>
           <w:p/>
@@ -6594,7 +6061,29 @@
                 <w:sz w:val="20"/>
                 <w:szCs w:val="20"/>
               </w:rPr>
-              <w:t>Copie aqui, como texto, o relatório completo exibido no terminal. Use a fonte Consolas para manter o alinhamento.</w:t>
+              <w:t xml:space="preserve">Copie aqui, como texto, o relatório completo exibido no terminal. Use a </w:t>
+            </w:r>
+            <w:proofErr w:type="gramStart"/>
+            <w:r>
+              <w:rPr>
+                <w:i/>
+                <w:iCs/>
+                <w:color w:val="7F7F7F"/>
+                <w:sz w:val="20"/>
+                <w:szCs w:val="20"/>
+              </w:rPr>
+              <w:t>fonte Consolas</w:t>
+            </w:r>
+            <w:proofErr w:type="gramEnd"/>
+            <w:r>
+              <w:rPr>
+                <w:i/>
+                <w:iCs/>
+                <w:color w:val="7F7F7F"/>
+                <w:sz w:val="20"/>
+                <w:szCs w:val="20"/>
+              </w:rPr>
+              <w:t xml:space="preserve"> para manter o alinhamento.</w:t>
             </w:r>
           </w:p>
           <w:p/>
@@ -7252,7 +6741,29 @@
                 <w:sz w:val="20"/>
                 <w:szCs w:val="20"/>
               </w:rPr>
-              <w:t>Copie aqui, como texto, o relatório completo exibido no terminal. Use a fonte Consolas para manter o alinhamento.</w:t>
+              <w:t xml:space="preserve">Copie aqui, como texto, o relatório completo exibido no terminal. Use a </w:t>
+            </w:r>
+            <w:proofErr w:type="gramStart"/>
+            <w:r>
+              <w:rPr>
+                <w:i/>
+                <w:iCs/>
+                <w:color w:val="7F7F7F"/>
+                <w:sz w:val="20"/>
+                <w:szCs w:val="20"/>
+              </w:rPr>
+              <w:t>fonte Consolas</w:t>
+            </w:r>
+            <w:proofErr w:type="gramEnd"/>
+            <w:r>
+              <w:rPr>
+                <w:i/>
+                <w:iCs/>
+                <w:color w:val="7F7F7F"/>
+                <w:sz w:val="20"/>
+                <w:szCs w:val="20"/>
+              </w:rPr>
+              <w:t xml:space="preserve"> para manter o alinhamento.</w:t>
             </w:r>
           </w:p>
           <w:p/>
@@ -8010,7 +7521,25 @@
         <w:sz w:val="16"/>
         <w:szCs w:val="16"/>
       </w:rPr>
-      <w:t>ARCOR – Desafio das Marcas  |  ALP – Entrega 1</w:t>
+      <w:t xml:space="preserve">ARCOR – Desafio das </w:t>
+    </w:r>
+    <w:proofErr w:type="gramStart"/>
+    <w:r>
+      <w:rPr>
+        <w:color w:val="7F7F7F"/>
+        <w:sz w:val="16"/>
+        <w:szCs w:val="16"/>
+      </w:rPr>
+      <w:t>Marcas  |</w:t>
+    </w:r>
+    <w:proofErr w:type="gramEnd"/>
+    <w:r>
+      <w:rPr>
+        <w:color w:val="7F7F7F"/>
+        <w:sz w:val="16"/>
+        <w:szCs w:val="16"/>
+      </w:rPr>
+      <w:t xml:space="preserve">  ALP – Entrega 1</w:t>
     </w:r>
   </w:p>
 </w:hdr>
@@ -8601,7 +8130,6 @@
   <w:style w:type="character" w:default="1" w:styleId="Fontepargpadro">
     <w:name w:val="Default Paragraph Font"/>
     <w:uiPriority w:val="1"/>
-    <w:semiHidden/>
     <w:unhideWhenUsed/>
   </w:style>
   <w:style w:type="table" w:default="1" w:styleId="Tabelanormal">

--- a/documentos/Entrega 1/Algoritmos e Logica de Programação/Template_Entrega1_ALP.docx
+++ b/documentos/Entrega 1/Algoritmos e Logica de Programação/Template_Entrega1_ALP.docx
@@ -132,9 +132,19 @@
             <w:pPr>
               <w:pStyle w:val="PargrafodaLista"/>
             </w:pPr>
-            <w:r>
-              <w:t>Kascos Kombat</w:t>
-            </w:r>
+            <w:proofErr w:type="spellStart"/>
+            <w:r>
+              <w:t>Kascos</w:t>
+            </w:r>
+            <w:proofErr w:type="spellEnd"/>
+            <w:r>
+              <w:t xml:space="preserve"> </w:t>
+            </w:r>
+            <w:proofErr w:type="spellStart"/>
+            <w:r>
+              <w:t>Kombat</w:t>
+            </w:r>
+            <w:proofErr w:type="spellEnd"/>
           </w:p>
         </w:tc>
       </w:tr>
@@ -187,8 +197,13 @@
             <w:vAlign w:val="center"/>
           </w:tcPr>
           <w:p>
-            <w:r>
-              <w:t>Dr Marcelo Amorim</w:t>
+            <w:proofErr w:type="spellStart"/>
+            <w:r>
+              <w:t>Dr</w:t>
+            </w:r>
+            <w:proofErr w:type="spellEnd"/>
+            <w:r>
+              <w:t xml:space="preserve"> Marcelo Amorim</w:t>
             </w:r>
           </w:p>
         </w:tc>
@@ -579,8 +594,13 @@
           </w:tcPr>
           <w:p>
             <w:r>
-              <w:t>Pedro Paulo Pereira Celebroni</w:t>
-            </w:r>
+              <w:t xml:space="preserve">Pedro Paulo Pereira </w:t>
+            </w:r>
+            <w:proofErr w:type="spellStart"/>
+            <w:r>
+              <w:t>Celebroni</w:t>
+            </w:r>
+            <w:proofErr w:type="spellEnd"/>
           </w:p>
         </w:tc>
         <w:tc>
@@ -670,7 +690,15 @@
         <w:pStyle w:val="PargrafodaLista"/>
       </w:pPr>
       <w:r>
-        <w:t>Ele apresenta dados como “nickname”, quantas questões fáceis, médias ou difíceis foram respondidas, quanto tempo demorou e quantas dicas foram usadas.</w:t>
+        <w:t>Ele apresenta dados como “</w:t>
+      </w:r>
+      <w:proofErr w:type="spellStart"/>
+      <w:r>
+        <w:t>nickname</w:t>
+      </w:r>
+      <w:proofErr w:type="spellEnd"/>
+      <w:r>
+        <w:t>”, quantas questões fáceis, médias ou difíceis foram respondidas, quanto tempo demorou e quantas dicas foram usadas.</w:t>
       </w:r>
     </w:p>
     <w:p>
@@ -686,7 +714,15 @@
         <w:pStyle w:val="PargrafodaLista"/>
       </w:pPr>
       <w:r>
-        <w:t>As marcas que escolhemos para o jogo em relação a ARCOR, foram a Tortuguita e Bon O Bon, onde cada uma é um time.</w:t>
+        <w:t xml:space="preserve">As marcas que escolhemos para o jogo em relação a ARCOR, foram a </w:t>
+      </w:r>
+      <w:proofErr w:type="spellStart"/>
+      <w:r>
+        <w:t>Tortuguita</w:t>
+      </w:r>
+      <w:proofErr w:type="spellEnd"/>
+      <w:r>
+        <w:t xml:space="preserve"> e Bon O Bon, onde cada uma é um time.</w:t>
       </w:r>
     </w:p>
     <w:p>
@@ -777,12 +813,34 @@
                 <w:rFonts w:ascii="Consolas" w:hAnsi="Consolas"/>
               </w:rPr>
             </w:pPr>
+            <w:proofErr w:type="spellStart"/>
             <w:r>
               <w:rPr>
                 <w:rFonts w:ascii="Consolas" w:hAnsi="Consolas"/>
               </w:rPr>
               <w:lastRenderedPageBreak/>
-              <w:t>int penalidadeDicas = dica * 5;</w:t>
+              <w:t>int</w:t>
+            </w:r>
+            <w:proofErr w:type="spellEnd"/>
+            <w:r>
+              <w:rPr>
+                <w:rFonts w:ascii="Consolas" w:hAnsi="Consolas"/>
+              </w:rPr>
+              <w:t xml:space="preserve"> </w:t>
+            </w:r>
+            <w:proofErr w:type="spellStart"/>
+            <w:r>
+              <w:rPr>
+                <w:rFonts w:ascii="Consolas" w:hAnsi="Consolas"/>
+              </w:rPr>
+              <w:t>penalidadeDicas</w:t>
+            </w:r>
+            <w:proofErr w:type="spellEnd"/>
+            <w:r>
+              <w:rPr>
+                <w:rFonts w:ascii="Consolas" w:hAnsi="Consolas"/>
+              </w:rPr>
+              <w:t xml:space="preserve"> = dica * 5;</w:t>
             </w:r>
           </w:p>
           <w:p>
@@ -792,11 +850,89 @@
                 <w:rFonts w:ascii="Consolas" w:hAnsi="Consolas"/>
               </w:rPr>
             </w:pPr>
-            <w:r>
-              <w:rPr>
-                <w:rFonts w:ascii="Consolas" w:hAnsi="Consolas"/>
-              </w:rPr>
-              <w:t>int pontuacao = acertof * 10 + acertom * 20 + acertod * 30 - penalidadeDicas;</w:t>
+            <w:proofErr w:type="spellStart"/>
+            <w:r>
+              <w:rPr>
+                <w:rFonts w:ascii="Consolas" w:hAnsi="Consolas"/>
+              </w:rPr>
+              <w:t>int</w:t>
+            </w:r>
+            <w:proofErr w:type="spellEnd"/>
+            <w:r>
+              <w:rPr>
+                <w:rFonts w:ascii="Consolas" w:hAnsi="Consolas"/>
+              </w:rPr>
+              <w:t xml:space="preserve"> </w:t>
+            </w:r>
+            <w:proofErr w:type="spellStart"/>
+            <w:r>
+              <w:rPr>
+                <w:rFonts w:ascii="Consolas" w:hAnsi="Consolas"/>
+              </w:rPr>
+              <w:t>pontuacao</w:t>
+            </w:r>
+            <w:proofErr w:type="spellEnd"/>
+            <w:r>
+              <w:rPr>
+                <w:rFonts w:ascii="Consolas" w:hAnsi="Consolas"/>
+              </w:rPr>
+              <w:t xml:space="preserve"> = </w:t>
+            </w:r>
+            <w:proofErr w:type="spellStart"/>
+            <w:r>
+              <w:rPr>
+                <w:rFonts w:ascii="Consolas" w:hAnsi="Consolas"/>
+              </w:rPr>
+              <w:t>acertof</w:t>
+            </w:r>
+            <w:proofErr w:type="spellEnd"/>
+            <w:r>
+              <w:rPr>
+                <w:rFonts w:ascii="Consolas" w:hAnsi="Consolas"/>
+              </w:rPr>
+              <w:t xml:space="preserve"> * 10 + </w:t>
+            </w:r>
+            <w:proofErr w:type="spellStart"/>
+            <w:r>
+              <w:rPr>
+                <w:rFonts w:ascii="Consolas" w:hAnsi="Consolas"/>
+              </w:rPr>
+              <w:t>acertom</w:t>
+            </w:r>
+            <w:proofErr w:type="spellEnd"/>
+            <w:r>
+              <w:rPr>
+                <w:rFonts w:ascii="Consolas" w:hAnsi="Consolas"/>
+              </w:rPr>
+              <w:t xml:space="preserve"> * 20 + </w:t>
+            </w:r>
+            <w:proofErr w:type="spellStart"/>
+            <w:r>
+              <w:rPr>
+                <w:rFonts w:ascii="Consolas" w:hAnsi="Consolas"/>
+              </w:rPr>
+              <w:t>acertod</w:t>
+            </w:r>
+            <w:proofErr w:type="spellEnd"/>
+            <w:r>
+              <w:rPr>
+                <w:rFonts w:ascii="Consolas" w:hAnsi="Consolas"/>
+              </w:rPr>
+              <w:t xml:space="preserve"> * 30 - </w:t>
+            </w:r>
+            <w:proofErr w:type="spellStart"/>
+            <w:r>
+              <w:rPr>
+                <w:rFonts w:ascii="Consolas" w:hAnsi="Consolas"/>
+              </w:rPr>
+              <w:t>penalidadeDicas</w:t>
+            </w:r>
+            <w:proofErr w:type="spellEnd"/>
+            <w:r>
+              <w:rPr>
+                <w:rFonts w:ascii="Consolas" w:hAnsi="Consolas"/>
+              </w:rPr>
+              <w:t>;</w:t>
             </w:r>
           </w:p>
           <w:p>
@@ -806,11 +942,33 @@
                 <w:rFonts w:ascii="Consolas" w:hAnsi="Consolas"/>
               </w:rPr>
             </w:pPr>
-            <w:r>
-              <w:rPr>
-                <w:rFonts w:ascii="Consolas" w:hAnsi="Consolas"/>
-              </w:rPr>
-              <w:t>if (pontuacao &lt; 0)</w:t>
+            <w:proofErr w:type="spellStart"/>
+            <w:r>
+              <w:rPr>
+                <w:rFonts w:ascii="Consolas" w:hAnsi="Consolas"/>
+              </w:rPr>
+              <w:t>if</w:t>
+            </w:r>
+            <w:proofErr w:type="spellEnd"/>
+            <w:r>
+              <w:rPr>
+                <w:rFonts w:ascii="Consolas" w:hAnsi="Consolas"/>
+              </w:rPr>
+              <w:t xml:space="preserve"> (</w:t>
+            </w:r>
+            <w:proofErr w:type="spellStart"/>
+            <w:r>
+              <w:rPr>
+                <w:rFonts w:ascii="Consolas" w:hAnsi="Consolas"/>
+              </w:rPr>
+              <w:t>pontuacao</w:t>
+            </w:r>
+            <w:proofErr w:type="spellEnd"/>
+            <w:r>
+              <w:rPr>
+                <w:rFonts w:ascii="Consolas" w:hAnsi="Consolas"/>
+              </w:rPr>
+              <w:t xml:space="preserve"> &lt; 0)</w:t>
             </w:r>
           </w:p>
           <w:p>
@@ -838,7 +996,21 @@
               <w:rPr>
                 <w:rFonts w:ascii="Consolas" w:hAnsi="Consolas"/>
               </w:rPr>
-              <w:t>    pontuacao = 0;</w:t>
+              <w:t xml:space="preserve">    </w:t>
+            </w:r>
+            <w:proofErr w:type="spellStart"/>
+            <w:r>
+              <w:rPr>
+                <w:rFonts w:ascii="Consolas" w:hAnsi="Consolas"/>
+              </w:rPr>
+              <w:t>pontuacao</w:t>
+            </w:r>
+            <w:proofErr w:type="spellEnd"/>
+            <w:r>
+              <w:rPr>
+                <w:rFonts w:ascii="Consolas" w:hAnsi="Consolas"/>
+              </w:rPr>
+              <w:t xml:space="preserve"> = 0;</w:t>
             </w:r>
           </w:p>
           <w:p>
@@ -862,11 +1034,75 @@
                 <w:rFonts w:ascii="Consolas" w:hAnsi="Consolas"/>
               </w:rPr>
             </w:pPr>
-            <w:r>
-              <w:rPr>
-                <w:rFonts w:ascii="Consolas" w:hAnsi="Consolas"/>
-              </w:rPr>
-              <w:t>int pontuacaoMaxima = questaof * 10 + questaom * 20 + questaod * 30;</w:t>
+            <w:proofErr w:type="spellStart"/>
+            <w:r>
+              <w:rPr>
+                <w:rFonts w:ascii="Consolas" w:hAnsi="Consolas"/>
+              </w:rPr>
+              <w:t>int</w:t>
+            </w:r>
+            <w:proofErr w:type="spellEnd"/>
+            <w:r>
+              <w:rPr>
+                <w:rFonts w:ascii="Consolas" w:hAnsi="Consolas"/>
+              </w:rPr>
+              <w:t xml:space="preserve"> </w:t>
+            </w:r>
+            <w:proofErr w:type="spellStart"/>
+            <w:r>
+              <w:rPr>
+                <w:rFonts w:ascii="Consolas" w:hAnsi="Consolas"/>
+              </w:rPr>
+              <w:t>pontuacaoMaxima</w:t>
+            </w:r>
+            <w:proofErr w:type="spellEnd"/>
+            <w:r>
+              <w:rPr>
+                <w:rFonts w:ascii="Consolas" w:hAnsi="Consolas"/>
+              </w:rPr>
+              <w:t xml:space="preserve"> = </w:t>
+            </w:r>
+            <w:proofErr w:type="spellStart"/>
+            <w:r>
+              <w:rPr>
+                <w:rFonts w:ascii="Consolas" w:hAnsi="Consolas"/>
+              </w:rPr>
+              <w:t>questaof</w:t>
+            </w:r>
+            <w:proofErr w:type="spellEnd"/>
+            <w:r>
+              <w:rPr>
+                <w:rFonts w:ascii="Consolas" w:hAnsi="Consolas"/>
+              </w:rPr>
+              <w:t xml:space="preserve"> * 10 + </w:t>
+            </w:r>
+            <w:proofErr w:type="spellStart"/>
+            <w:r>
+              <w:rPr>
+                <w:rFonts w:ascii="Consolas" w:hAnsi="Consolas"/>
+              </w:rPr>
+              <w:t>questaom</w:t>
+            </w:r>
+            <w:proofErr w:type="spellEnd"/>
+            <w:r>
+              <w:rPr>
+                <w:rFonts w:ascii="Consolas" w:hAnsi="Consolas"/>
+              </w:rPr>
+              <w:t xml:space="preserve"> * 20 + </w:t>
+            </w:r>
+            <w:proofErr w:type="spellStart"/>
+            <w:r>
+              <w:rPr>
+                <w:rFonts w:ascii="Consolas" w:hAnsi="Consolas"/>
+              </w:rPr>
+              <w:t>questaod</w:t>
+            </w:r>
+            <w:proofErr w:type="spellEnd"/>
+            <w:r>
+              <w:rPr>
+                <w:rFonts w:ascii="Consolas" w:hAnsi="Consolas"/>
+              </w:rPr>
+              <w:t xml:space="preserve"> * 30;</w:t>
             </w:r>
           </w:p>
           <w:p>
@@ -876,11 +1112,61 @@
                 <w:rFonts w:ascii="Consolas" w:hAnsi="Consolas"/>
               </w:rPr>
             </w:pPr>
-            <w:r>
-              <w:rPr>
-                <w:rFonts w:ascii="Consolas" w:hAnsi="Consolas"/>
-              </w:rPr>
-              <w:t>double aproveitamentoPontuacao = pontuacao * 100.0 / pontuacaoMaxima;</w:t>
+            <w:proofErr w:type="spellStart"/>
+            <w:r>
+              <w:rPr>
+                <w:rFonts w:ascii="Consolas" w:hAnsi="Consolas"/>
+              </w:rPr>
+              <w:t>double</w:t>
+            </w:r>
+            <w:proofErr w:type="spellEnd"/>
+            <w:r>
+              <w:rPr>
+                <w:rFonts w:ascii="Consolas" w:hAnsi="Consolas"/>
+              </w:rPr>
+              <w:t xml:space="preserve"> </w:t>
+            </w:r>
+            <w:proofErr w:type="spellStart"/>
+            <w:r>
+              <w:rPr>
+                <w:rFonts w:ascii="Consolas" w:hAnsi="Consolas"/>
+              </w:rPr>
+              <w:t>aproveitamentoPontuacao</w:t>
+            </w:r>
+            <w:proofErr w:type="spellEnd"/>
+            <w:r>
+              <w:rPr>
+                <w:rFonts w:ascii="Consolas" w:hAnsi="Consolas"/>
+              </w:rPr>
+              <w:t xml:space="preserve"> = </w:t>
+            </w:r>
+            <w:proofErr w:type="spellStart"/>
+            <w:r>
+              <w:rPr>
+                <w:rFonts w:ascii="Consolas" w:hAnsi="Consolas"/>
+              </w:rPr>
+              <w:t>pontuacao</w:t>
+            </w:r>
+            <w:proofErr w:type="spellEnd"/>
+            <w:r>
+              <w:rPr>
+                <w:rFonts w:ascii="Consolas" w:hAnsi="Consolas"/>
+              </w:rPr>
+              <w:t xml:space="preserve"> * 100.0 / </w:t>
+            </w:r>
+            <w:proofErr w:type="spellStart"/>
+            <w:r>
+              <w:rPr>
+                <w:rFonts w:ascii="Consolas" w:hAnsi="Consolas"/>
+              </w:rPr>
+              <w:t>pontuacaoMaxima</w:t>
+            </w:r>
+            <w:proofErr w:type="spellEnd"/>
+            <w:r>
+              <w:rPr>
+                <w:rFonts w:ascii="Consolas" w:hAnsi="Consolas"/>
+              </w:rPr>
+              <w:t>;</w:t>
             </w:r>
           </w:p>
         </w:tc>
@@ -984,7 +1270,15 @@
           <w:p/>
           <w:p>
             <w:r>
-              <w:t>Quantas questões dificeis foram respondidas?</w:t>
+              <w:t xml:space="preserve">Quantas questões </w:t>
+            </w:r>
+            <w:proofErr w:type="spellStart"/>
+            <w:r>
+              <w:t>dificeis</w:t>
+            </w:r>
+            <w:proofErr w:type="spellEnd"/>
+            <w:r>
+              <w:t xml:space="preserve"> foram respondidas?</w:t>
             </w:r>
             <w:r>
               <w:t xml:space="preserve"> </w:t>
@@ -995,7 +1289,15 @@
           </w:p>
           <w:p>
             <w:r>
-              <w:t>Quantas acertos nas questões dificeis? 1</w:t>
+              <w:t xml:space="preserve">Quantas acertos nas questões </w:t>
+            </w:r>
+            <w:proofErr w:type="spellStart"/>
+            <w:r>
+              <w:t>dificeis</w:t>
+            </w:r>
+            <w:proofErr w:type="spellEnd"/>
+            <w:r>
+              <w:t>? 1</w:t>
             </w:r>
           </w:p>
         </w:tc>
@@ -1185,11 +1487,33 @@
             </w:tcMar>
           </w:tcPr>
           <w:p>
-            <w:r>
-              <w:rPr>
-                <w:rFonts w:ascii="Consolas" w:hAnsi="Consolas"/>
-              </w:rPr>
-              <w:t>Console.WriteLine("Digite qual idade enquadra sua faixa etaria: 1. Até 12 anos 2. 13 a 17 anos 3. 18 a 24 anos 4. 25 a 39 anos 5.40 anos ou mais 6. Prefiro não informar");</w:t>
+            <w:proofErr w:type="spellStart"/>
+            <w:r>
+              <w:rPr>
+                <w:rFonts w:ascii="Consolas" w:hAnsi="Consolas"/>
+              </w:rPr>
+              <w:t>Console.WriteLine</w:t>
+            </w:r>
+            <w:proofErr w:type="spellEnd"/>
+            <w:r>
+              <w:rPr>
+                <w:rFonts w:ascii="Consolas" w:hAnsi="Consolas"/>
+              </w:rPr>
+              <w:t xml:space="preserve">("Digite qual idade enquadra sua faixa </w:t>
+            </w:r>
+            <w:proofErr w:type="spellStart"/>
+            <w:r>
+              <w:rPr>
+                <w:rFonts w:ascii="Consolas" w:hAnsi="Consolas"/>
+              </w:rPr>
+              <w:t>etaria</w:t>
+            </w:r>
+            <w:proofErr w:type="spellEnd"/>
+            <w:r>
+              <w:rPr>
+                <w:rFonts w:ascii="Consolas" w:hAnsi="Consolas"/>
+              </w:rPr>
+              <w:t>: 1. Até 12 anos 2. 13 a 17 anos 3. 18 a 24 anos 4. 25 a 39 anos 5.40 anos ou mais 6. Prefiro não informar");</w:t>
             </w:r>
           </w:p>
           <w:p>
@@ -1202,7 +1526,21 @@
               <w:rPr>
                 <w:rFonts w:ascii="Consolas" w:hAnsi="Consolas"/>
               </w:rPr>
-              <w:t>linha1 = Console.ReadLine(</w:t>
+              <w:t xml:space="preserve">linha1 = </w:t>
+            </w:r>
+            <w:proofErr w:type="spellStart"/>
+            <w:r>
+              <w:rPr>
+                <w:rFonts w:ascii="Consolas" w:hAnsi="Consolas"/>
+              </w:rPr>
+              <w:t>Console.ReadLine</w:t>
+            </w:r>
+            <w:proofErr w:type="spellEnd"/>
+            <w:r>
+              <w:rPr>
+                <w:rFonts w:ascii="Consolas" w:hAnsi="Consolas"/>
+              </w:rPr>
+              <w:t>(</w:t>
             </w:r>
             <w:proofErr w:type="gramStart"/>
             <w:r>
@@ -1230,7 +1568,21 @@
               <w:rPr>
                 <w:rFonts w:ascii="Consolas" w:hAnsi="Consolas"/>
               </w:rPr>
-              <w:t>// Validacao 2</w:t>
+              <w:t xml:space="preserve">// </w:t>
+            </w:r>
+            <w:proofErr w:type="spellStart"/>
+            <w:r>
+              <w:rPr>
+                <w:rFonts w:ascii="Consolas" w:hAnsi="Consolas"/>
+              </w:rPr>
+              <w:t>Validacao</w:t>
+            </w:r>
+            <w:proofErr w:type="spellEnd"/>
+            <w:r>
+              <w:rPr>
+                <w:rFonts w:ascii="Consolas" w:hAnsi="Consolas"/>
+              </w:rPr>
+              <w:t xml:space="preserve"> 2</w:t>
             </w:r>
           </w:p>
           <w:p>
@@ -1239,12 +1591,21 @@
                 <w:rFonts w:ascii="Consolas" w:hAnsi="Consolas"/>
               </w:rPr>
             </w:pPr>
-            <w:r>
-              <w:rPr>
-                <w:rFonts w:ascii="Consolas" w:hAnsi="Consolas"/>
-              </w:rPr>
-              <w:t xml:space="preserve">convertTorF = </w:t>
-            </w:r>
+            <w:proofErr w:type="spellStart"/>
+            <w:r>
+              <w:rPr>
+                <w:rFonts w:ascii="Consolas" w:hAnsi="Consolas"/>
+              </w:rPr>
+              <w:t>convertTorF</w:t>
+            </w:r>
+            <w:proofErr w:type="spellEnd"/>
+            <w:r>
+              <w:rPr>
+                <w:rFonts w:ascii="Consolas" w:hAnsi="Consolas"/>
+              </w:rPr>
+              <w:t xml:space="preserve"> = </w:t>
+            </w:r>
+            <w:proofErr w:type="spellStart"/>
             <w:proofErr w:type="gramStart"/>
             <w:r>
               <w:rPr>
@@ -1252,6 +1613,7 @@
               </w:rPr>
               <w:t>int.TryParse</w:t>
             </w:r>
+            <w:proofErr w:type="spellEnd"/>
             <w:proofErr w:type="gramEnd"/>
             <w:r>
               <w:rPr>
@@ -1273,19 +1635,35 @@
                 <w:rFonts w:ascii="Consolas" w:hAnsi="Consolas"/>
               </w:rPr>
             </w:pPr>
-            <w:r>
-              <w:rPr>
-                <w:rFonts w:ascii="Consolas" w:hAnsi="Consolas"/>
-              </w:rPr>
-              <w:t xml:space="preserve">if </w:t>
+            <w:proofErr w:type="spellStart"/>
+            <w:r>
+              <w:rPr>
+                <w:rFonts w:ascii="Consolas" w:hAnsi="Consolas"/>
+              </w:rPr>
+              <w:t>if</w:t>
+            </w:r>
+            <w:proofErr w:type="spellEnd"/>
+            <w:r>
+              <w:rPr>
+                <w:rFonts w:ascii="Consolas" w:hAnsi="Consolas"/>
+              </w:rPr>
+              <w:t xml:space="preserve"> </w:t>
             </w:r>
             <w:proofErr w:type="gramStart"/>
             <w:r>
               <w:rPr>
                 <w:rFonts w:ascii="Consolas" w:hAnsi="Consolas"/>
               </w:rPr>
-              <w:t>(!convertTorF</w:t>
-            </w:r>
+              <w:t>(!</w:t>
+            </w:r>
+            <w:proofErr w:type="spellStart"/>
+            <w:r>
+              <w:rPr>
+                <w:rFonts w:ascii="Consolas" w:hAnsi="Consolas"/>
+              </w:rPr>
+              <w:t>convertTorF</w:t>
+            </w:r>
+            <w:proofErr w:type="spellEnd"/>
             <w:proofErr w:type="gramEnd"/>
             <w:r>
               <w:rPr>
@@ -1311,7 +1689,21 @@
               <w:rPr>
                 <w:rFonts w:ascii="Consolas" w:hAnsi="Consolas"/>
               </w:rPr>
-              <w:t>    Console.WriteLine("ERRO na entrada 2, digite um valor numérico.");</w:t>
+              <w:t xml:space="preserve">    </w:t>
+            </w:r>
+            <w:proofErr w:type="spellStart"/>
+            <w:r>
+              <w:rPr>
+                <w:rFonts w:ascii="Consolas" w:hAnsi="Consolas"/>
+              </w:rPr>
+              <w:t>Console.WriteLine</w:t>
+            </w:r>
+            <w:proofErr w:type="spellEnd"/>
+            <w:r>
+              <w:rPr>
+                <w:rFonts w:ascii="Consolas" w:hAnsi="Consolas"/>
+              </w:rPr>
+              <w:t>("ERRO na entrada 2, digite um valor numérico.");</w:t>
             </w:r>
           </w:p>
           <w:p>
@@ -1324,7 +1716,21 @@
               <w:rPr>
                 <w:rFonts w:ascii="Consolas" w:hAnsi="Consolas"/>
               </w:rPr>
-              <w:t>    Environment.Exit(1);</w:t>
+              <w:t xml:space="preserve">    </w:t>
+            </w:r>
+            <w:proofErr w:type="spellStart"/>
+            <w:r>
+              <w:rPr>
+                <w:rFonts w:ascii="Consolas" w:hAnsi="Consolas"/>
+              </w:rPr>
+              <w:t>Environment.Exit</w:t>
+            </w:r>
+            <w:proofErr w:type="spellEnd"/>
+            <w:r>
+              <w:rPr>
+                <w:rFonts w:ascii="Consolas" w:hAnsi="Consolas"/>
+              </w:rPr>
+              <w:t>(1);</w:t>
             </w:r>
           </w:p>
           <w:p>
@@ -1344,7 +1750,35 @@
               <w:rPr>
                 <w:rFonts w:ascii="Consolas" w:hAnsi="Consolas"/>
               </w:rPr>
-              <w:t>} else if (faixa &lt; 1 || faixa &gt; 6)</w:t>
+              <w:t xml:space="preserve">} </w:t>
+            </w:r>
+            <w:proofErr w:type="spellStart"/>
+            <w:r>
+              <w:rPr>
+                <w:rFonts w:ascii="Consolas" w:hAnsi="Consolas"/>
+              </w:rPr>
+              <w:t>else</w:t>
+            </w:r>
+            <w:proofErr w:type="spellEnd"/>
+            <w:r>
+              <w:rPr>
+                <w:rFonts w:ascii="Consolas" w:hAnsi="Consolas"/>
+              </w:rPr>
+              <w:t xml:space="preserve"> </w:t>
+            </w:r>
+            <w:proofErr w:type="spellStart"/>
+            <w:r>
+              <w:rPr>
+                <w:rFonts w:ascii="Consolas" w:hAnsi="Consolas"/>
+              </w:rPr>
+              <w:t>if</w:t>
+            </w:r>
+            <w:proofErr w:type="spellEnd"/>
+            <w:r>
+              <w:rPr>
+                <w:rFonts w:ascii="Consolas" w:hAnsi="Consolas"/>
+              </w:rPr>
+              <w:t xml:space="preserve"> (faixa &lt; 1 || faixa &gt; 6)</w:t>
             </w:r>
           </w:p>
           <w:p>
@@ -1370,7 +1804,35 @@
               <w:rPr>
                 <w:rFonts w:ascii="Consolas" w:hAnsi="Consolas"/>
               </w:rPr>
-              <w:t>    Console.WriteLine("ERRO na entrada 2, digite um numero entre 1 a 6.");</w:t>
+              <w:t xml:space="preserve">    </w:t>
+            </w:r>
+            <w:proofErr w:type="spellStart"/>
+            <w:r>
+              <w:rPr>
+                <w:rFonts w:ascii="Consolas" w:hAnsi="Consolas"/>
+              </w:rPr>
+              <w:t>Console.WriteLine</w:t>
+            </w:r>
+            <w:proofErr w:type="spellEnd"/>
+            <w:r>
+              <w:rPr>
+                <w:rFonts w:ascii="Consolas" w:hAnsi="Consolas"/>
+              </w:rPr>
+              <w:t xml:space="preserve">("ERRO na entrada 2, digite um </w:t>
+            </w:r>
+            <w:proofErr w:type="spellStart"/>
+            <w:r>
+              <w:rPr>
+                <w:rFonts w:ascii="Consolas" w:hAnsi="Consolas"/>
+              </w:rPr>
+              <w:t>numero</w:t>
+            </w:r>
+            <w:proofErr w:type="spellEnd"/>
+            <w:r>
+              <w:rPr>
+                <w:rFonts w:ascii="Consolas" w:hAnsi="Consolas"/>
+              </w:rPr>
+              <w:t xml:space="preserve"> entre 1 a 6.");</w:t>
             </w:r>
           </w:p>
           <w:p>
@@ -1383,7 +1845,21 @@
               <w:rPr>
                 <w:rFonts w:ascii="Consolas" w:hAnsi="Consolas"/>
               </w:rPr>
-              <w:t>    Environment.Exit(1);</w:t>
+              <w:t xml:space="preserve">    </w:t>
+            </w:r>
+            <w:proofErr w:type="spellStart"/>
+            <w:r>
+              <w:rPr>
+                <w:rFonts w:ascii="Consolas" w:hAnsi="Consolas"/>
+              </w:rPr>
+              <w:t>Environment.Exit</w:t>
+            </w:r>
+            <w:proofErr w:type="spellEnd"/>
+            <w:r>
+              <w:rPr>
+                <w:rFonts w:ascii="Consolas" w:hAnsi="Consolas"/>
+              </w:rPr>
+              <w:t>(1);</w:t>
             </w:r>
           </w:p>
           <w:p>
@@ -1481,7 +1957,15 @@
               <w:pStyle w:val="PargrafodaLista"/>
             </w:pPr>
             <w:r>
-              <w:t xml:space="preserve">Digite qual idade enquadra sua faixa etaria: 1. Até 12 anos 2. 13 a 17 anos 3. 18 a 24 anos 4. 25 a 39 anos 5.40 anos ou mais 6. Prefiro não informar </w:t>
+              <w:t xml:space="preserve">Digite qual idade enquadra sua faixa </w:t>
+            </w:r>
+            <w:proofErr w:type="spellStart"/>
+            <w:r>
+              <w:t>etaria</w:t>
+            </w:r>
+            <w:proofErr w:type="spellEnd"/>
+            <w:r>
+              <w:t xml:space="preserve">: 1. Até 12 anos 2. 13 a 17 anos 3. 18 a 24 anos 4. 25 a 39 anos 5.40 anos ou mais 6. Prefiro não informar </w:t>
             </w:r>
           </w:p>
           <w:p>
@@ -1547,7 +2031,15 @@
               <w:pStyle w:val="PargrafodaLista"/>
             </w:pPr>
             <w:r>
-              <w:t>ERRO na entrada 2, digite um numero entre 1 a 6.</w:t>
+              <w:t xml:space="preserve">ERRO na entrada 2, digite um </w:t>
+            </w:r>
+            <w:proofErr w:type="spellStart"/>
+            <w:r>
+              <w:t>numero</w:t>
+            </w:r>
+            <w:proofErr w:type="spellEnd"/>
+            <w:r>
+              <w:t xml:space="preserve"> entre 1 a 6.</w:t>
             </w:r>
           </w:p>
         </w:tc>
@@ -1606,7 +2098,15 @@
               <w:pStyle w:val="PargrafodaLista"/>
             </w:pPr>
             <w:r>
-              <w:t>Essa estrutura indica a idade da pessoa por etapas de 1 a 6, se colocar um numero que não está, vem a mensagem de erro e o programa fecha.</w:t>
+              <w:t xml:space="preserve">Essa estrutura indica a idade da pessoa por etapas de 1 a 6, se colocar um </w:t>
+            </w:r>
+            <w:proofErr w:type="spellStart"/>
+            <w:r>
+              <w:t>numero</w:t>
+            </w:r>
+            <w:proofErr w:type="spellEnd"/>
+            <w:r>
+              <w:t xml:space="preserve"> que não está, vem a mensagem de erro e o programa fecha.</w:t>
             </w:r>
           </w:p>
         </w:tc>
@@ -1674,11 +2174,61 @@
                 <w:rFonts w:ascii="Consolas" w:hAnsi="Consolas"/>
               </w:rPr>
             </w:pPr>
-            <w:r>
-              <w:rPr>
-                <w:rFonts w:ascii="Consolas" w:hAnsi="Consolas"/>
-              </w:rPr>
-              <w:t>Console.WriteLine($"Total: {totalAcertos} acertos e {totalErros} erros em {totalq} questões ({percentualGeral:F</w:t>
+            <w:proofErr w:type="spellStart"/>
+            <w:r>
+              <w:rPr>
+                <w:rFonts w:ascii="Consolas" w:hAnsi="Consolas"/>
+              </w:rPr>
+              <w:t>Console.WriteLine</w:t>
+            </w:r>
+            <w:proofErr w:type="spellEnd"/>
+            <w:r>
+              <w:rPr>
+                <w:rFonts w:ascii="Consolas" w:hAnsi="Consolas"/>
+              </w:rPr>
+              <w:t>($"Total: {</w:t>
+            </w:r>
+            <w:proofErr w:type="spellStart"/>
+            <w:r>
+              <w:rPr>
+                <w:rFonts w:ascii="Consolas" w:hAnsi="Consolas"/>
+              </w:rPr>
+              <w:t>totalAcertos</w:t>
+            </w:r>
+            <w:proofErr w:type="spellEnd"/>
+            <w:r>
+              <w:rPr>
+                <w:rFonts w:ascii="Consolas" w:hAnsi="Consolas"/>
+              </w:rPr>
+              <w:t>} acertos e {</w:t>
+            </w:r>
+            <w:proofErr w:type="spellStart"/>
+            <w:r>
+              <w:rPr>
+                <w:rFonts w:ascii="Consolas" w:hAnsi="Consolas"/>
+              </w:rPr>
+              <w:t>totalErros</w:t>
+            </w:r>
+            <w:proofErr w:type="spellEnd"/>
+            <w:r>
+              <w:rPr>
+                <w:rFonts w:ascii="Consolas" w:hAnsi="Consolas"/>
+              </w:rPr>
+              <w:t>} erros em {</w:t>
+            </w:r>
+            <w:proofErr w:type="spellStart"/>
+            <w:r>
+              <w:rPr>
+                <w:rFonts w:ascii="Consolas" w:hAnsi="Consolas"/>
+              </w:rPr>
+              <w:t>totalq</w:t>
+            </w:r>
+            <w:proofErr w:type="spellEnd"/>
+            <w:r>
+              <w:rPr>
+                <w:rFonts w:ascii="Consolas" w:hAnsi="Consolas"/>
+              </w:rPr>
+              <w:t>} questões ({percentualGeral:F</w:t>
             </w:r>
             <w:proofErr w:type="gramStart"/>
             <w:r>
@@ -1708,11 +2258,47 @@
                 <w:rFonts w:ascii="Consolas" w:hAnsi="Consolas"/>
               </w:rPr>
             </w:pPr>
-            <w:r>
-              <w:rPr>
-                <w:rFonts w:ascii="Consolas" w:hAnsi="Consolas"/>
-              </w:rPr>
-              <w:t>Console.WriteLine($"Pontuação: {pontuacao} de {pontuacaoMaxima} pontos possíveis ({aproveitamentoPontuacao:F</w:t>
+            <w:proofErr w:type="spellStart"/>
+            <w:r>
+              <w:rPr>
+                <w:rFonts w:ascii="Consolas" w:hAnsi="Consolas"/>
+              </w:rPr>
+              <w:t>Console.WriteLine</w:t>
+            </w:r>
+            <w:proofErr w:type="spellEnd"/>
+            <w:r>
+              <w:rPr>
+                <w:rFonts w:ascii="Consolas" w:hAnsi="Consolas"/>
+              </w:rPr>
+              <w:t>($"Pontuação: {</w:t>
+            </w:r>
+            <w:proofErr w:type="spellStart"/>
+            <w:r>
+              <w:rPr>
+                <w:rFonts w:ascii="Consolas" w:hAnsi="Consolas"/>
+              </w:rPr>
+              <w:t>pontuacao</w:t>
+            </w:r>
+            <w:proofErr w:type="spellEnd"/>
+            <w:r>
+              <w:rPr>
+                <w:rFonts w:ascii="Consolas" w:hAnsi="Consolas"/>
+              </w:rPr>
+              <w:t>} de {</w:t>
+            </w:r>
+            <w:proofErr w:type="spellStart"/>
+            <w:r>
+              <w:rPr>
+                <w:rFonts w:ascii="Consolas" w:hAnsi="Consolas"/>
+              </w:rPr>
+              <w:t>pontuacaoMaxima</w:t>
+            </w:r>
+            <w:proofErr w:type="spellEnd"/>
+            <w:r>
+              <w:rPr>
+                <w:rFonts w:ascii="Consolas" w:hAnsi="Consolas"/>
+              </w:rPr>
+              <w:t>} pontos possíveis ({aproveitamentoPontuacao:F</w:t>
             </w:r>
             <w:proofErr w:type="gramStart"/>
             <w:r>
@@ -1742,11 +2328,33 @@
                 <w:rFonts w:ascii="Consolas" w:hAnsi="Consolas"/>
               </w:rPr>
             </w:pPr>
-            <w:r>
-              <w:rPr>
-                <w:rFonts w:ascii="Consolas" w:hAnsi="Consolas"/>
-              </w:rPr>
-              <w:t>Console.WriteLine($"Dicas usadas: {dica} (penalidade de {penalidadeDicas} pontos)");</w:t>
+            <w:proofErr w:type="spellStart"/>
+            <w:r>
+              <w:rPr>
+                <w:rFonts w:ascii="Consolas" w:hAnsi="Consolas"/>
+              </w:rPr>
+              <w:t>Console.WriteLine</w:t>
+            </w:r>
+            <w:proofErr w:type="spellEnd"/>
+            <w:r>
+              <w:rPr>
+                <w:rFonts w:ascii="Consolas" w:hAnsi="Consolas"/>
+              </w:rPr>
+              <w:t>($"Dicas usadas: {dica} (penalidade de {</w:t>
+            </w:r>
+            <w:proofErr w:type="spellStart"/>
+            <w:r>
+              <w:rPr>
+                <w:rFonts w:ascii="Consolas" w:hAnsi="Consolas"/>
+              </w:rPr>
+              <w:t>penalidadeDicas</w:t>
+            </w:r>
+            <w:proofErr w:type="spellEnd"/>
+            <w:r>
+              <w:rPr>
+                <w:rFonts w:ascii="Consolas" w:hAnsi="Consolas"/>
+              </w:rPr>
+              <w:t>} pontos)");</w:t>
             </w:r>
           </w:p>
           <w:p>
@@ -1762,11 +2370,33 @@
                 <w:rFonts w:ascii="Consolas" w:hAnsi="Consolas"/>
               </w:rPr>
             </w:pPr>
-            <w:r>
-              <w:rPr>
-                <w:rFonts w:ascii="Consolas" w:hAnsi="Consolas"/>
-              </w:rPr>
-              <w:t>Console.WriteLine($"Tempo total: {minutos} min {segundosrestantes} s | Média: {tempoMedioPorQuestao:F1} s por questão");</w:t>
+            <w:proofErr w:type="spellStart"/>
+            <w:r>
+              <w:rPr>
+                <w:rFonts w:ascii="Consolas" w:hAnsi="Consolas"/>
+              </w:rPr>
+              <w:t>Console.WriteLine</w:t>
+            </w:r>
+            <w:proofErr w:type="spellEnd"/>
+            <w:r>
+              <w:rPr>
+                <w:rFonts w:ascii="Consolas" w:hAnsi="Consolas"/>
+              </w:rPr>
+              <w:t>($"Tempo total: {minutos} min {</w:t>
+            </w:r>
+            <w:proofErr w:type="spellStart"/>
+            <w:r>
+              <w:rPr>
+                <w:rFonts w:ascii="Consolas" w:hAnsi="Consolas"/>
+              </w:rPr>
+              <w:t>segundosrestantes</w:t>
+            </w:r>
+            <w:proofErr w:type="spellEnd"/>
+            <w:r>
+              <w:rPr>
+                <w:rFonts w:ascii="Consolas" w:hAnsi="Consolas"/>
+              </w:rPr>
+              <w:t>} s | Média: {tempoMedioPorQuestao:F1} s por questão");</w:t>
             </w:r>
           </w:p>
           <w:p>
@@ -1782,11 +2412,19 @@
                 <w:rFonts w:ascii="Consolas" w:hAnsi="Consolas"/>
               </w:rPr>
             </w:pPr>
-            <w:r>
-              <w:rPr>
-                <w:rFonts w:ascii="Consolas" w:hAnsi="Consolas"/>
-              </w:rPr>
-              <w:t>Console.WriteLine("Ritmo: " + ritmo);</w:t>
+            <w:proofErr w:type="spellStart"/>
+            <w:r>
+              <w:rPr>
+                <w:rFonts w:ascii="Consolas" w:hAnsi="Consolas"/>
+              </w:rPr>
+              <w:t>Console.WriteLine</w:t>
+            </w:r>
+            <w:proofErr w:type="spellEnd"/>
+            <w:r>
+              <w:rPr>
+                <w:rFonts w:ascii="Consolas" w:hAnsi="Consolas"/>
+              </w:rPr>
+              <w:t>("Ritmo: " + ritmo);</w:t>
             </w:r>
           </w:p>
           <w:p>
@@ -1802,11 +2440,33 @@
                 <w:rFonts w:ascii="Consolas" w:hAnsi="Consolas"/>
               </w:rPr>
             </w:pPr>
-            <w:r>
-              <w:rPr>
-                <w:rFonts w:ascii="Consolas" w:hAnsi="Consolas"/>
-              </w:rPr>
-              <w:t>Console.WriteLine("Melhor nível: " + melhorNivel);</w:t>
+            <w:proofErr w:type="spellStart"/>
+            <w:r>
+              <w:rPr>
+                <w:rFonts w:ascii="Consolas" w:hAnsi="Consolas"/>
+              </w:rPr>
+              <w:t>Console.WriteLine</w:t>
+            </w:r>
+            <w:proofErr w:type="spellEnd"/>
+            <w:r>
+              <w:rPr>
+                <w:rFonts w:ascii="Consolas" w:hAnsi="Consolas"/>
+              </w:rPr>
+              <w:t xml:space="preserve">("Melhor nível: " + </w:t>
+            </w:r>
+            <w:proofErr w:type="spellStart"/>
+            <w:r>
+              <w:rPr>
+                <w:rFonts w:ascii="Consolas" w:hAnsi="Consolas"/>
+              </w:rPr>
+              <w:t>melhorNivel</w:t>
+            </w:r>
+            <w:proofErr w:type="spellEnd"/>
+            <w:r>
+              <w:rPr>
+                <w:rFonts w:ascii="Consolas" w:hAnsi="Consolas"/>
+              </w:rPr>
+              <w:t>);</w:t>
             </w:r>
           </w:p>
           <w:p>
@@ -1822,11 +2482,33 @@
                 <w:rFonts w:ascii="Consolas" w:hAnsi="Consolas"/>
               </w:rPr>
             </w:pPr>
-            <w:r>
-              <w:rPr>
-                <w:rFonts w:ascii="Consolas" w:hAnsi="Consolas"/>
-              </w:rPr>
-              <w:t>Console.WriteLine("Classificação: " + classificacao);</w:t>
+            <w:proofErr w:type="spellStart"/>
+            <w:r>
+              <w:rPr>
+                <w:rFonts w:ascii="Consolas" w:hAnsi="Consolas"/>
+              </w:rPr>
+              <w:t>Console.WriteLine</w:t>
+            </w:r>
+            <w:proofErr w:type="spellEnd"/>
+            <w:r>
+              <w:rPr>
+                <w:rFonts w:ascii="Consolas" w:hAnsi="Consolas"/>
+              </w:rPr>
+              <w:t xml:space="preserve">("Classificação: " + </w:t>
+            </w:r>
+            <w:proofErr w:type="spellStart"/>
+            <w:r>
+              <w:rPr>
+                <w:rFonts w:ascii="Consolas" w:hAnsi="Consolas"/>
+              </w:rPr>
+              <w:t>classificacao</w:t>
+            </w:r>
+            <w:proofErr w:type="spellEnd"/>
+            <w:r>
+              <w:rPr>
+                <w:rFonts w:ascii="Consolas" w:hAnsi="Consolas"/>
+              </w:rPr>
+              <w:t>);</w:t>
             </w:r>
           </w:p>
         </w:tc>
@@ -2109,11 +2791,33 @@
                 <w:rFonts w:ascii="Consolas" w:hAnsi="Consolas"/>
               </w:rPr>
             </w:pPr>
-            <w:r>
-              <w:rPr>
-                <w:rFonts w:ascii="Consolas" w:hAnsi="Consolas"/>
-              </w:rPr>
-              <w:t>if (questaof &gt; 0)</w:t>
+            <w:proofErr w:type="spellStart"/>
+            <w:r>
+              <w:rPr>
+                <w:rFonts w:ascii="Consolas" w:hAnsi="Consolas"/>
+              </w:rPr>
+              <w:t>if</w:t>
+            </w:r>
+            <w:proofErr w:type="spellEnd"/>
+            <w:r>
+              <w:rPr>
+                <w:rFonts w:ascii="Consolas" w:hAnsi="Consolas"/>
+              </w:rPr>
+              <w:t xml:space="preserve"> (</w:t>
+            </w:r>
+            <w:proofErr w:type="spellStart"/>
+            <w:r>
+              <w:rPr>
+                <w:rFonts w:ascii="Consolas" w:hAnsi="Consolas"/>
+              </w:rPr>
+              <w:t>questaof</w:t>
+            </w:r>
+            <w:proofErr w:type="spellEnd"/>
+            <w:r>
+              <w:rPr>
+                <w:rFonts w:ascii="Consolas" w:hAnsi="Consolas"/>
+              </w:rPr>
+              <w:t xml:space="preserve"> &gt; 0)</w:t>
             </w:r>
           </w:p>
           <w:p>
@@ -2139,7 +2843,35 @@
               <w:rPr>
                 <w:rFonts w:ascii="Consolas" w:hAnsi="Consolas"/>
               </w:rPr>
-              <w:t>    string graficoFaceis = "";</w:t>
+              <w:t xml:space="preserve">    </w:t>
+            </w:r>
+            <w:proofErr w:type="spellStart"/>
+            <w:r>
+              <w:rPr>
+                <w:rFonts w:ascii="Consolas" w:hAnsi="Consolas"/>
+              </w:rPr>
+              <w:t>string</w:t>
+            </w:r>
+            <w:proofErr w:type="spellEnd"/>
+            <w:r>
+              <w:rPr>
+                <w:rFonts w:ascii="Consolas" w:hAnsi="Consolas"/>
+              </w:rPr>
+              <w:t xml:space="preserve"> </w:t>
+            </w:r>
+            <w:proofErr w:type="spellStart"/>
+            <w:r>
+              <w:rPr>
+                <w:rFonts w:ascii="Consolas" w:hAnsi="Consolas"/>
+              </w:rPr>
+              <w:t>graficoFaceis</w:t>
+            </w:r>
+            <w:proofErr w:type="spellEnd"/>
+            <w:r>
+              <w:rPr>
+                <w:rFonts w:ascii="Consolas" w:hAnsi="Consolas"/>
+              </w:rPr>
+              <w:t xml:space="preserve"> = "";</w:t>
             </w:r>
           </w:p>
           <w:p>
@@ -2152,7 +2884,35 @@
               <w:rPr>
                 <w:rFonts w:ascii="Consolas" w:hAnsi="Consolas"/>
               </w:rPr>
-              <w:t>    for (int i = 0; i &lt; acertof; i++)</w:t>
+              <w:t>    for (</w:t>
+            </w:r>
+            <w:proofErr w:type="spellStart"/>
+            <w:r>
+              <w:rPr>
+                <w:rFonts w:ascii="Consolas" w:hAnsi="Consolas"/>
+              </w:rPr>
+              <w:t>int</w:t>
+            </w:r>
+            <w:proofErr w:type="spellEnd"/>
+            <w:r>
+              <w:rPr>
+                <w:rFonts w:ascii="Consolas" w:hAnsi="Consolas"/>
+              </w:rPr>
+              <w:t xml:space="preserve"> i = 0; i &lt; </w:t>
+            </w:r>
+            <w:proofErr w:type="spellStart"/>
+            <w:r>
+              <w:rPr>
+                <w:rFonts w:ascii="Consolas" w:hAnsi="Consolas"/>
+              </w:rPr>
+              <w:t>acertof</w:t>
+            </w:r>
+            <w:proofErr w:type="spellEnd"/>
+            <w:r>
+              <w:rPr>
+                <w:rFonts w:ascii="Consolas" w:hAnsi="Consolas"/>
+              </w:rPr>
+              <w:t>; i++)</w:t>
             </w:r>
           </w:p>
           <w:p>
@@ -2178,7 +2938,35 @@
               <w:rPr>
                 <w:rFonts w:ascii="Consolas" w:hAnsi="Consolas"/>
               </w:rPr>
-              <w:t>        graficoFaceis = graficoFaceis + "*";</w:t>
+              <w:t xml:space="preserve">        </w:t>
+            </w:r>
+            <w:proofErr w:type="spellStart"/>
+            <w:r>
+              <w:rPr>
+                <w:rFonts w:ascii="Consolas" w:hAnsi="Consolas"/>
+              </w:rPr>
+              <w:t>graficoFaceis</w:t>
+            </w:r>
+            <w:proofErr w:type="spellEnd"/>
+            <w:r>
+              <w:rPr>
+                <w:rFonts w:ascii="Consolas" w:hAnsi="Consolas"/>
+              </w:rPr>
+              <w:t xml:space="preserve"> = </w:t>
+            </w:r>
+            <w:proofErr w:type="spellStart"/>
+            <w:r>
+              <w:rPr>
+                <w:rFonts w:ascii="Consolas" w:hAnsi="Consolas"/>
+              </w:rPr>
+              <w:t>graficoFaceis</w:t>
+            </w:r>
+            <w:proofErr w:type="spellEnd"/>
+            <w:r>
+              <w:rPr>
+                <w:rFonts w:ascii="Consolas" w:hAnsi="Consolas"/>
+              </w:rPr>
+              <w:t xml:space="preserve"> + "*";</w:t>
             </w:r>
           </w:p>
           <w:p>
@@ -2204,7 +2992,21 @@
               <w:rPr>
                 <w:rFonts w:ascii="Consolas" w:hAnsi="Consolas"/>
               </w:rPr>
-              <w:t>    Console.WriteLine($"Fácil</w:t>
+              <w:t xml:space="preserve">    </w:t>
+            </w:r>
+            <w:proofErr w:type="spellStart"/>
+            <w:r>
+              <w:rPr>
+                <w:rFonts w:ascii="Consolas" w:hAnsi="Consolas"/>
+              </w:rPr>
+              <w:t>Console.WriteLine</w:t>
+            </w:r>
+            <w:proofErr w:type="spellEnd"/>
+            <w:r>
+              <w:rPr>
+                <w:rFonts w:ascii="Consolas" w:hAnsi="Consolas"/>
+              </w:rPr>
+              <w:t>($"Fácil</w:t>
             </w:r>
             <w:proofErr w:type="gramStart"/>
             <w:r>
@@ -2218,7 +3020,49 @@
               <w:rPr>
                 <w:rFonts w:ascii="Consolas" w:hAnsi="Consolas"/>
               </w:rPr>
-              <w:t>{acertof}/{questaof}) {percentualFaceis:F1}% {graficoFaceis}");</w:t>
+              <w:t>{</w:t>
+            </w:r>
+            <w:proofErr w:type="spellStart"/>
+            <w:r>
+              <w:rPr>
+                <w:rFonts w:ascii="Consolas" w:hAnsi="Consolas"/>
+              </w:rPr>
+              <w:t>acertof</w:t>
+            </w:r>
+            <w:proofErr w:type="spellEnd"/>
+            <w:r>
+              <w:rPr>
+                <w:rFonts w:ascii="Consolas" w:hAnsi="Consolas"/>
+              </w:rPr>
+              <w:t>}/{</w:t>
+            </w:r>
+            <w:proofErr w:type="spellStart"/>
+            <w:r>
+              <w:rPr>
+                <w:rFonts w:ascii="Consolas" w:hAnsi="Consolas"/>
+              </w:rPr>
+              <w:t>questaof</w:t>
+            </w:r>
+            <w:proofErr w:type="spellEnd"/>
+            <w:r>
+              <w:rPr>
+                <w:rFonts w:ascii="Consolas" w:hAnsi="Consolas"/>
+              </w:rPr>
+              <w:t>}) {percentualFaceis:F1}% {</w:t>
+            </w:r>
+            <w:proofErr w:type="spellStart"/>
+            <w:r>
+              <w:rPr>
+                <w:rFonts w:ascii="Consolas" w:hAnsi="Consolas"/>
+              </w:rPr>
+              <w:t>graficoFaceis</w:t>
+            </w:r>
+            <w:proofErr w:type="spellEnd"/>
+            <w:r>
+              <w:rPr>
+                <w:rFonts w:ascii="Consolas" w:hAnsi="Consolas"/>
+              </w:rPr>
+              <w:t>}");</w:t>
             </w:r>
           </w:p>
           <w:p>
@@ -2240,12 +3084,14 @@
                 <w:rFonts w:ascii="Consolas" w:hAnsi="Consolas"/>
               </w:rPr>
             </w:pPr>
+            <w:proofErr w:type="spellStart"/>
             <w:r>
               <w:rPr>
                 <w:rFonts w:ascii="Consolas" w:hAnsi="Consolas"/>
               </w:rPr>
               <w:t>else</w:t>
             </w:r>
+            <w:proofErr w:type="spellEnd"/>
           </w:p>
           <w:p>
             <w:pPr>
@@ -2270,7 +3116,21 @@
               <w:rPr>
                 <w:rFonts w:ascii="Consolas" w:hAnsi="Consolas"/>
               </w:rPr>
-              <w:t>    Console.WriteLine("Fácil</w:t>
+              <w:t xml:space="preserve">    </w:t>
+            </w:r>
+            <w:proofErr w:type="spellStart"/>
+            <w:r>
+              <w:rPr>
+                <w:rFonts w:ascii="Consolas" w:hAnsi="Consolas"/>
+              </w:rPr>
+              <w:t>Console.WriteLine</w:t>
+            </w:r>
+            <w:proofErr w:type="spellEnd"/>
+            <w:r>
+              <w:rPr>
+                <w:rFonts w:ascii="Consolas" w:hAnsi="Consolas"/>
+              </w:rPr>
+              <w:t>("Fácil</w:t>
             </w:r>
             <w:proofErr w:type="gramStart"/>
             <w:r>
@@ -2402,12 +3262,28 @@
           <w:p/>
           <w:p>
             <w:r>
-              <w:t>Quantas questões dificeis foram respondidas? 2</w:t>
-            </w:r>
-          </w:p>
-          <w:p>
-            <w:r>
-              <w:t>Quantas acertos nas questões dificeis? 1</w:t>
+              <w:t xml:space="preserve">Quantas questões </w:t>
+            </w:r>
+            <w:proofErr w:type="spellStart"/>
+            <w:r>
+              <w:t>dificeis</w:t>
+            </w:r>
+            <w:proofErr w:type="spellEnd"/>
+            <w:r>
+              <w:t xml:space="preserve"> foram respondidas? 2</w:t>
+            </w:r>
+          </w:p>
+          <w:p>
+            <w:r>
+              <w:t xml:space="preserve">Quantas acertos nas questões </w:t>
+            </w:r>
+            <w:proofErr w:type="spellStart"/>
+            <w:r>
+              <w:t>dificeis</w:t>
+            </w:r>
+            <w:proofErr w:type="spellEnd"/>
+            <w:r>
+              <w:t>? 1</w:t>
             </w:r>
           </w:p>
         </w:tc>
@@ -3929,12 +4805,6 @@
       <w:pPr>
         <w:spacing w:after="60"/>
       </w:pPr>
-    </w:p>
-    <w:p>
-      <w:r>
-        <w:lastRenderedPageBreak/>
-        <w:br w:type="page"/>
-      </w:r>
     </w:p>
     <w:p>
       <w:pPr>
@@ -4035,7 +4905,7 @@
         </w:trPr>
         <w:tc>
           <w:tcPr>
-            <w:tcW w:w="1300" w:type="dxa"/>
+            <w:tcW w:w="1292" w:type="dxa"/>
             <w:tcBorders>
               <w:top w:val="single" w:sz="4" w:space="0" w:color="BFBFBF"/>
               <w:left w:val="single" w:sz="4" w:space="0" w:color="BFBFBF"/>
@@ -4066,7 +4936,7 @@
         </w:tc>
         <w:tc>
           <w:tcPr>
-            <w:tcW w:w="2100" w:type="dxa"/>
+            <w:tcW w:w="2062" w:type="dxa"/>
             <w:tcBorders>
               <w:top w:val="single" w:sz="4" w:space="0" w:color="BFBFBF"/>
               <w:left w:val="single" w:sz="4" w:space="0" w:color="BFBFBF"/>
@@ -4097,7 +4967,7 @@
         </w:tc>
         <w:tc>
           <w:tcPr>
-            <w:tcW w:w="2650" w:type="dxa"/>
+            <w:tcW w:w="2605" w:type="dxa"/>
             <w:tcBorders>
               <w:top w:val="single" w:sz="4" w:space="0" w:color="BFBFBF"/>
               <w:left w:val="single" w:sz="4" w:space="0" w:color="BFBFBF"/>
@@ -4128,7 +4998,7 @@
         </w:tc>
         <w:tc>
           <w:tcPr>
-            <w:tcW w:w="2650" w:type="dxa"/>
+            <w:tcW w:w="2605" w:type="dxa"/>
             <w:tcBorders>
               <w:top w:val="single" w:sz="4" w:space="0" w:color="BFBFBF"/>
               <w:left w:val="single" w:sz="4" w:space="0" w:color="BFBFBF"/>
@@ -4159,7 +5029,7 @@
         </w:tc>
         <w:tc>
           <w:tcPr>
-            <w:tcW w:w="938" w:type="dxa"/>
+            <w:tcW w:w="1074" w:type="dxa"/>
             <w:tcBorders>
               <w:top w:val="single" w:sz="4" w:space="0" w:color="BFBFBF"/>
               <w:left w:val="single" w:sz="4" w:space="0" w:color="BFBFBF"/>
@@ -4192,7 +5062,7 @@
       <w:tr>
         <w:tc>
           <w:tcPr>
-            <w:tcW w:w="1300" w:type="dxa"/>
+            <w:tcW w:w="1292" w:type="dxa"/>
             <w:tcBorders>
               <w:top w:val="single" w:sz="4" w:space="0" w:color="BFBFBF"/>
               <w:left w:val="single" w:sz="4" w:space="0" w:color="BFBFBF"/>
@@ -4219,85 +5089,125 @@
         </w:tc>
         <w:tc>
           <w:tcPr>
-            <w:tcW w:w="2100" w:type="dxa"/>
-            <w:tcBorders>
-              <w:top w:val="single" w:sz="4" w:space="0" w:color="BFBFBF"/>
-              <w:left w:val="single" w:sz="4" w:space="0" w:color="BFBFBF"/>
-              <w:bottom w:val="single" w:sz="4" w:space="0" w:color="BFBFBF"/>
-              <w:right w:val="single" w:sz="4" w:space="0" w:color="BFBFBF"/>
-            </w:tcBorders>
-            <w:tcMar>
-              <w:top w:w="80" w:type="dxa"/>
-              <w:left w:w="120" w:type="dxa"/>
-              <w:bottom w:w="80" w:type="dxa"/>
-              <w:right w:w="120" w:type="dxa"/>
-            </w:tcMar>
-            <w:vAlign w:val="center"/>
-          </w:tcPr>
+            <w:tcW w:w="2062" w:type="dxa"/>
+            <w:tcBorders>
+              <w:top w:val="single" w:sz="4" w:space="0" w:color="BFBFBF"/>
+              <w:left w:val="single" w:sz="4" w:space="0" w:color="BFBFBF"/>
+              <w:bottom w:val="single" w:sz="4" w:space="0" w:color="BFBFBF"/>
+              <w:right w:val="single" w:sz="4" w:space="0" w:color="BFBFBF"/>
+            </w:tcBorders>
+            <w:tcMar>
+              <w:top w:w="80" w:type="dxa"/>
+              <w:left w:w="120" w:type="dxa"/>
+              <w:bottom w:w="80" w:type="dxa"/>
+              <w:right w:w="120" w:type="dxa"/>
+            </w:tcMar>
+            <w:vAlign w:val="center"/>
+          </w:tcPr>
+          <w:p>
+            <w:r>
+              <w:rPr>
+                <w:u w:val="single"/>
+              </w:rPr>
+              <w:t>Faixa etária maior que o esperado.</w:t>
+            </w:r>
+          </w:p>
+        </w:tc>
+        <w:tc>
+          <w:tcPr>
+            <w:tcW w:w="2605" w:type="dxa"/>
+            <w:tcBorders>
+              <w:top w:val="single" w:sz="4" w:space="0" w:color="BFBFBF"/>
+              <w:left w:val="single" w:sz="4" w:space="0" w:color="BFBFBF"/>
+              <w:bottom w:val="single" w:sz="4" w:space="0" w:color="BFBFBF"/>
+              <w:right w:val="single" w:sz="4" w:space="0" w:color="BFBFBF"/>
+            </w:tcBorders>
+            <w:tcMar>
+              <w:top w:w="80" w:type="dxa"/>
+              <w:left w:w="120" w:type="dxa"/>
+              <w:bottom w:w="80" w:type="dxa"/>
+              <w:right w:w="120" w:type="dxa"/>
+            </w:tcMar>
+            <w:vAlign w:val="center"/>
+          </w:tcPr>
+          <w:p>
+            <w:r>
+              <w:t>ERRO</w:t>
+            </w:r>
+            <w:r>
+              <w:t xml:space="preserve"> na entrada 2, digite um </w:t>
+            </w:r>
+            <w:proofErr w:type="spellStart"/>
+            <w:r>
+              <w:t>numero</w:t>
+            </w:r>
+            <w:proofErr w:type="spellEnd"/>
+            <w:r>
+              <w:t xml:space="preserve"> entre 1 a 6.</w:t>
+            </w:r>
+          </w:p>
           <w:p/>
         </w:tc>
         <w:tc>
           <w:tcPr>
-            <w:tcW w:w="2650" w:type="dxa"/>
-            <w:tcBorders>
-              <w:top w:val="single" w:sz="4" w:space="0" w:color="BFBFBF"/>
-              <w:left w:val="single" w:sz="4" w:space="0" w:color="BFBFBF"/>
-              <w:bottom w:val="single" w:sz="4" w:space="0" w:color="BFBFBF"/>
-              <w:right w:val="single" w:sz="4" w:space="0" w:color="BFBFBF"/>
-            </w:tcBorders>
-            <w:tcMar>
-              <w:top w:w="80" w:type="dxa"/>
-              <w:left w:w="120" w:type="dxa"/>
-              <w:bottom w:w="80" w:type="dxa"/>
-              <w:right w:w="120" w:type="dxa"/>
-            </w:tcMar>
-            <w:vAlign w:val="center"/>
-          </w:tcPr>
+            <w:tcW w:w="2605" w:type="dxa"/>
+            <w:tcBorders>
+              <w:top w:val="single" w:sz="4" w:space="0" w:color="BFBFBF"/>
+              <w:left w:val="single" w:sz="4" w:space="0" w:color="BFBFBF"/>
+              <w:bottom w:val="single" w:sz="4" w:space="0" w:color="BFBFBF"/>
+              <w:right w:val="single" w:sz="4" w:space="0" w:color="BFBFBF"/>
+            </w:tcBorders>
+            <w:tcMar>
+              <w:top w:w="80" w:type="dxa"/>
+              <w:left w:w="120" w:type="dxa"/>
+              <w:bottom w:w="80" w:type="dxa"/>
+              <w:right w:w="120" w:type="dxa"/>
+            </w:tcMar>
+            <w:vAlign w:val="center"/>
+          </w:tcPr>
+          <w:p>
+            <w:r>
+              <w:t xml:space="preserve">ERRO na entrada 2, digite um </w:t>
+            </w:r>
+            <w:proofErr w:type="spellStart"/>
+            <w:r>
+              <w:t>numero</w:t>
+            </w:r>
+            <w:proofErr w:type="spellEnd"/>
+            <w:r>
+              <w:t xml:space="preserve"> entre 1 a 6.</w:t>
+            </w:r>
+          </w:p>
           <w:p/>
         </w:tc>
         <w:tc>
           <w:tcPr>
-            <w:tcW w:w="2650" w:type="dxa"/>
-            <w:tcBorders>
-              <w:top w:val="single" w:sz="4" w:space="0" w:color="BFBFBF"/>
-              <w:left w:val="single" w:sz="4" w:space="0" w:color="BFBFBF"/>
-              <w:bottom w:val="single" w:sz="4" w:space="0" w:color="BFBFBF"/>
-              <w:right w:val="single" w:sz="4" w:space="0" w:color="BFBFBF"/>
-            </w:tcBorders>
-            <w:tcMar>
-              <w:top w:w="80" w:type="dxa"/>
-              <w:left w:w="120" w:type="dxa"/>
-              <w:bottom w:w="80" w:type="dxa"/>
-              <w:right w:w="120" w:type="dxa"/>
-            </w:tcMar>
-            <w:vAlign w:val="center"/>
-          </w:tcPr>
-          <w:p/>
-        </w:tc>
-        <w:tc>
-          <w:tcPr>
-            <w:tcW w:w="938" w:type="dxa"/>
-            <w:tcBorders>
-              <w:top w:val="single" w:sz="4" w:space="0" w:color="BFBFBF"/>
-              <w:left w:val="single" w:sz="4" w:space="0" w:color="BFBFBF"/>
-              <w:bottom w:val="single" w:sz="4" w:space="0" w:color="BFBFBF"/>
-              <w:right w:val="single" w:sz="4" w:space="0" w:color="BFBFBF"/>
-            </w:tcBorders>
-            <w:tcMar>
-              <w:top w:w="80" w:type="dxa"/>
-              <w:left w:w="120" w:type="dxa"/>
-              <w:bottom w:w="80" w:type="dxa"/>
-              <w:right w:w="120" w:type="dxa"/>
-            </w:tcMar>
-            <w:vAlign w:val="center"/>
-          </w:tcPr>
-          <w:p/>
+            <w:tcW w:w="1074" w:type="dxa"/>
+            <w:tcBorders>
+              <w:top w:val="single" w:sz="4" w:space="0" w:color="BFBFBF"/>
+              <w:left w:val="single" w:sz="4" w:space="0" w:color="BFBFBF"/>
+              <w:bottom w:val="single" w:sz="4" w:space="0" w:color="BFBFBF"/>
+              <w:right w:val="single" w:sz="4" w:space="0" w:color="BFBFBF"/>
+            </w:tcBorders>
+            <w:tcMar>
+              <w:top w:w="80" w:type="dxa"/>
+              <w:left w:w="120" w:type="dxa"/>
+              <w:bottom w:w="80" w:type="dxa"/>
+              <w:right w:w="120" w:type="dxa"/>
+            </w:tcMar>
+            <w:vAlign w:val="center"/>
+          </w:tcPr>
+          <w:p>
+            <w:r>
+              <w:t>Sim</w:t>
+            </w:r>
+          </w:p>
         </w:tc>
       </w:tr>
       <w:tr>
         <w:tc>
           <w:tcPr>
-            <w:tcW w:w="1300" w:type="dxa"/>
+            <w:tcW w:w="1292" w:type="dxa"/>
             <w:tcBorders>
               <w:top w:val="single" w:sz="4" w:space="0" w:color="BFBFBF"/>
               <w:left w:val="single" w:sz="4" w:space="0" w:color="BFBFBF"/>
@@ -4324,85 +5234,103 @@
         </w:tc>
         <w:tc>
           <w:tcPr>
-            <w:tcW w:w="2100" w:type="dxa"/>
-            <w:tcBorders>
-              <w:top w:val="single" w:sz="4" w:space="0" w:color="BFBFBF"/>
-              <w:left w:val="single" w:sz="4" w:space="0" w:color="BFBFBF"/>
-              <w:bottom w:val="single" w:sz="4" w:space="0" w:color="BFBFBF"/>
-              <w:right w:val="single" w:sz="4" w:space="0" w:color="BFBFBF"/>
-            </w:tcBorders>
-            <w:tcMar>
-              <w:top w:w="80" w:type="dxa"/>
-              <w:left w:w="120" w:type="dxa"/>
-              <w:bottom w:w="80" w:type="dxa"/>
-              <w:right w:w="120" w:type="dxa"/>
-            </w:tcMar>
-            <w:vAlign w:val="center"/>
-          </w:tcPr>
+            <w:tcW w:w="2062" w:type="dxa"/>
+            <w:tcBorders>
+              <w:top w:val="single" w:sz="4" w:space="0" w:color="BFBFBF"/>
+              <w:left w:val="single" w:sz="4" w:space="0" w:color="BFBFBF"/>
+              <w:bottom w:val="single" w:sz="4" w:space="0" w:color="BFBFBF"/>
+              <w:right w:val="single" w:sz="4" w:space="0" w:color="BFBFBF"/>
+            </w:tcBorders>
+            <w:tcMar>
+              <w:top w:w="80" w:type="dxa"/>
+              <w:left w:w="120" w:type="dxa"/>
+              <w:bottom w:w="80" w:type="dxa"/>
+              <w:right w:w="120" w:type="dxa"/>
+            </w:tcMar>
+            <w:vAlign w:val="center"/>
+          </w:tcPr>
+          <w:p>
+            <w:r>
+              <w:t>Valor numérico na faixa etária.</w:t>
+            </w:r>
+          </w:p>
+        </w:tc>
+        <w:tc>
+          <w:tcPr>
+            <w:tcW w:w="2605" w:type="dxa"/>
+            <w:tcBorders>
+              <w:top w:val="single" w:sz="4" w:space="0" w:color="BFBFBF"/>
+              <w:left w:val="single" w:sz="4" w:space="0" w:color="BFBFBF"/>
+              <w:bottom w:val="single" w:sz="4" w:space="0" w:color="BFBFBF"/>
+              <w:right w:val="single" w:sz="4" w:space="0" w:color="BFBFBF"/>
+            </w:tcBorders>
+            <w:tcMar>
+              <w:top w:w="80" w:type="dxa"/>
+              <w:left w:w="120" w:type="dxa"/>
+              <w:bottom w:w="80" w:type="dxa"/>
+              <w:right w:w="120" w:type="dxa"/>
+            </w:tcMar>
+            <w:vAlign w:val="center"/>
+          </w:tcPr>
+          <w:p>
+            <w:r>
+              <w:t>ERRO na entrada 2, digite um valor numérico.</w:t>
+            </w:r>
+          </w:p>
           <w:p/>
         </w:tc>
         <w:tc>
           <w:tcPr>
-            <w:tcW w:w="2650" w:type="dxa"/>
-            <w:tcBorders>
-              <w:top w:val="single" w:sz="4" w:space="0" w:color="BFBFBF"/>
-              <w:left w:val="single" w:sz="4" w:space="0" w:color="BFBFBF"/>
-              <w:bottom w:val="single" w:sz="4" w:space="0" w:color="BFBFBF"/>
-              <w:right w:val="single" w:sz="4" w:space="0" w:color="BFBFBF"/>
-            </w:tcBorders>
-            <w:tcMar>
-              <w:top w:w="80" w:type="dxa"/>
-              <w:left w:w="120" w:type="dxa"/>
-              <w:bottom w:w="80" w:type="dxa"/>
-              <w:right w:w="120" w:type="dxa"/>
-            </w:tcMar>
-            <w:vAlign w:val="center"/>
-          </w:tcPr>
+            <w:tcW w:w="2605" w:type="dxa"/>
+            <w:tcBorders>
+              <w:top w:val="single" w:sz="4" w:space="0" w:color="BFBFBF"/>
+              <w:left w:val="single" w:sz="4" w:space="0" w:color="BFBFBF"/>
+              <w:bottom w:val="single" w:sz="4" w:space="0" w:color="BFBFBF"/>
+              <w:right w:val="single" w:sz="4" w:space="0" w:color="BFBFBF"/>
+            </w:tcBorders>
+            <w:tcMar>
+              <w:top w:w="80" w:type="dxa"/>
+              <w:left w:w="120" w:type="dxa"/>
+              <w:bottom w:w="80" w:type="dxa"/>
+              <w:right w:w="120" w:type="dxa"/>
+            </w:tcMar>
+            <w:vAlign w:val="center"/>
+          </w:tcPr>
+          <w:p>
+            <w:r>
+              <w:t>ERRO na entrada 2, digite um valor numérico.</w:t>
+            </w:r>
+          </w:p>
           <w:p/>
         </w:tc>
         <w:tc>
           <w:tcPr>
-            <w:tcW w:w="2650" w:type="dxa"/>
-            <w:tcBorders>
-              <w:top w:val="single" w:sz="4" w:space="0" w:color="BFBFBF"/>
-              <w:left w:val="single" w:sz="4" w:space="0" w:color="BFBFBF"/>
-              <w:bottom w:val="single" w:sz="4" w:space="0" w:color="BFBFBF"/>
-              <w:right w:val="single" w:sz="4" w:space="0" w:color="BFBFBF"/>
-            </w:tcBorders>
-            <w:tcMar>
-              <w:top w:w="80" w:type="dxa"/>
-              <w:left w:w="120" w:type="dxa"/>
-              <w:bottom w:w="80" w:type="dxa"/>
-              <w:right w:w="120" w:type="dxa"/>
-            </w:tcMar>
-            <w:vAlign w:val="center"/>
-          </w:tcPr>
-          <w:p/>
-        </w:tc>
-        <w:tc>
-          <w:tcPr>
-            <w:tcW w:w="938" w:type="dxa"/>
-            <w:tcBorders>
-              <w:top w:val="single" w:sz="4" w:space="0" w:color="BFBFBF"/>
-              <w:left w:val="single" w:sz="4" w:space="0" w:color="BFBFBF"/>
-              <w:bottom w:val="single" w:sz="4" w:space="0" w:color="BFBFBF"/>
-              <w:right w:val="single" w:sz="4" w:space="0" w:color="BFBFBF"/>
-            </w:tcBorders>
-            <w:tcMar>
-              <w:top w:w="80" w:type="dxa"/>
-              <w:left w:w="120" w:type="dxa"/>
-              <w:bottom w:w="80" w:type="dxa"/>
-              <w:right w:w="120" w:type="dxa"/>
-            </w:tcMar>
-            <w:vAlign w:val="center"/>
-          </w:tcPr>
-          <w:p/>
+            <w:tcW w:w="1074" w:type="dxa"/>
+            <w:tcBorders>
+              <w:top w:val="single" w:sz="4" w:space="0" w:color="BFBFBF"/>
+              <w:left w:val="single" w:sz="4" w:space="0" w:color="BFBFBF"/>
+              <w:bottom w:val="single" w:sz="4" w:space="0" w:color="BFBFBF"/>
+              <w:right w:val="single" w:sz="4" w:space="0" w:color="BFBFBF"/>
+            </w:tcBorders>
+            <w:tcMar>
+              <w:top w:w="80" w:type="dxa"/>
+              <w:left w:w="120" w:type="dxa"/>
+              <w:bottom w:w="80" w:type="dxa"/>
+              <w:right w:w="120" w:type="dxa"/>
+            </w:tcMar>
+            <w:vAlign w:val="center"/>
+          </w:tcPr>
+          <w:p>
+            <w:r>
+              <w:t>Sim</w:t>
+            </w:r>
+          </w:p>
         </w:tc>
       </w:tr>
       <w:tr>
         <w:tc>
           <w:tcPr>
-            <w:tcW w:w="1300" w:type="dxa"/>
+            <w:tcW w:w="1292" w:type="dxa"/>
             <w:tcBorders>
               <w:top w:val="single" w:sz="4" w:space="0" w:color="BFBFBF"/>
               <w:left w:val="single" w:sz="4" w:space="0" w:color="BFBFBF"/>
@@ -4429,85 +5357,103 @@
         </w:tc>
         <w:tc>
           <w:tcPr>
-            <w:tcW w:w="2100" w:type="dxa"/>
-            <w:tcBorders>
-              <w:top w:val="single" w:sz="4" w:space="0" w:color="BFBFBF"/>
-              <w:left w:val="single" w:sz="4" w:space="0" w:color="BFBFBF"/>
-              <w:bottom w:val="single" w:sz="4" w:space="0" w:color="BFBFBF"/>
-              <w:right w:val="single" w:sz="4" w:space="0" w:color="BFBFBF"/>
-            </w:tcBorders>
-            <w:tcMar>
-              <w:top w:w="80" w:type="dxa"/>
-              <w:left w:w="120" w:type="dxa"/>
-              <w:bottom w:w="80" w:type="dxa"/>
-              <w:right w:w="120" w:type="dxa"/>
-            </w:tcMar>
-            <w:vAlign w:val="center"/>
-          </w:tcPr>
+            <w:tcW w:w="2062" w:type="dxa"/>
+            <w:tcBorders>
+              <w:top w:val="single" w:sz="4" w:space="0" w:color="BFBFBF"/>
+              <w:left w:val="single" w:sz="4" w:space="0" w:color="BFBFBF"/>
+              <w:bottom w:val="single" w:sz="4" w:space="0" w:color="BFBFBF"/>
+              <w:right w:val="single" w:sz="4" w:space="0" w:color="BFBFBF"/>
+            </w:tcBorders>
+            <w:tcMar>
+              <w:top w:w="80" w:type="dxa"/>
+              <w:left w:w="120" w:type="dxa"/>
+              <w:bottom w:w="80" w:type="dxa"/>
+              <w:right w:w="120" w:type="dxa"/>
+            </w:tcMar>
+            <w:vAlign w:val="center"/>
+          </w:tcPr>
+          <w:p>
+            <w:r>
+              <w:t>Número de acertos maior que as questões.</w:t>
+            </w:r>
+          </w:p>
+        </w:tc>
+        <w:tc>
+          <w:tcPr>
+            <w:tcW w:w="2605" w:type="dxa"/>
+            <w:tcBorders>
+              <w:top w:val="single" w:sz="4" w:space="0" w:color="BFBFBF"/>
+              <w:left w:val="single" w:sz="4" w:space="0" w:color="BFBFBF"/>
+              <w:bottom w:val="single" w:sz="4" w:space="0" w:color="BFBFBF"/>
+              <w:right w:val="single" w:sz="4" w:space="0" w:color="BFBFBF"/>
+            </w:tcBorders>
+            <w:tcMar>
+              <w:top w:w="80" w:type="dxa"/>
+              <w:left w:w="120" w:type="dxa"/>
+              <w:bottom w:w="80" w:type="dxa"/>
+              <w:right w:w="120" w:type="dxa"/>
+            </w:tcMar>
+            <w:vAlign w:val="center"/>
+          </w:tcPr>
+          <w:p>
+            <w:r>
+              <w:t xml:space="preserve">ERRO na entrada 4, digite um número até </w:t>
+            </w:r>
+          </w:p>
           <w:p/>
         </w:tc>
         <w:tc>
           <w:tcPr>
-            <w:tcW w:w="2650" w:type="dxa"/>
-            <w:tcBorders>
-              <w:top w:val="single" w:sz="4" w:space="0" w:color="BFBFBF"/>
-              <w:left w:val="single" w:sz="4" w:space="0" w:color="BFBFBF"/>
-              <w:bottom w:val="single" w:sz="4" w:space="0" w:color="BFBFBF"/>
-              <w:right w:val="single" w:sz="4" w:space="0" w:color="BFBFBF"/>
-            </w:tcBorders>
-            <w:tcMar>
-              <w:top w:w="80" w:type="dxa"/>
-              <w:left w:w="120" w:type="dxa"/>
-              <w:bottom w:w="80" w:type="dxa"/>
-              <w:right w:w="120" w:type="dxa"/>
-            </w:tcMar>
-            <w:vAlign w:val="center"/>
-          </w:tcPr>
+            <w:tcW w:w="2605" w:type="dxa"/>
+            <w:tcBorders>
+              <w:top w:val="single" w:sz="4" w:space="0" w:color="BFBFBF"/>
+              <w:left w:val="single" w:sz="4" w:space="0" w:color="BFBFBF"/>
+              <w:bottom w:val="single" w:sz="4" w:space="0" w:color="BFBFBF"/>
+              <w:right w:val="single" w:sz="4" w:space="0" w:color="BFBFBF"/>
+            </w:tcBorders>
+            <w:tcMar>
+              <w:top w:w="80" w:type="dxa"/>
+              <w:left w:w="120" w:type="dxa"/>
+              <w:bottom w:w="80" w:type="dxa"/>
+              <w:right w:w="120" w:type="dxa"/>
+            </w:tcMar>
+            <w:vAlign w:val="center"/>
+          </w:tcPr>
+          <w:p>
+            <w:r>
+              <w:t xml:space="preserve">ERRO na entrada 4, digite um número até </w:t>
+            </w:r>
+          </w:p>
           <w:p/>
         </w:tc>
         <w:tc>
           <w:tcPr>
-            <w:tcW w:w="2650" w:type="dxa"/>
-            <w:tcBorders>
-              <w:top w:val="single" w:sz="4" w:space="0" w:color="BFBFBF"/>
-              <w:left w:val="single" w:sz="4" w:space="0" w:color="BFBFBF"/>
-              <w:bottom w:val="single" w:sz="4" w:space="0" w:color="BFBFBF"/>
-              <w:right w:val="single" w:sz="4" w:space="0" w:color="BFBFBF"/>
-            </w:tcBorders>
-            <w:tcMar>
-              <w:top w:w="80" w:type="dxa"/>
-              <w:left w:w="120" w:type="dxa"/>
-              <w:bottom w:w="80" w:type="dxa"/>
-              <w:right w:w="120" w:type="dxa"/>
-            </w:tcMar>
-            <w:vAlign w:val="center"/>
-          </w:tcPr>
-          <w:p/>
-        </w:tc>
-        <w:tc>
-          <w:tcPr>
-            <w:tcW w:w="938" w:type="dxa"/>
-            <w:tcBorders>
-              <w:top w:val="single" w:sz="4" w:space="0" w:color="BFBFBF"/>
-              <w:left w:val="single" w:sz="4" w:space="0" w:color="BFBFBF"/>
-              <w:bottom w:val="single" w:sz="4" w:space="0" w:color="BFBFBF"/>
-              <w:right w:val="single" w:sz="4" w:space="0" w:color="BFBFBF"/>
-            </w:tcBorders>
-            <w:tcMar>
-              <w:top w:w="80" w:type="dxa"/>
-              <w:left w:w="120" w:type="dxa"/>
-              <w:bottom w:w="80" w:type="dxa"/>
-              <w:right w:w="120" w:type="dxa"/>
-            </w:tcMar>
-            <w:vAlign w:val="center"/>
-          </w:tcPr>
-          <w:p/>
+            <w:tcW w:w="1074" w:type="dxa"/>
+            <w:tcBorders>
+              <w:top w:val="single" w:sz="4" w:space="0" w:color="BFBFBF"/>
+              <w:left w:val="single" w:sz="4" w:space="0" w:color="BFBFBF"/>
+              <w:bottom w:val="single" w:sz="4" w:space="0" w:color="BFBFBF"/>
+              <w:right w:val="single" w:sz="4" w:space="0" w:color="BFBFBF"/>
+            </w:tcBorders>
+            <w:tcMar>
+              <w:top w:w="80" w:type="dxa"/>
+              <w:left w:w="120" w:type="dxa"/>
+              <w:bottom w:w="80" w:type="dxa"/>
+              <w:right w:w="120" w:type="dxa"/>
+            </w:tcMar>
+            <w:vAlign w:val="center"/>
+          </w:tcPr>
+          <w:p>
+            <w:r>
+              <w:t>Sim</w:t>
+            </w:r>
+          </w:p>
         </w:tc>
       </w:tr>
       <w:tr>
         <w:tc>
           <w:tcPr>
-            <w:tcW w:w="1300" w:type="dxa"/>
+            <w:tcW w:w="1292" w:type="dxa"/>
             <w:tcBorders>
               <w:top w:val="single" w:sz="4" w:space="0" w:color="BFBFBF"/>
               <w:left w:val="single" w:sz="4" w:space="0" w:color="BFBFBF"/>
@@ -4534,85 +5480,103 @@
         </w:tc>
         <w:tc>
           <w:tcPr>
-            <w:tcW w:w="2100" w:type="dxa"/>
-            <w:tcBorders>
-              <w:top w:val="single" w:sz="4" w:space="0" w:color="BFBFBF"/>
-              <w:left w:val="single" w:sz="4" w:space="0" w:color="BFBFBF"/>
-              <w:bottom w:val="single" w:sz="4" w:space="0" w:color="BFBFBF"/>
-              <w:right w:val="single" w:sz="4" w:space="0" w:color="BFBFBF"/>
-            </w:tcBorders>
-            <w:tcMar>
-              <w:top w:w="80" w:type="dxa"/>
-              <w:left w:w="120" w:type="dxa"/>
-              <w:bottom w:w="80" w:type="dxa"/>
-              <w:right w:w="120" w:type="dxa"/>
-            </w:tcMar>
-            <w:vAlign w:val="center"/>
-          </w:tcPr>
+            <w:tcW w:w="2062" w:type="dxa"/>
+            <w:tcBorders>
+              <w:top w:val="single" w:sz="4" w:space="0" w:color="BFBFBF"/>
+              <w:left w:val="single" w:sz="4" w:space="0" w:color="BFBFBF"/>
+              <w:bottom w:val="single" w:sz="4" w:space="0" w:color="BFBFBF"/>
+              <w:right w:val="single" w:sz="4" w:space="0" w:color="BFBFBF"/>
+            </w:tcBorders>
+            <w:tcMar>
+              <w:top w:w="80" w:type="dxa"/>
+              <w:left w:w="120" w:type="dxa"/>
+              <w:bottom w:w="80" w:type="dxa"/>
+              <w:right w:w="120" w:type="dxa"/>
+            </w:tcMar>
+            <w:vAlign w:val="center"/>
+          </w:tcPr>
+          <w:p>
+            <w:r>
+              <w:t>Valor numérico na resposta da pergunta fácil.</w:t>
+            </w:r>
+          </w:p>
+        </w:tc>
+        <w:tc>
+          <w:tcPr>
+            <w:tcW w:w="2605" w:type="dxa"/>
+            <w:tcBorders>
+              <w:top w:val="single" w:sz="4" w:space="0" w:color="BFBFBF"/>
+              <w:left w:val="single" w:sz="4" w:space="0" w:color="BFBFBF"/>
+              <w:bottom w:val="single" w:sz="4" w:space="0" w:color="BFBFBF"/>
+              <w:right w:val="single" w:sz="4" w:space="0" w:color="BFBFBF"/>
+            </w:tcBorders>
+            <w:tcMar>
+              <w:top w:w="80" w:type="dxa"/>
+              <w:left w:w="120" w:type="dxa"/>
+              <w:bottom w:w="80" w:type="dxa"/>
+              <w:right w:w="120" w:type="dxa"/>
+            </w:tcMar>
+            <w:vAlign w:val="center"/>
+          </w:tcPr>
+          <w:p>
+            <w:r>
+              <w:t>ERRO na entrada 4, digite um valor numérico</w:t>
+            </w:r>
+          </w:p>
           <w:p/>
         </w:tc>
         <w:tc>
           <w:tcPr>
-            <w:tcW w:w="2650" w:type="dxa"/>
-            <w:tcBorders>
-              <w:top w:val="single" w:sz="4" w:space="0" w:color="BFBFBF"/>
-              <w:left w:val="single" w:sz="4" w:space="0" w:color="BFBFBF"/>
-              <w:bottom w:val="single" w:sz="4" w:space="0" w:color="BFBFBF"/>
-              <w:right w:val="single" w:sz="4" w:space="0" w:color="BFBFBF"/>
-            </w:tcBorders>
-            <w:tcMar>
-              <w:top w:w="80" w:type="dxa"/>
-              <w:left w:w="120" w:type="dxa"/>
-              <w:bottom w:w="80" w:type="dxa"/>
-              <w:right w:w="120" w:type="dxa"/>
-            </w:tcMar>
-            <w:vAlign w:val="center"/>
-          </w:tcPr>
+            <w:tcW w:w="2605" w:type="dxa"/>
+            <w:tcBorders>
+              <w:top w:val="single" w:sz="4" w:space="0" w:color="BFBFBF"/>
+              <w:left w:val="single" w:sz="4" w:space="0" w:color="BFBFBF"/>
+              <w:bottom w:val="single" w:sz="4" w:space="0" w:color="BFBFBF"/>
+              <w:right w:val="single" w:sz="4" w:space="0" w:color="BFBFBF"/>
+            </w:tcBorders>
+            <w:tcMar>
+              <w:top w:w="80" w:type="dxa"/>
+              <w:left w:w="120" w:type="dxa"/>
+              <w:bottom w:w="80" w:type="dxa"/>
+              <w:right w:w="120" w:type="dxa"/>
+            </w:tcMar>
+            <w:vAlign w:val="center"/>
+          </w:tcPr>
+          <w:p>
+            <w:r>
+              <w:t>ERRO na entrada 4, digite um valor numérico</w:t>
+            </w:r>
+          </w:p>
           <w:p/>
         </w:tc>
         <w:tc>
           <w:tcPr>
-            <w:tcW w:w="2650" w:type="dxa"/>
-            <w:tcBorders>
-              <w:top w:val="single" w:sz="4" w:space="0" w:color="BFBFBF"/>
-              <w:left w:val="single" w:sz="4" w:space="0" w:color="BFBFBF"/>
-              <w:bottom w:val="single" w:sz="4" w:space="0" w:color="BFBFBF"/>
-              <w:right w:val="single" w:sz="4" w:space="0" w:color="BFBFBF"/>
-            </w:tcBorders>
-            <w:tcMar>
-              <w:top w:w="80" w:type="dxa"/>
-              <w:left w:w="120" w:type="dxa"/>
-              <w:bottom w:w="80" w:type="dxa"/>
-              <w:right w:w="120" w:type="dxa"/>
-            </w:tcMar>
-            <w:vAlign w:val="center"/>
-          </w:tcPr>
-          <w:p/>
-        </w:tc>
-        <w:tc>
-          <w:tcPr>
-            <w:tcW w:w="938" w:type="dxa"/>
-            <w:tcBorders>
-              <w:top w:val="single" w:sz="4" w:space="0" w:color="BFBFBF"/>
-              <w:left w:val="single" w:sz="4" w:space="0" w:color="BFBFBF"/>
-              <w:bottom w:val="single" w:sz="4" w:space="0" w:color="BFBFBF"/>
-              <w:right w:val="single" w:sz="4" w:space="0" w:color="BFBFBF"/>
-            </w:tcBorders>
-            <w:tcMar>
-              <w:top w:w="80" w:type="dxa"/>
-              <w:left w:w="120" w:type="dxa"/>
-              <w:bottom w:w="80" w:type="dxa"/>
-              <w:right w:w="120" w:type="dxa"/>
-            </w:tcMar>
-            <w:vAlign w:val="center"/>
-          </w:tcPr>
-          <w:p/>
+            <w:tcW w:w="1074" w:type="dxa"/>
+            <w:tcBorders>
+              <w:top w:val="single" w:sz="4" w:space="0" w:color="BFBFBF"/>
+              <w:left w:val="single" w:sz="4" w:space="0" w:color="BFBFBF"/>
+              <w:bottom w:val="single" w:sz="4" w:space="0" w:color="BFBFBF"/>
+              <w:right w:val="single" w:sz="4" w:space="0" w:color="BFBFBF"/>
+            </w:tcBorders>
+            <w:tcMar>
+              <w:top w:w="80" w:type="dxa"/>
+              <w:left w:w="120" w:type="dxa"/>
+              <w:bottom w:w="80" w:type="dxa"/>
+              <w:right w:w="120" w:type="dxa"/>
+            </w:tcMar>
+            <w:vAlign w:val="center"/>
+          </w:tcPr>
+          <w:p>
+            <w:r>
+              <w:t>Sim</w:t>
+            </w:r>
+          </w:p>
         </w:tc>
       </w:tr>
       <w:tr>
         <w:tc>
           <w:tcPr>
-            <w:tcW w:w="1300" w:type="dxa"/>
+            <w:tcW w:w="1292" w:type="dxa"/>
             <w:tcBorders>
               <w:top w:val="single" w:sz="4" w:space="0" w:color="BFBFBF"/>
               <w:left w:val="single" w:sz="4" w:space="0" w:color="BFBFBF"/>
@@ -4639,79 +5603,97 @@
         </w:tc>
         <w:tc>
           <w:tcPr>
-            <w:tcW w:w="2100" w:type="dxa"/>
-            <w:tcBorders>
-              <w:top w:val="single" w:sz="4" w:space="0" w:color="BFBFBF"/>
-              <w:left w:val="single" w:sz="4" w:space="0" w:color="BFBFBF"/>
-              <w:bottom w:val="single" w:sz="4" w:space="0" w:color="BFBFBF"/>
-              <w:right w:val="single" w:sz="4" w:space="0" w:color="BFBFBF"/>
-            </w:tcBorders>
-            <w:tcMar>
-              <w:top w:w="80" w:type="dxa"/>
-              <w:left w:w="120" w:type="dxa"/>
-              <w:bottom w:w="80" w:type="dxa"/>
-              <w:right w:w="120" w:type="dxa"/>
-            </w:tcMar>
-            <w:vAlign w:val="center"/>
-          </w:tcPr>
+            <w:tcW w:w="2062" w:type="dxa"/>
+            <w:tcBorders>
+              <w:top w:val="single" w:sz="4" w:space="0" w:color="BFBFBF"/>
+              <w:left w:val="single" w:sz="4" w:space="0" w:color="BFBFBF"/>
+              <w:bottom w:val="single" w:sz="4" w:space="0" w:color="BFBFBF"/>
+              <w:right w:val="single" w:sz="4" w:space="0" w:color="BFBFBF"/>
+            </w:tcBorders>
+            <w:tcMar>
+              <w:top w:w="80" w:type="dxa"/>
+              <w:left w:w="120" w:type="dxa"/>
+              <w:bottom w:w="80" w:type="dxa"/>
+              <w:right w:w="120" w:type="dxa"/>
+            </w:tcMar>
+            <w:vAlign w:val="center"/>
+          </w:tcPr>
+          <w:p>
+            <w:r>
+              <w:t>Valor numérico no total de segundos que o quis foi preenchido.</w:t>
+            </w:r>
+          </w:p>
+        </w:tc>
+        <w:tc>
+          <w:tcPr>
+            <w:tcW w:w="2605" w:type="dxa"/>
+            <w:tcBorders>
+              <w:top w:val="single" w:sz="4" w:space="0" w:color="BFBFBF"/>
+              <w:left w:val="single" w:sz="4" w:space="0" w:color="BFBFBF"/>
+              <w:bottom w:val="single" w:sz="4" w:space="0" w:color="BFBFBF"/>
+              <w:right w:val="single" w:sz="4" w:space="0" w:color="BFBFBF"/>
+            </w:tcBorders>
+            <w:tcMar>
+              <w:top w:w="80" w:type="dxa"/>
+              <w:left w:w="120" w:type="dxa"/>
+              <w:bottom w:w="80" w:type="dxa"/>
+              <w:right w:w="120" w:type="dxa"/>
+            </w:tcMar>
+            <w:vAlign w:val="center"/>
+          </w:tcPr>
+          <w:p>
+            <w:r>
+              <w:t>ERRO na entrada 9, digite um valor numérico.</w:t>
+            </w:r>
+          </w:p>
           <w:p/>
         </w:tc>
         <w:tc>
           <w:tcPr>
-            <w:tcW w:w="2650" w:type="dxa"/>
-            <w:tcBorders>
-              <w:top w:val="single" w:sz="4" w:space="0" w:color="BFBFBF"/>
-              <w:left w:val="single" w:sz="4" w:space="0" w:color="BFBFBF"/>
-              <w:bottom w:val="single" w:sz="4" w:space="0" w:color="BFBFBF"/>
-              <w:right w:val="single" w:sz="4" w:space="0" w:color="BFBFBF"/>
-            </w:tcBorders>
-            <w:tcMar>
-              <w:top w:w="80" w:type="dxa"/>
-              <w:left w:w="120" w:type="dxa"/>
-              <w:bottom w:w="80" w:type="dxa"/>
-              <w:right w:w="120" w:type="dxa"/>
-            </w:tcMar>
-            <w:vAlign w:val="center"/>
-          </w:tcPr>
+            <w:tcW w:w="2605" w:type="dxa"/>
+            <w:tcBorders>
+              <w:top w:val="single" w:sz="4" w:space="0" w:color="BFBFBF"/>
+              <w:left w:val="single" w:sz="4" w:space="0" w:color="BFBFBF"/>
+              <w:bottom w:val="single" w:sz="4" w:space="0" w:color="BFBFBF"/>
+              <w:right w:val="single" w:sz="4" w:space="0" w:color="BFBFBF"/>
+            </w:tcBorders>
+            <w:tcMar>
+              <w:top w:w="80" w:type="dxa"/>
+              <w:left w:w="120" w:type="dxa"/>
+              <w:bottom w:w="80" w:type="dxa"/>
+              <w:right w:w="120" w:type="dxa"/>
+            </w:tcMar>
+            <w:vAlign w:val="center"/>
+          </w:tcPr>
+          <w:p>
+            <w:r>
+              <w:t>ERRO na entrada 9, digite um valor numérico.</w:t>
+            </w:r>
+          </w:p>
           <w:p/>
         </w:tc>
         <w:tc>
           <w:tcPr>
-            <w:tcW w:w="2650" w:type="dxa"/>
-            <w:tcBorders>
-              <w:top w:val="single" w:sz="4" w:space="0" w:color="BFBFBF"/>
-              <w:left w:val="single" w:sz="4" w:space="0" w:color="BFBFBF"/>
-              <w:bottom w:val="single" w:sz="4" w:space="0" w:color="BFBFBF"/>
-              <w:right w:val="single" w:sz="4" w:space="0" w:color="BFBFBF"/>
-            </w:tcBorders>
-            <w:tcMar>
-              <w:top w:w="80" w:type="dxa"/>
-              <w:left w:w="120" w:type="dxa"/>
-              <w:bottom w:w="80" w:type="dxa"/>
-              <w:right w:w="120" w:type="dxa"/>
-            </w:tcMar>
-            <w:vAlign w:val="center"/>
-          </w:tcPr>
-          <w:p/>
-        </w:tc>
-        <w:tc>
-          <w:tcPr>
-            <w:tcW w:w="938" w:type="dxa"/>
-            <w:tcBorders>
-              <w:top w:val="single" w:sz="4" w:space="0" w:color="BFBFBF"/>
-              <w:left w:val="single" w:sz="4" w:space="0" w:color="BFBFBF"/>
-              <w:bottom w:val="single" w:sz="4" w:space="0" w:color="BFBFBF"/>
-              <w:right w:val="single" w:sz="4" w:space="0" w:color="BFBFBF"/>
-            </w:tcBorders>
-            <w:tcMar>
-              <w:top w:w="80" w:type="dxa"/>
-              <w:left w:w="120" w:type="dxa"/>
-              <w:bottom w:w="80" w:type="dxa"/>
-              <w:right w:w="120" w:type="dxa"/>
-            </w:tcMar>
-            <w:vAlign w:val="center"/>
-          </w:tcPr>
-          <w:p/>
+            <w:tcW w:w="1074" w:type="dxa"/>
+            <w:tcBorders>
+              <w:top w:val="single" w:sz="4" w:space="0" w:color="BFBFBF"/>
+              <w:left w:val="single" w:sz="4" w:space="0" w:color="BFBFBF"/>
+              <w:bottom w:val="single" w:sz="4" w:space="0" w:color="BFBFBF"/>
+              <w:right w:val="single" w:sz="4" w:space="0" w:color="BFBFBF"/>
+            </w:tcBorders>
+            <w:tcMar>
+              <w:top w:w="80" w:type="dxa"/>
+              <w:left w:w="120" w:type="dxa"/>
+              <w:bottom w:w="80" w:type="dxa"/>
+              <w:right w:w="120" w:type="dxa"/>
+            </w:tcMar>
+            <w:vAlign w:val="center"/>
+          </w:tcPr>
+          <w:p>
+            <w:r>
+              <w:t>Sim</w:t>
+            </w:r>
+          </w:p>
         </w:tc>
       </w:tr>
     </w:tbl>
@@ -4753,7 +5735,7 @@
     </w:p>
     <w:tbl>
       <w:tblPr>
-        <w:tblW w:w="9638" w:type="dxa"/>
+        <w:tblW w:w="16676" w:type="dxa"/>
         <w:tblBorders>
           <w:top w:val="single" w:sz="4" w:space="0" w:color="auto"/>
           <w:left w:val="single" w:sz="4" w:space="0" w:color="auto"/>
@@ -4771,6 +5753,7 @@
       <w:tblGrid>
         <w:gridCol w:w="2600"/>
         <w:gridCol w:w="7038"/>
+        <w:gridCol w:w="7038"/>
       </w:tblGrid>
       <w:tr>
         <w:tc>
@@ -4800,6 +5783,32 @@
                 <w:szCs w:val="20"/>
               </w:rPr>
               <w:t>O que este caso testa</w:t>
+            </w:r>
+          </w:p>
+        </w:tc>
+        <w:tc>
+          <w:tcPr>
+            <w:tcW w:w="7038" w:type="dxa"/>
+            <w:tcBorders>
+              <w:top w:val="single" w:sz="4" w:space="0" w:color="BFBFBF"/>
+              <w:left w:val="single" w:sz="4" w:space="0" w:color="BFBFBF"/>
+              <w:bottom w:val="single" w:sz="4" w:space="0" w:color="BFBFBF"/>
+              <w:right w:val="single" w:sz="4" w:space="0" w:color="BFBFBF"/>
+            </w:tcBorders>
+            <w:vAlign w:val="center"/>
+          </w:tcPr>
+          <w:p>
+            <w:pPr>
+              <w:rPr>
+                <w:i/>
+                <w:iCs/>
+                <w:color w:val="7F7F7F"/>
+                <w:sz w:val="20"/>
+                <w:szCs w:val="20"/>
+              </w:rPr>
+            </w:pPr>
+            <w:r>
+              <w:t>Testa se todas as variáveis estão validas.</w:t>
             </w:r>
           </w:p>
         </w:tc>
@@ -5008,7 +6017,11 @@
             </w:tcMar>
             <w:vAlign w:val="center"/>
           </w:tcPr>
-          <w:p/>
+          <w:p>
+            <w:r>
+              <w:t>97,7%</w:t>
+            </w:r>
+          </w:p>
         </w:tc>
         <w:tc>
           <w:tcPr>
@@ -5027,7 +6040,11 @@
             </w:tcMar>
             <w:vAlign w:val="center"/>
           </w:tcPr>
-          <w:p/>
+          <w:p>
+            <w:r>
+              <w:t>97,7%</w:t>
+            </w:r>
+          </w:p>
         </w:tc>
       </w:tr>
       <w:tr>
@@ -5078,7 +6095,11 @@
             </w:tcMar>
             <w:vAlign w:val="center"/>
           </w:tcPr>
-          <w:p/>
+          <w:p>
+            <w:r>
+              <w:t>215 de 220</w:t>
+            </w:r>
+          </w:p>
         </w:tc>
         <w:tc>
           <w:tcPr>
@@ -5097,7 +6118,11 @@
             </w:tcMar>
             <w:vAlign w:val="center"/>
           </w:tcPr>
-          <w:p/>
+          <w:p>
+            <w:r>
+              <w:t>215 de 220</w:t>
+            </w:r>
+          </w:p>
         </w:tc>
       </w:tr>
       <w:tr>
@@ -5148,7 +6173,11 @@
             </w:tcMar>
             <w:vAlign w:val="center"/>
           </w:tcPr>
-          <w:p/>
+          <w:p>
+            <w:r>
+              <w:t xml:space="preserve"> Mestre das Marcas</w:t>
+            </w:r>
+          </w:p>
         </w:tc>
         <w:tc>
           <w:tcPr>
@@ -5167,7 +6196,11 @@
             </w:tcMar>
             <w:vAlign w:val="center"/>
           </w:tcPr>
-          <w:p/>
+          <w:p>
+            <w:r>
+              <w:t xml:space="preserve"> Mestre das Marcas</w:t>
+            </w:r>
+          </w:p>
         </w:tc>
       </w:tr>
       <w:tr>
@@ -5218,7 +6251,11 @@
             </w:tcMar>
             <w:vAlign w:val="center"/>
           </w:tcPr>
-          <w:p/>
+          <w:p>
+            <w:r>
+              <w:t>Difícil</w:t>
+            </w:r>
+          </w:p>
         </w:tc>
         <w:tc>
           <w:tcPr>
@@ -5237,7 +6274,11 @@
             </w:tcMar>
             <w:vAlign w:val="center"/>
           </w:tcPr>
-          <w:p/>
+          <w:p>
+            <w:r>
+              <w:t>Difícil</w:t>
+            </w:r>
+          </w:p>
         </w:tc>
       </w:tr>
       <w:tr>
@@ -5288,7 +6329,11 @@
             </w:tcMar>
             <w:vAlign w:val="center"/>
           </w:tcPr>
-          <w:p/>
+          <w:p>
+            <w:r>
+              <w:t>Normal</w:t>
+            </w:r>
+          </w:p>
         </w:tc>
         <w:tc>
           <w:tcPr>
@@ -5307,1366 +6352,11 @@
             </w:tcMar>
             <w:vAlign w:val="center"/>
           </w:tcPr>
-          <w:p/>
-        </w:tc>
-      </w:tr>
-    </w:tbl>
-    <w:p>
-      <w:pPr>
-        <w:spacing w:after="60"/>
-      </w:pPr>
-    </w:p>
-    <w:p>
-      <w:pPr>
-        <w:keepNext/>
-        <w:spacing w:after="120"/>
-      </w:pPr>
-      <w:r>
-        <w:rPr>
-          <w:b/>
-          <w:bCs/>
-          <w:sz w:val="20"/>
-          <w:szCs w:val="20"/>
-        </w:rPr>
-        <w:t>Saída obtida</w:t>
-      </w:r>
-    </w:p>
-    <w:tbl>
-      <w:tblPr>
-        <w:tblW w:w="9638" w:type="dxa"/>
-        <w:tblBorders>
-          <w:top w:val="single" w:sz="4" w:space="0" w:color="auto"/>
-          <w:left w:val="single" w:sz="4" w:space="0" w:color="auto"/>
-          <w:bottom w:val="single" w:sz="4" w:space="0" w:color="auto"/>
-          <w:right w:val="single" w:sz="4" w:space="0" w:color="auto"/>
-          <w:insideH w:val="single" w:sz="4" w:space="0" w:color="auto"/>
-          <w:insideV w:val="single" w:sz="4" w:space="0" w:color="auto"/>
-        </w:tblBorders>
-        <w:tblCellMar>
-          <w:left w:w="10" w:type="dxa"/>
-          <w:right w:w="10" w:type="dxa"/>
-        </w:tblCellMar>
-        <w:tblLook w:val="0000" w:firstRow="0" w:lastRow="0" w:firstColumn="0" w:lastColumn="0" w:noHBand="0" w:noVBand="0"/>
-      </w:tblPr>
-      <w:tblGrid>
-        <w:gridCol w:w="9638"/>
-      </w:tblGrid>
-      <w:tr>
-        <w:trPr>
-          <w:cantSplit/>
-        </w:trPr>
-        <w:tc>
-          <w:tcPr>
-            <w:tcW w:w="9638" w:type="dxa"/>
-            <w:tcBorders>
-              <w:top w:val="single" w:sz="4" w:space="0" w:color="BFBFBF"/>
-              <w:left w:val="single" w:sz="4" w:space="0" w:color="BFBFBF"/>
-              <w:bottom w:val="single" w:sz="4" w:space="0" w:color="BFBFBF"/>
-              <w:right w:val="single" w:sz="4" w:space="0" w:color="BFBFBF"/>
-            </w:tcBorders>
-            <w:shd w:val="clear" w:color="auto" w:fill="F2F2F2"/>
-            <w:tcMar>
-              <w:top w:w="120" w:type="dxa"/>
-              <w:left w:w="160" w:type="dxa"/>
-              <w:bottom w:w="120" w:type="dxa"/>
-              <w:right w:w="160" w:type="dxa"/>
-            </w:tcMar>
-          </w:tcPr>
-          <w:p>
-            <w:r>
-              <w:rPr>
-                <w:i/>
-                <w:iCs/>
-                <w:color w:val="7F7F7F"/>
-                <w:sz w:val="20"/>
-                <w:szCs w:val="20"/>
-              </w:rPr>
-              <w:t xml:space="preserve">Copie aqui, como texto, o relatório completo exibido no terminal. Use a </w:t>
-            </w:r>
-            <w:proofErr w:type="gramStart"/>
-            <w:r>
-              <w:rPr>
-                <w:i/>
-                <w:iCs/>
-                <w:color w:val="7F7F7F"/>
-                <w:sz w:val="20"/>
-                <w:szCs w:val="20"/>
-              </w:rPr>
-              <w:t>fonte Consolas</w:t>
-            </w:r>
-            <w:proofErr w:type="gramEnd"/>
-            <w:r>
-              <w:rPr>
-                <w:i/>
-                <w:iCs/>
-                <w:color w:val="7F7F7F"/>
-                <w:sz w:val="20"/>
-                <w:szCs w:val="20"/>
-              </w:rPr>
-              <w:t xml:space="preserve"> para manter o alinhamento.</w:t>
-            </w:r>
-          </w:p>
-          <w:p/>
-          <w:p/>
-          <w:p/>
-          <w:p/>
-          <w:p/>
-          <w:p/>
-          <w:p/>
-          <w:p/>
-        </w:tc>
-      </w:tr>
-    </w:tbl>
-    <w:p>
-      <w:pPr>
-        <w:spacing w:after="60"/>
-      </w:pPr>
-    </w:p>
-    <w:p>
-      <w:pPr>
-        <w:pStyle w:val="Ttulo3"/>
-      </w:pPr>
-      <w:r>
-        <w:lastRenderedPageBreak/>
-        <w:t>valido02.txt</w:t>
-      </w:r>
-    </w:p>
-    <w:tbl>
-      <w:tblPr>
-        <w:tblW w:w="9638" w:type="dxa"/>
-        <w:tblBorders>
-          <w:top w:val="single" w:sz="4" w:space="0" w:color="auto"/>
-          <w:left w:val="single" w:sz="4" w:space="0" w:color="auto"/>
-          <w:bottom w:val="single" w:sz="4" w:space="0" w:color="auto"/>
-          <w:right w:val="single" w:sz="4" w:space="0" w:color="auto"/>
-          <w:insideH w:val="single" w:sz="4" w:space="0" w:color="auto"/>
-          <w:insideV w:val="single" w:sz="4" w:space="0" w:color="auto"/>
-        </w:tblBorders>
-        <w:tblCellMar>
-          <w:left w:w="10" w:type="dxa"/>
-          <w:right w:w="10" w:type="dxa"/>
-        </w:tblCellMar>
-        <w:tblLook w:val="0000" w:firstRow="0" w:lastRow="0" w:firstColumn="0" w:lastColumn="0" w:noHBand="0" w:noVBand="0"/>
-      </w:tblPr>
-      <w:tblGrid>
-        <w:gridCol w:w="2600"/>
-        <w:gridCol w:w="7038"/>
-      </w:tblGrid>
-      <w:tr>
-        <w:tc>
-          <w:tcPr>
-            <w:tcW w:w="2600" w:type="dxa"/>
-            <w:tcBorders>
-              <w:top w:val="single" w:sz="4" w:space="0" w:color="BFBFBF"/>
-              <w:left w:val="single" w:sz="4" w:space="0" w:color="BFBFBF"/>
-              <w:bottom w:val="single" w:sz="4" w:space="0" w:color="BFBFBF"/>
-              <w:right w:val="single" w:sz="4" w:space="0" w:color="BFBFBF"/>
-            </w:tcBorders>
-            <w:shd w:val="clear" w:color="auto" w:fill="E8F0EC"/>
-            <w:tcMar>
-              <w:top w:w="80" w:type="dxa"/>
-              <w:left w:w="120" w:type="dxa"/>
-              <w:bottom w:w="80" w:type="dxa"/>
-              <w:right w:w="120" w:type="dxa"/>
-            </w:tcMar>
-            <w:vAlign w:val="center"/>
-          </w:tcPr>
-          <w:p>
-            <w:r>
-              <w:rPr>
-                <w:b/>
-                <w:bCs/>
-                <w:sz w:val="20"/>
-                <w:szCs w:val="20"/>
-              </w:rPr>
-              <w:t>O que este caso testa</w:t>
-            </w:r>
-          </w:p>
-        </w:tc>
-        <w:tc>
-          <w:tcPr>
-            <w:tcW w:w="7038" w:type="dxa"/>
-            <w:tcBorders>
-              <w:top w:val="single" w:sz="4" w:space="0" w:color="BFBFBF"/>
-              <w:left w:val="single" w:sz="4" w:space="0" w:color="BFBFBF"/>
-              <w:bottom w:val="single" w:sz="4" w:space="0" w:color="BFBFBF"/>
-              <w:right w:val="single" w:sz="4" w:space="0" w:color="BFBFBF"/>
-            </w:tcBorders>
-            <w:tcMar>
-              <w:top w:w="80" w:type="dxa"/>
-              <w:left w:w="120" w:type="dxa"/>
-              <w:bottom w:w="80" w:type="dxa"/>
-              <w:right w:w="120" w:type="dxa"/>
-            </w:tcMar>
-            <w:vAlign w:val="center"/>
-          </w:tcPr>
-          <w:p>
-            <w:r>
-              <w:rPr>
-                <w:i/>
-                <w:iCs/>
-                <w:color w:val="7F7F7F"/>
-                <w:sz w:val="20"/>
-                <w:szCs w:val="20"/>
-              </w:rPr>
-              <w:t>Descreva a situação que este caso testa. Ex.: nível não jogado, empate no melhor nível, pontuação negativa que vira zero.</w:t>
-            </w:r>
-          </w:p>
-        </w:tc>
-      </w:tr>
-    </w:tbl>
-    <w:p>
-      <w:pPr>
-        <w:spacing w:after="60"/>
-      </w:pPr>
-    </w:p>
-    <w:tbl>
-      <w:tblPr>
-        <w:tblW w:w="9638" w:type="dxa"/>
-        <w:tblBorders>
-          <w:top w:val="single" w:sz="4" w:space="0" w:color="auto"/>
-          <w:left w:val="single" w:sz="4" w:space="0" w:color="auto"/>
-          <w:bottom w:val="single" w:sz="4" w:space="0" w:color="auto"/>
-          <w:right w:val="single" w:sz="4" w:space="0" w:color="auto"/>
-          <w:insideH w:val="single" w:sz="4" w:space="0" w:color="auto"/>
-          <w:insideV w:val="single" w:sz="4" w:space="0" w:color="auto"/>
-        </w:tblBorders>
-        <w:tblCellMar>
-          <w:left w:w="10" w:type="dxa"/>
-          <w:right w:w="10" w:type="dxa"/>
-        </w:tblCellMar>
-        <w:tblLook w:val="0000" w:firstRow="0" w:lastRow="0" w:firstColumn="0" w:lastColumn="0" w:noHBand="0" w:noVBand="0"/>
-      </w:tblPr>
-      <w:tblGrid>
-        <w:gridCol w:w="3200"/>
-        <w:gridCol w:w="3219"/>
-        <w:gridCol w:w="3219"/>
-      </w:tblGrid>
-      <w:tr>
-        <w:trPr>
-          <w:tblHeader/>
-        </w:trPr>
-        <w:tc>
-          <w:tcPr>
-            <w:tcW w:w="3200" w:type="dxa"/>
-            <w:tcBorders>
-              <w:top w:val="single" w:sz="4" w:space="0" w:color="BFBFBF"/>
-              <w:left w:val="single" w:sz="4" w:space="0" w:color="BFBFBF"/>
-              <w:bottom w:val="single" w:sz="4" w:space="0" w:color="BFBFBF"/>
-              <w:right w:val="single" w:sz="4" w:space="0" w:color="BFBFBF"/>
-            </w:tcBorders>
-            <w:shd w:val="clear" w:color="auto" w:fill="0B4A37"/>
-            <w:tcMar>
-              <w:top w:w="80" w:type="dxa"/>
-              <w:left w:w="120" w:type="dxa"/>
-              <w:bottom w:w="80" w:type="dxa"/>
-              <w:right w:w="120" w:type="dxa"/>
-            </w:tcMar>
-            <w:vAlign w:val="center"/>
-          </w:tcPr>
-          <w:p>
-            <w:r>
-              <w:rPr>
-                <w:b/>
-                <w:bCs/>
-                <w:color w:val="FFFFFF"/>
-                <w:sz w:val="20"/>
-                <w:szCs w:val="20"/>
-              </w:rPr>
-              <w:t>Valor-chave</w:t>
-            </w:r>
-          </w:p>
-        </w:tc>
-        <w:tc>
-          <w:tcPr>
-            <w:tcW w:w="3219" w:type="dxa"/>
-            <w:tcBorders>
-              <w:top w:val="single" w:sz="4" w:space="0" w:color="BFBFBF"/>
-              <w:left w:val="single" w:sz="4" w:space="0" w:color="BFBFBF"/>
-              <w:bottom w:val="single" w:sz="4" w:space="0" w:color="BFBFBF"/>
-              <w:right w:val="single" w:sz="4" w:space="0" w:color="BFBFBF"/>
-            </w:tcBorders>
-            <w:shd w:val="clear" w:color="auto" w:fill="0B4A37"/>
-            <w:tcMar>
-              <w:top w:w="80" w:type="dxa"/>
-              <w:left w:w="120" w:type="dxa"/>
-              <w:bottom w:w="80" w:type="dxa"/>
-              <w:right w:w="120" w:type="dxa"/>
-            </w:tcMar>
-            <w:vAlign w:val="center"/>
-          </w:tcPr>
-          <w:p>
-            <w:r>
-              <w:rPr>
-                <w:b/>
-                <w:bCs/>
-                <w:color w:val="FFFFFF"/>
-                <w:sz w:val="20"/>
-                <w:szCs w:val="20"/>
-              </w:rPr>
-              <w:t>Esperado (calculado à mão)</w:t>
-            </w:r>
-          </w:p>
-        </w:tc>
-        <w:tc>
-          <w:tcPr>
-            <w:tcW w:w="3219" w:type="dxa"/>
-            <w:tcBorders>
-              <w:top w:val="single" w:sz="4" w:space="0" w:color="BFBFBF"/>
-              <w:left w:val="single" w:sz="4" w:space="0" w:color="BFBFBF"/>
-              <w:bottom w:val="single" w:sz="4" w:space="0" w:color="BFBFBF"/>
-              <w:right w:val="single" w:sz="4" w:space="0" w:color="BFBFBF"/>
-            </w:tcBorders>
-            <w:shd w:val="clear" w:color="auto" w:fill="0B4A37"/>
-            <w:tcMar>
-              <w:top w:w="80" w:type="dxa"/>
-              <w:left w:w="120" w:type="dxa"/>
-              <w:bottom w:w="80" w:type="dxa"/>
-              <w:right w:w="120" w:type="dxa"/>
-            </w:tcMar>
-            <w:vAlign w:val="center"/>
-          </w:tcPr>
-          <w:p>
-            <w:r>
-              <w:rPr>
-                <w:b/>
-                <w:bCs/>
-                <w:color w:val="FFFFFF"/>
-                <w:sz w:val="20"/>
-                <w:szCs w:val="20"/>
-              </w:rPr>
-              <w:t>Obtido (programa)</w:t>
-            </w:r>
-          </w:p>
-        </w:tc>
-      </w:tr>
-      <w:tr>
-        <w:tc>
-          <w:tcPr>
-            <w:tcW w:w="3200" w:type="dxa"/>
-            <w:tcBorders>
-              <w:top w:val="single" w:sz="4" w:space="0" w:color="BFBFBF"/>
-              <w:left w:val="single" w:sz="4" w:space="0" w:color="BFBFBF"/>
-              <w:bottom w:val="single" w:sz="4" w:space="0" w:color="BFBFBF"/>
-              <w:right w:val="single" w:sz="4" w:space="0" w:color="BFBFBF"/>
-            </w:tcBorders>
-            <w:shd w:val="clear" w:color="auto" w:fill="E8F0EC"/>
-            <w:tcMar>
-              <w:top w:w="80" w:type="dxa"/>
-              <w:left w:w="120" w:type="dxa"/>
-              <w:bottom w:w="80" w:type="dxa"/>
-              <w:right w:w="120" w:type="dxa"/>
-            </w:tcMar>
-            <w:vAlign w:val="center"/>
-          </w:tcPr>
-          <w:p>
-            <w:r>
-              <w:rPr>
-                <w:b/>
-                <w:bCs/>
-                <w:sz w:val="20"/>
-                <w:szCs w:val="20"/>
-              </w:rPr>
-              <w:t>Percentual geral</w:t>
-            </w:r>
-          </w:p>
-        </w:tc>
-        <w:tc>
-          <w:tcPr>
-            <w:tcW w:w="3219" w:type="dxa"/>
-            <w:tcBorders>
-              <w:top w:val="single" w:sz="4" w:space="0" w:color="BFBFBF"/>
-              <w:left w:val="single" w:sz="4" w:space="0" w:color="BFBFBF"/>
-              <w:bottom w:val="single" w:sz="4" w:space="0" w:color="BFBFBF"/>
-              <w:right w:val="single" w:sz="4" w:space="0" w:color="BFBFBF"/>
-            </w:tcBorders>
-            <w:tcMar>
-              <w:top w:w="80" w:type="dxa"/>
-              <w:left w:w="120" w:type="dxa"/>
-              <w:bottom w:w="80" w:type="dxa"/>
-              <w:right w:w="120" w:type="dxa"/>
-            </w:tcMar>
-            <w:vAlign w:val="center"/>
-          </w:tcPr>
-          <w:p/>
-        </w:tc>
-        <w:tc>
-          <w:tcPr>
-            <w:tcW w:w="3219" w:type="dxa"/>
-            <w:tcBorders>
-              <w:top w:val="single" w:sz="4" w:space="0" w:color="BFBFBF"/>
-              <w:left w:val="single" w:sz="4" w:space="0" w:color="BFBFBF"/>
-              <w:bottom w:val="single" w:sz="4" w:space="0" w:color="BFBFBF"/>
-              <w:right w:val="single" w:sz="4" w:space="0" w:color="BFBFBF"/>
-            </w:tcBorders>
-            <w:tcMar>
-              <w:top w:w="80" w:type="dxa"/>
-              <w:left w:w="120" w:type="dxa"/>
-              <w:bottom w:w="80" w:type="dxa"/>
-              <w:right w:w="120" w:type="dxa"/>
-            </w:tcMar>
-            <w:vAlign w:val="center"/>
-          </w:tcPr>
-          <w:p/>
-        </w:tc>
-      </w:tr>
-      <w:tr>
-        <w:tc>
-          <w:tcPr>
-            <w:tcW w:w="3200" w:type="dxa"/>
-            <w:tcBorders>
-              <w:top w:val="single" w:sz="4" w:space="0" w:color="BFBFBF"/>
-              <w:left w:val="single" w:sz="4" w:space="0" w:color="BFBFBF"/>
-              <w:bottom w:val="single" w:sz="4" w:space="0" w:color="BFBFBF"/>
-              <w:right w:val="single" w:sz="4" w:space="0" w:color="BFBFBF"/>
-            </w:tcBorders>
-            <w:shd w:val="clear" w:color="auto" w:fill="E8F0EC"/>
-            <w:tcMar>
-              <w:top w:w="80" w:type="dxa"/>
-              <w:left w:w="120" w:type="dxa"/>
-              <w:bottom w:w="80" w:type="dxa"/>
-              <w:right w:w="120" w:type="dxa"/>
-            </w:tcMar>
-            <w:vAlign w:val="center"/>
-          </w:tcPr>
-          <w:p>
-            <w:r>
-              <w:rPr>
-                <w:b/>
-                <w:bCs/>
-                <w:sz w:val="20"/>
-                <w:szCs w:val="20"/>
-              </w:rPr>
-              <w:t>Pontuação (obtida de máxima)</w:t>
-            </w:r>
-          </w:p>
-        </w:tc>
-        <w:tc>
-          <w:tcPr>
-            <w:tcW w:w="3219" w:type="dxa"/>
-            <w:tcBorders>
-              <w:top w:val="single" w:sz="4" w:space="0" w:color="BFBFBF"/>
-              <w:left w:val="single" w:sz="4" w:space="0" w:color="BFBFBF"/>
-              <w:bottom w:val="single" w:sz="4" w:space="0" w:color="BFBFBF"/>
-              <w:right w:val="single" w:sz="4" w:space="0" w:color="BFBFBF"/>
-            </w:tcBorders>
-            <w:tcMar>
-              <w:top w:w="80" w:type="dxa"/>
-              <w:left w:w="120" w:type="dxa"/>
-              <w:bottom w:w="80" w:type="dxa"/>
-              <w:right w:w="120" w:type="dxa"/>
-            </w:tcMar>
-            <w:vAlign w:val="center"/>
-          </w:tcPr>
-          <w:p/>
-        </w:tc>
-        <w:tc>
-          <w:tcPr>
-            <w:tcW w:w="3219" w:type="dxa"/>
-            <w:tcBorders>
-              <w:top w:val="single" w:sz="4" w:space="0" w:color="BFBFBF"/>
-              <w:left w:val="single" w:sz="4" w:space="0" w:color="BFBFBF"/>
-              <w:bottom w:val="single" w:sz="4" w:space="0" w:color="BFBFBF"/>
-              <w:right w:val="single" w:sz="4" w:space="0" w:color="BFBFBF"/>
-            </w:tcBorders>
-            <w:tcMar>
-              <w:top w:w="80" w:type="dxa"/>
-              <w:left w:w="120" w:type="dxa"/>
-              <w:bottom w:w="80" w:type="dxa"/>
-              <w:right w:w="120" w:type="dxa"/>
-            </w:tcMar>
-            <w:vAlign w:val="center"/>
-          </w:tcPr>
-          <w:p/>
-        </w:tc>
-      </w:tr>
-      <w:tr>
-        <w:tc>
-          <w:tcPr>
-            <w:tcW w:w="3200" w:type="dxa"/>
-            <w:tcBorders>
-              <w:top w:val="single" w:sz="4" w:space="0" w:color="BFBFBF"/>
-              <w:left w:val="single" w:sz="4" w:space="0" w:color="BFBFBF"/>
-              <w:bottom w:val="single" w:sz="4" w:space="0" w:color="BFBFBF"/>
-              <w:right w:val="single" w:sz="4" w:space="0" w:color="BFBFBF"/>
-            </w:tcBorders>
-            <w:shd w:val="clear" w:color="auto" w:fill="E8F0EC"/>
-            <w:tcMar>
-              <w:top w:w="80" w:type="dxa"/>
-              <w:left w:w="120" w:type="dxa"/>
-              <w:bottom w:w="80" w:type="dxa"/>
-              <w:right w:w="120" w:type="dxa"/>
-            </w:tcMar>
-            <w:vAlign w:val="center"/>
-          </w:tcPr>
-          <w:p>
-            <w:r>
-              <w:rPr>
-                <w:b/>
-                <w:bCs/>
-                <w:sz w:val="20"/>
-                <w:szCs w:val="20"/>
-              </w:rPr>
-              <w:t>Classificação</w:t>
-            </w:r>
-          </w:p>
-        </w:tc>
-        <w:tc>
-          <w:tcPr>
-            <w:tcW w:w="3219" w:type="dxa"/>
-            <w:tcBorders>
-              <w:top w:val="single" w:sz="4" w:space="0" w:color="BFBFBF"/>
-              <w:left w:val="single" w:sz="4" w:space="0" w:color="BFBFBF"/>
-              <w:bottom w:val="single" w:sz="4" w:space="0" w:color="BFBFBF"/>
-              <w:right w:val="single" w:sz="4" w:space="0" w:color="BFBFBF"/>
-            </w:tcBorders>
-            <w:tcMar>
-              <w:top w:w="80" w:type="dxa"/>
-              <w:left w:w="120" w:type="dxa"/>
-              <w:bottom w:w="80" w:type="dxa"/>
-              <w:right w:w="120" w:type="dxa"/>
-            </w:tcMar>
-            <w:vAlign w:val="center"/>
-          </w:tcPr>
-          <w:p/>
-        </w:tc>
-        <w:tc>
-          <w:tcPr>
-            <w:tcW w:w="3219" w:type="dxa"/>
-            <w:tcBorders>
-              <w:top w:val="single" w:sz="4" w:space="0" w:color="BFBFBF"/>
-              <w:left w:val="single" w:sz="4" w:space="0" w:color="BFBFBF"/>
-              <w:bottom w:val="single" w:sz="4" w:space="0" w:color="BFBFBF"/>
-              <w:right w:val="single" w:sz="4" w:space="0" w:color="BFBFBF"/>
-            </w:tcBorders>
-            <w:tcMar>
-              <w:top w:w="80" w:type="dxa"/>
-              <w:left w:w="120" w:type="dxa"/>
-              <w:bottom w:w="80" w:type="dxa"/>
-              <w:right w:w="120" w:type="dxa"/>
-            </w:tcMar>
-            <w:vAlign w:val="center"/>
-          </w:tcPr>
-          <w:p/>
-        </w:tc>
-      </w:tr>
-      <w:tr>
-        <w:tc>
-          <w:tcPr>
-            <w:tcW w:w="3200" w:type="dxa"/>
-            <w:tcBorders>
-              <w:top w:val="single" w:sz="4" w:space="0" w:color="BFBFBF"/>
-              <w:left w:val="single" w:sz="4" w:space="0" w:color="BFBFBF"/>
-              <w:bottom w:val="single" w:sz="4" w:space="0" w:color="BFBFBF"/>
-              <w:right w:val="single" w:sz="4" w:space="0" w:color="BFBFBF"/>
-            </w:tcBorders>
-            <w:shd w:val="clear" w:color="auto" w:fill="E8F0EC"/>
-            <w:tcMar>
-              <w:top w:w="80" w:type="dxa"/>
-              <w:left w:w="120" w:type="dxa"/>
-              <w:bottom w:w="80" w:type="dxa"/>
-              <w:right w:w="120" w:type="dxa"/>
-            </w:tcMar>
-            <w:vAlign w:val="center"/>
-          </w:tcPr>
-          <w:p>
-            <w:r>
-              <w:rPr>
-                <w:b/>
-                <w:bCs/>
-                <w:sz w:val="20"/>
-                <w:szCs w:val="20"/>
-              </w:rPr>
-              <w:t>Melhor nível</w:t>
-            </w:r>
-          </w:p>
-        </w:tc>
-        <w:tc>
-          <w:tcPr>
-            <w:tcW w:w="3219" w:type="dxa"/>
-            <w:tcBorders>
-              <w:top w:val="single" w:sz="4" w:space="0" w:color="BFBFBF"/>
-              <w:left w:val="single" w:sz="4" w:space="0" w:color="BFBFBF"/>
-              <w:bottom w:val="single" w:sz="4" w:space="0" w:color="BFBFBF"/>
-              <w:right w:val="single" w:sz="4" w:space="0" w:color="BFBFBF"/>
-            </w:tcBorders>
-            <w:tcMar>
-              <w:top w:w="80" w:type="dxa"/>
-              <w:left w:w="120" w:type="dxa"/>
-              <w:bottom w:w="80" w:type="dxa"/>
-              <w:right w:w="120" w:type="dxa"/>
-            </w:tcMar>
-            <w:vAlign w:val="center"/>
-          </w:tcPr>
-          <w:p/>
-        </w:tc>
-        <w:tc>
-          <w:tcPr>
-            <w:tcW w:w="3219" w:type="dxa"/>
-            <w:tcBorders>
-              <w:top w:val="single" w:sz="4" w:space="0" w:color="BFBFBF"/>
-              <w:left w:val="single" w:sz="4" w:space="0" w:color="BFBFBF"/>
-              <w:bottom w:val="single" w:sz="4" w:space="0" w:color="BFBFBF"/>
-              <w:right w:val="single" w:sz="4" w:space="0" w:color="BFBFBF"/>
-            </w:tcBorders>
-            <w:tcMar>
-              <w:top w:w="80" w:type="dxa"/>
-              <w:left w:w="120" w:type="dxa"/>
-              <w:bottom w:w="80" w:type="dxa"/>
-              <w:right w:w="120" w:type="dxa"/>
-            </w:tcMar>
-            <w:vAlign w:val="center"/>
-          </w:tcPr>
-          <w:p/>
-        </w:tc>
-      </w:tr>
-      <w:tr>
-        <w:tc>
-          <w:tcPr>
-            <w:tcW w:w="3200" w:type="dxa"/>
-            <w:tcBorders>
-              <w:top w:val="single" w:sz="4" w:space="0" w:color="BFBFBF"/>
-              <w:left w:val="single" w:sz="4" w:space="0" w:color="BFBFBF"/>
-              <w:bottom w:val="single" w:sz="4" w:space="0" w:color="BFBFBF"/>
-              <w:right w:val="single" w:sz="4" w:space="0" w:color="BFBFBF"/>
-            </w:tcBorders>
-            <w:shd w:val="clear" w:color="auto" w:fill="E8F0EC"/>
-            <w:tcMar>
-              <w:top w:w="80" w:type="dxa"/>
-              <w:left w:w="120" w:type="dxa"/>
-              <w:bottom w:w="80" w:type="dxa"/>
-              <w:right w:w="120" w:type="dxa"/>
-            </w:tcMar>
-            <w:vAlign w:val="center"/>
-          </w:tcPr>
-          <w:p>
-            <w:r>
-              <w:rPr>
-                <w:b/>
-                <w:bCs/>
-                <w:sz w:val="20"/>
-                <w:szCs w:val="20"/>
-              </w:rPr>
-              <w:t>Ritmo</w:t>
-            </w:r>
-          </w:p>
-        </w:tc>
-        <w:tc>
-          <w:tcPr>
-            <w:tcW w:w="3219" w:type="dxa"/>
-            <w:tcBorders>
-              <w:top w:val="single" w:sz="4" w:space="0" w:color="BFBFBF"/>
-              <w:left w:val="single" w:sz="4" w:space="0" w:color="BFBFBF"/>
-              <w:bottom w:val="single" w:sz="4" w:space="0" w:color="BFBFBF"/>
-              <w:right w:val="single" w:sz="4" w:space="0" w:color="BFBFBF"/>
-            </w:tcBorders>
-            <w:tcMar>
-              <w:top w:w="80" w:type="dxa"/>
-              <w:left w:w="120" w:type="dxa"/>
-              <w:bottom w:w="80" w:type="dxa"/>
-              <w:right w:w="120" w:type="dxa"/>
-            </w:tcMar>
-            <w:vAlign w:val="center"/>
-          </w:tcPr>
-          <w:p/>
-        </w:tc>
-        <w:tc>
-          <w:tcPr>
-            <w:tcW w:w="3219" w:type="dxa"/>
-            <w:tcBorders>
-              <w:top w:val="single" w:sz="4" w:space="0" w:color="BFBFBF"/>
-              <w:left w:val="single" w:sz="4" w:space="0" w:color="BFBFBF"/>
-              <w:bottom w:val="single" w:sz="4" w:space="0" w:color="BFBFBF"/>
-              <w:right w:val="single" w:sz="4" w:space="0" w:color="BFBFBF"/>
-            </w:tcBorders>
-            <w:tcMar>
-              <w:top w:w="80" w:type="dxa"/>
-              <w:left w:w="120" w:type="dxa"/>
-              <w:bottom w:w="80" w:type="dxa"/>
-              <w:right w:w="120" w:type="dxa"/>
-            </w:tcMar>
-            <w:vAlign w:val="center"/>
-          </w:tcPr>
-          <w:p/>
-        </w:tc>
-      </w:tr>
-    </w:tbl>
-    <w:p>
-      <w:pPr>
-        <w:spacing w:after="60"/>
-      </w:pPr>
-    </w:p>
-    <w:p>
-      <w:pPr>
-        <w:keepNext/>
-        <w:spacing w:after="120"/>
-      </w:pPr>
-      <w:r>
-        <w:rPr>
-          <w:b/>
-          <w:bCs/>
-          <w:sz w:val="20"/>
-          <w:szCs w:val="20"/>
-        </w:rPr>
-        <w:t>Saída obtida</w:t>
-      </w:r>
-    </w:p>
-    <w:tbl>
-      <w:tblPr>
-        <w:tblW w:w="9638" w:type="dxa"/>
-        <w:tblBorders>
-          <w:top w:val="single" w:sz="4" w:space="0" w:color="auto"/>
-          <w:left w:val="single" w:sz="4" w:space="0" w:color="auto"/>
-          <w:bottom w:val="single" w:sz="4" w:space="0" w:color="auto"/>
-          <w:right w:val="single" w:sz="4" w:space="0" w:color="auto"/>
-          <w:insideH w:val="single" w:sz="4" w:space="0" w:color="auto"/>
-          <w:insideV w:val="single" w:sz="4" w:space="0" w:color="auto"/>
-        </w:tblBorders>
-        <w:tblCellMar>
-          <w:left w:w="10" w:type="dxa"/>
-          <w:right w:w="10" w:type="dxa"/>
-        </w:tblCellMar>
-        <w:tblLook w:val="0000" w:firstRow="0" w:lastRow="0" w:firstColumn="0" w:lastColumn="0" w:noHBand="0" w:noVBand="0"/>
-      </w:tblPr>
-      <w:tblGrid>
-        <w:gridCol w:w="9638"/>
-      </w:tblGrid>
-      <w:tr>
-        <w:trPr>
-          <w:cantSplit/>
-        </w:trPr>
-        <w:tc>
-          <w:tcPr>
-            <w:tcW w:w="9638" w:type="dxa"/>
-            <w:tcBorders>
-              <w:top w:val="single" w:sz="4" w:space="0" w:color="BFBFBF"/>
-              <w:left w:val="single" w:sz="4" w:space="0" w:color="BFBFBF"/>
-              <w:bottom w:val="single" w:sz="4" w:space="0" w:color="BFBFBF"/>
-              <w:right w:val="single" w:sz="4" w:space="0" w:color="BFBFBF"/>
-            </w:tcBorders>
-            <w:shd w:val="clear" w:color="auto" w:fill="F2F2F2"/>
-            <w:tcMar>
-              <w:top w:w="120" w:type="dxa"/>
-              <w:left w:w="160" w:type="dxa"/>
-              <w:bottom w:w="120" w:type="dxa"/>
-              <w:right w:w="160" w:type="dxa"/>
-            </w:tcMar>
-          </w:tcPr>
-          <w:p>
-            <w:r>
-              <w:rPr>
-                <w:i/>
-                <w:iCs/>
-                <w:color w:val="7F7F7F"/>
-                <w:sz w:val="20"/>
-                <w:szCs w:val="20"/>
-              </w:rPr>
-              <w:t xml:space="preserve">Copie aqui, como texto, o relatório completo exibido no terminal. Use a </w:t>
-            </w:r>
-            <w:proofErr w:type="gramStart"/>
-            <w:r>
-              <w:rPr>
-                <w:i/>
-                <w:iCs/>
-                <w:color w:val="7F7F7F"/>
-                <w:sz w:val="20"/>
-                <w:szCs w:val="20"/>
-              </w:rPr>
-              <w:t>fonte Consolas</w:t>
-            </w:r>
-            <w:proofErr w:type="gramEnd"/>
-            <w:r>
-              <w:rPr>
-                <w:i/>
-                <w:iCs/>
-                <w:color w:val="7F7F7F"/>
-                <w:sz w:val="20"/>
-                <w:szCs w:val="20"/>
-              </w:rPr>
-              <w:t xml:space="preserve"> para manter o alinhamento.</w:t>
-            </w:r>
-          </w:p>
-          <w:p/>
-          <w:p/>
-          <w:p/>
-          <w:p/>
-          <w:p/>
-          <w:p/>
-          <w:p/>
-          <w:p/>
-        </w:tc>
-      </w:tr>
-    </w:tbl>
-    <w:p>
-      <w:pPr>
-        <w:spacing w:after="60"/>
-      </w:pPr>
-    </w:p>
-    <w:p>
-      <w:pPr>
-        <w:pStyle w:val="Ttulo3"/>
-      </w:pPr>
-      <w:r>
-        <w:t>valido03.txt</w:t>
-      </w:r>
-    </w:p>
-    <w:tbl>
-      <w:tblPr>
-        <w:tblW w:w="9638" w:type="dxa"/>
-        <w:tblBorders>
-          <w:top w:val="single" w:sz="4" w:space="0" w:color="auto"/>
-          <w:left w:val="single" w:sz="4" w:space="0" w:color="auto"/>
-          <w:bottom w:val="single" w:sz="4" w:space="0" w:color="auto"/>
-          <w:right w:val="single" w:sz="4" w:space="0" w:color="auto"/>
-          <w:insideH w:val="single" w:sz="4" w:space="0" w:color="auto"/>
-          <w:insideV w:val="single" w:sz="4" w:space="0" w:color="auto"/>
-        </w:tblBorders>
-        <w:tblCellMar>
-          <w:left w:w="10" w:type="dxa"/>
-          <w:right w:w="10" w:type="dxa"/>
-        </w:tblCellMar>
-        <w:tblLook w:val="0000" w:firstRow="0" w:lastRow="0" w:firstColumn="0" w:lastColumn="0" w:noHBand="0" w:noVBand="0"/>
-      </w:tblPr>
-      <w:tblGrid>
-        <w:gridCol w:w="2600"/>
-        <w:gridCol w:w="7038"/>
-      </w:tblGrid>
-      <w:tr>
-        <w:tc>
-          <w:tcPr>
-            <w:tcW w:w="2600" w:type="dxa"/>
-            <w:tcBorders>
-              <w:top w:val="single" w:sz="4" w:space="0" w:color="BFBFBF"/>
-              <w:left w:val="single" w:sz="4" w:space="0" w:color="BFBFBF"/>
-              <w:bottom w:val="single" w:sz="4" w:space="0" w:color="BFBFBF"/>
-              <w:right w:val="single" w:sz="4" w:space="0" w:color="BFBFBF"/>
-            </w:tcBorders>
-            <w:shd w:val="clear" w:color="auto" w:fill="E8F0EC"/>
-            <w:tcMar>
-              <w:top w:w="80" w:type="dxa"/>
-              <w:left w:w="120" w:type="dxa"/>
-              <w:bottom w:w="80" w:type="dxa"/>
-              <w:right w:w="120" w:type="dxa"/>
-            </w:tcMar>
-            <w:vAlign w:val="center"/>
-          </w:tcPr>
-          <w:p>
-            <w:r>
-              <w:rPr>
-                <w:b/>
-                <w:bCs/>
-                <w:sz w:val="20"/>
-                <w:szCs w:val="20"/>
-              </w:rPr>
-              <w:t>O que este caso testa</w:t>
-            </w:r>
-          </w:p>
-        </w:tc>
-        <w:tc>
-          <w:tcPr>
-            <w:tcW w:w="7038" w:type="dxa"/>
-            <w:tcBorders>
-              <w:top w:val="single" w:sz="4" w:space="0" w:color="BFBFBF"/>
-              <w:left w:val="single" w:sz="4" w:space="0" w:color="BFBFBF"/>
-              <w:bottom w:val="single" w:sz="4" w:space="0" w:color="BFBFBF"/>
-              <w:right w:val="single" w:sz="4" w:space="0" w:color="BFBFBF"/>
-            </w:tcBorders>
-            <w:tcMar>
-              <w:top w:w="80" w:type="dxa"/>
-              <w:left w:w="120" w:type="dxa"/>
-              <w:bottom w:w="80" w:type="dxa"/>
-              <w:right w:w="120" w:type="dxa"/>
-            </w:tcMar>
-            <w:vAlign w:val="center"/>
-          </w:tcPr>
-          <w:p>
-            <w:r>
-              <w:rPr>
-                <w:i/>
-                <w:iCs/>
-                <w:color w:val="7F7F7F"/>
-                <w:sz w:val="20"/>
-                <w:szCs w:val="20"/>
-              </w:rPr>
-              <w:t>Descreva a situação que este caso testa.</w:t>
-            </w:r>
-          </w:p>
-        </w:tc>
-      </w:tr>
-    </w:tbl>
-    <w:p>
-      <w:pPr>
-        <w:spacing w:after="60"/>
-      </w:pPr>
-    </w:p>
-    <w:tbl>
-      <w:tblPr>
-        <w:tblW w:w="9638" w:type="dxa"/>
-        <w:tblBorders>
-          <w:top w:val="single" w:sz="4" w:space="0" w:color="auto"/>
-          <w:left w:val="single" w:sz="4" w:space="0" w:color="auto"/>
-          <w:bottom w:val="single" w:sz="4" w:space="0" w:color="auto"/>
-          <w:right w:val="single" w:sz="4" w:space="0" w:color="auto"/>
-          <w:insideH w:val="single" w:sz="4" w:space="0" w:color="auto"/>
-          <w:insideV w:val="single" w:sz="4" w:space="0" w:color="auto"/>
-        </w:tblBorders>
-        <w:tblCellMar>
-          <w:left w:w="10" w:type="dxa"/>
-          <w:right w:w="10" w:type="dxa"/>
-        </w:tblCellMar>
-        <w:tblLook w:val="0000" w:firstRow="0" w:lastRow="0" w:firstColumn="0" w:lastColumn="0" w:noHBand="0" w:noVBand="0"/>
-      </w:tblPr>
-      <w:tblGrid>
-        <w:gridCol w:w="3200"/>
-        <w:gridCol w:w="3219"/>
-        <w:gridCol w:w="3219"/>
-      </w:tblGrid>
-      <w:tr>
-        <w:trPr>
-          <w:tblHeader/>
-        </w:trPr>
-        <w:tc>
-          <w:tcPr>
-            <w:tcW w:w="3200" w:type="dxa"/>
-            <w:tcBorders>
-              <w:top w:val="single" w:sz="4" w:space="0" w:color="BFBFBF"/>
-              <w:left w:val="single" w:sz="4" w:space="0" w:color="BFBFBF"/>
-              <w:bottom w:val="single" w:sz="4" w:space="0" w:color="BFBFBF"/>
-              <w:right w:val="single" w:sz="4" w:space="0" w:color="BFBFBF"/>
-            </w:tcBorders>
-            <w:shd w:val="clear" w:color="auto" w:fill="0B4A37"/>
-            <w:tcMar>
-              <w:top w:w="80" w:type="dxa"/>
-              <w:left w:w="120" w:type="dxa"/>
-              <w:bottom w:w="80" w:type="dxa"/>
-              <w:right w:w="120" w:type="dxa"/>
-            </w:tcMar>
-            <w:vAlign w:val="center"/>
-          </w:tcPr>
-          <w:p>
-            <w:r>
-              <w:rPr>
-                <w:b/>
-                <w:bCs/>
-                <w:color w:val="FFFFFF"/>
-                <w:sz w:val="20"/>
-                <w:szCs w:val="20"/>
-              </w:rPr>
-              <w:t>Valor-chave</w:t>
-            </w:r>
-          </w:p>
-        </w:tc>
-        <w:tc>
-          <w:tcPr>
-            <w:tcW w:w="3219" w:type="dxa"/>
-            <w:tcBorders>
-              <w:top w:val="single" w:sz="4" w:space="0" w:color="BFBFBF"/>
-              <w:left w:val="single" w:sz="4" w:space="0" w:color="BFBFBF"/>
-              <w:bottom w:val="single" w:sz="4" w:space="0" w:color="BFBFBF"/>
-              <w:right w:val="single" w:sz="4" w:space="0" w:color="BFBFBF"/>
-            </w:tcBorders>
-            <w:shd w:val="clear" w:color="auto" w:fill="0B4A37"/>
-            <w:tcMar>
-              <w:top w:w="80" w:type="dxa"/>
-              <w:left w:w="120" w:type="dxa"/>
-              <w:bottom w:w="80" w:type="dxa"/>
-              <w:right w:w="120" w:type="dxa"/>
-            </w:tcMar>
-            <w:vAlign w:val="center"/>
-          </w:tcPr>
-          <w:p>
-            <w:r>
-              <w:rPr>
-                <w:b/>
-                <w:bCs/>
-                <w:color w:val="FFFFFF"/>
-                <w:sz w:val="20"/>
-                <w:szCs w:val="20"/>
-              </w:rPr>
-              <w:t>Esperado (calculado à mão)</w:t>
-            </w:r>
-          </w:p>
-        </w:tc>
-        <w:tc>
-          <w:tcPr>
-            <w:tcW w:w="3219" w:type="dxa"/>
-            <w:tcBorders>
-              <w:top w:val="single" w:sz="4" w:space="0" w:color="BFBFBF"/>
-              <w:left w:val="single" w:sz="4" w:space="0" w:color="BFBFBF"/>
-              <w:bottom w:val="single" w:sz="4" w:space="0" w:color="BFBFBF"/>
-              <w:right w:val="single" w:sz="4" w:space="0" w:color="BFBFBF"/>
-            </w:tcBorders>
-            <w:shd w:val="clear" w:color="auto" w:fill="0B4A37"/>
-            <w:tcMar>
-              <w:top w:w="80" w:type="dxa"/>
-              <w:left w:w="120" w:type="dxa"/>
-              <w:bottom w:w="80" w:type="dxa"/>
-              <w:right w:w="120" w:type="dxa"/>
-            </w:tcMar>
-            <w:vAlign w:val="center"/>
-          </w:tcPr>
-          <w:p>
-            <w:r>
-              <w:rPr>
-                <w:b/>
-                <w:bCs/>
-                <w:color w:val="FFFFFF"/>
-                <w:sz w:val="20"/>
-                <w:szCs w:val="20"/>
-              </w:rPr>
-              <w:t>Obtido (programa)</w:t>
-            </w:r>
-          </w:p>
-        </w:tc>
-      </w:tr>
-      <w:tr>
-        <w:tc>
-          <w:tcPr>
-            <w:tcW w:w="3200" w:type="dxa"/>
-            <w:tcBorders>
-              <w:top w:val="single" w:sz="4" w:space="0" w:color="BFBFBF"/>
-              <w:left w:val="single" w:sz="4" w:space="0" w:color="BFBFBF"/>
-              <w:bottom w:val="single" w:sz="4" w:space="0" w:color="BFBFBF"/>
-              <w:right w:val="single" w:sz="4" w:space="0" w:color="BFBFBF"/>
-            </w:tcBorders>
-            <w:shd w:val="clear" w:color="auto" w:fill="E8F0EC"/>
-            <w:tcMar>
-              <w:top w:w="80" w:type="dxa"/>
-              <w:left w:w="120" w:type="dxa"/>
-              <w:bottom w:w="80" w:type="dxa"/>
-              <w:right w:w="120" w:type="dxa"/>
-            </w:tcMar>
-            <w:vAlign w:val="center"/>
-          </w:tcPr>
-          <w:p>
-            <w:r>
-              <w:rPr>
-                <w:b/>
-                <w:bCs/>
-                <w:sz w:val="20"/>
-                <w:szCs w:val="20"/>
-              </w:rPr>
-              <w:t>Percentual geral</w:t>
-            </w:r>
-          </w:p>
-        </w:tc>
-        <w:tc>
-          <w:tcPr>
-            <w:tcW w:w="3219" w:type="dxa"/>
-            <w:tcBorders>
-              <w:top w:val="single" w:sz="4" w:space="0" w:color="BFBFBF"/>
-              <w:left w:val="single" w:sz="4" w:space="0" w:color="BFBFBF"/>
-              <w:bottom w:val="single" w:sz="4" w:space="0" w:color="BFBFBF"/>
-              <w:right w:val="single" w:sz="4" w:space="0" w:color="BFBFBF"/>
-            </w:tcBorders>
-            <w:tcMar>
-              <w:top w:w="80" w:type="dxa"/>
-              <w:left w:w="120" w:type="dxa"/>
-              <w:bottom w:w="80" w:type="dxa"/>
-              <w:right w:w="120" w:type="dxa"/>
-            </w:tcMar>
-            <w:vAlign w:val="center"/>
-          </w:tcPr>
-          <w:p/>
-        </w:tc>
-        <w:tc>
-          <w:tcPr>
-            <w:tcW w:w="3219" w:type="dxa"/>
-            <w:tcBorders>
-              <w:top w:val="single" w:sz="4" w:space="0" w:color="BFBFBF"/>
-              <w:left w:val="single" w:sz="4" w:space="0" w:color="BFBFBF"/>
-              <w:bottom w:val="single" w:sz="4" w:space="0" w:color="BFBFBF"/>
-              <w:right w:val="single" w:sz="4" w:space="0" w:color="BFBFBF"/>
-            </w:tcBorders>
-            <w:tcMar>
-              <w:top w:w="80" w:type="dxa"/>
-              <w:left w:w="120" w:type="dxa"/>
-              <w:bottom w:w="80" w:type="dxa"/>
-              <w:right w:w="120" w:type="dxa"/>
-            </w:tcMar>
-            <w:vAlign w:val="center"/>
-          </w:tcPr>
-          <w:p/>
-        </w:tc>
-      </w:tr>
-      <w:tr>
-        <w:tc>
-          <w:tcPr>
-            <w:tcW w:w="3200" w:type="dxa"/>
-            <w:tcBorders>
-              <w:top w:val="single" w:sz="4" w:space="0" w:color="BFBFBF"/>
-              <w:left w:val="single" w:sz="4" w:space="0" w:color="BFBFBF"/>
-              <w:bottom w:val="single" w:sz="4" w:space="0" w:color="BFBFBF"/>
-              <w:right w:val="single" w:sz="4" w:space="0" w:color="BFBFBF"/>
-            </w:tcBorders>
-            <w:shd w:val="clear" w:color="auto" w:fill="E8F0EC"/>
-            <w:tcMar>
-              <w:top w:w="80" w:type="dxa"/>
-              <w:left w:w="120" w:type="dxa"/>
-              <w:bottom w:w="80" w:type="dxa"/>
-              <w:right w:w="120" w:type="dxa"/>
-            </w:tcMar>
-            <w:vAlign w:val="center"/>
-          </w:tcPr>
-          <w:p>
-            <w:r>
-              <w:rPr>
-                <w:b/>
-                <w:bCs/>
-                <w:sz w:val="20"/>
-                <w:szCs w:val="20"/>
-              </w:rPr>
-              <w:t>Pontuação (obtida de máxima)</w:t>
-            </w:r>
-          </w:p>
-        </w:tc>
-        <w:tc>
-          <w:tcPr>
-            <w:tcW w:w="3219" w:type="dxa"/>
-            <w:tcBorders>
-              <w:top w:val="single" w:sz="4" w:space="0" w:color="BFBFBF"/>
-              <w:left w:val="single" w:sz="4" w:space="0" w:color="BFBFBF"/>
-              <w:bottom w:val="single" w:sz="4" w:space="0" w:color="BFBFBF"/>
-              <w:right w:val="single" w:sz="4" w:space="0" w:color="BFBFBF"/>
-            </w:tcBorders>
-            <w:tcMar>
-              <w:top w:w="80" w:type="dxa"/>
-              <w:left w:w="120" w:type="dxa"/>
-              <w:bottom w:w="80" w:type="dxa"/>
-              <w:right w:w="120" w:type="dxa"/>
-            </w:tcMar>
-            <w:vAlign w:val="center"/>
-          </w:tcPr>
-          <w:p/>
-        </w:tc>
-        <w:tc>
-          <w:tcPr>
-            <w:tcW w:w="3219" w:type="dxa"/>
-            <w:tcBorders>
-              <w:top w:val="single" w:sz="4" w:space="0" w:color="BFBFBF"/>
-              <w:left w:val="single" w:sz="4" w:space="0" w:color="BFBFBF"/>
-              <w:bottom w:val="single" w:sz="4" w:space="0" w:color="BFBFBF"/>
-              <w:right w:val="single" w:sz="4" w:space="0" w:color="BFBFBF"/>
-            </w:tcBorders>
-            <w:tcMar>
-              <w:top w:w="80" w:type="dxa"/>
-              <w:left w:w="120" w:type="dxa"/>
-              <w:bottom w:w="80" w:type="dxa"/>
-              <w:right w:w="120" w:type="dxa"/>
-            </w:tcMar>
-            <w:vAlign w:val="center"/>
-          </w:tcPr>
-          <w:p/>
-        </w:tc>
-      </w:tr>
-      <w:tr>
-        <w:tc>
-          <w:tcPr>
-            <w:tcW w:w="3200" w:type="dxa"/>
-            <w:tcBorders>
-              <w:top w:val="single" w:sz="4" w:space="0" w:color="BFBFBF"/>
-              <w:left w:val="single" w:sz="4" w:space="0" w:color="BFBFBF"/>
-              <w:bottom w:val="single" w:sz="4" w:space="0" w:color="BFBFBF"/>
-              <w:right w:val="single" w:sz="4" w:space="0" w:color="BFBFBF"/>
-            </w:tcBorders>
-            <w:shd w:val="clear" w:color="auto" w:fill="E8F0EC"/>
-            <w:tcMar>
-              <w:top w:w="80" w:type="dxa"/>
-              <w:left w:w="120" w:type="dxa"/>
-              <w:bottom w:w="80" w:type="dxa"/>
-              <w:right w:w="120" w:type="dxa"/>
-            </w:tcMar>
-            <w:vAlign w:val="center"/>
-          </w:tcPr>
-          <w:p>
-            <w:r>
-              <w:rPr>
-                <w:b/>
-                <w:bCs/>
-                <w:sz w:val="20"/>
-                <w:szCs w:val="20"/>
-              </w:rPr>
-              <w:t>Classificação</w:t>
-            </w:r>
-          </w:p>
-        </w:tc>
-        <w:tc>
-          <w:tcPr>
-            <w:tcW w:w="3219" w:type="dxa"/>
-            <w:tcBorders>
-              <w:top w:val="single" w:sz="4" w:space="0" w:color="BFBFBF"/>
-              <w:left w:val="single" w:sz="4" w:space="0" w:color="BFBFBF"/>
-              <w:bottom w:val="single" w:sz="4" w:space="0" w:color="BFBFBF"/>
-              <w:right w:val="single" w:sz="4" w:space="0" w:color="BFBFBF"/>
-            </w:tcBorders>
-            <w:tcMar>
-              <w:top w:w="80" w:type="dxa"/>
-              <w:left w:w="120" w:type="dxa"/>
-              <w:bottom w:w="80" w:type="dxa"/>
-              <w:right w:w="120" w:type="dxa"/>
-            </w:tcMar>
-            <w:vAlign w:val="center"/>
-          </w:tcPr>
-          <w:p/>
-        </w:tc>
-        <w:tc>
-          <w:tcPr>
-            <w:tcW w:w="3219" w:type="dxa"/>
-            <w:tcBorders>
-              <w:top w:val="single" w:sz="4" w:space="0" w:color="BFBFBF"/>
-              <w:left w:val="single" w:sz="4" w:space="0" w:color="BFBFBF"/>
-              <w:bottom w:val="single" w:sz="4" w:space="0" w:color="BFBFBF"/>
-              <w:right w:val="single" w:sz="4" w:space="0" w:color="BFBFBF"/>
-            </w:tcBorders>
-            <w:tcMar>
-              <w:top w:w="80" w:type="dxa"/>
-              <w:left w:w="120" w:type="dxa"/>
-              <w:bottom w:w="80" w:type="dxa"/>
-              <w:right w:w="120" w:type="dxa"/>
-            </w:tcMar>
-            <w:vAlign w:val="center"/>
-          </w:tcPr>
-          <w:p/>
-        </w:tc>
-      </w:tr>
-      <w:tr>
-        <w:tc>
-          <w:tcPr>
-            <w:tcW w:w="3200" w:type="dxa"/>
-            <w:tcBorders>
-              <w:top w:val="single" w:sz="4" w:space="0" w:color="BFBFBF"/>
-              <w:left w:val="single" w:sz="4" w:space="0" w:color="BFBFBF"/>
-              <w:bottom w:val="single" w:sz="4" w:space="0" w:color="BFBFBF"/>
-              <w:right w:val="single" w:sz="4" w:space="0" w:color="BFBFBF"/>
-            </w:tcBorders>
-            <w:shd w:val="clear" w:color="auto" w:fill="E8F0EC"/>
-            <w:tcMar>
-              <w:top w:w="80" w:type="dxa"/>
-              <w:left w:w="120" w:type="dxa"/>
-              <w:bottom w:w="80" w:type="dxa"/>
-              <w:right w:w="120" w:type="dxa"/>
-            </w:tcMar>
-            <w:vAlign w:val="center"/>
-          </w:tcPr>
-          <w:p>
-            <w:r>
-              <w:rPr>
-                <w:b/>
-                <w:bCs/>
-                <w:sz w:val="20"/>
-                <w:szCs w:val="20"/>
-              </w:rPr>
-              <w:t>Melhor nível</w:t>
-            </w:r>
-          </w:p>
-        </w:tc>
-        <w:tc>
-          <w:tcPr>
-            <w:tcW w:w="3219" w:type="dxa"/>
-            <w:tcBorders>
-              <w:top w:val="single" w:sz="4" w:space="0" w:color="BFBFBF"/>
-              <w:left w:val="single" w:sz="4" w:space="0" w:color="BFBFBF"/>
-              <w:bottom w:val="single" w:sz="4" w:space="0" w:color="BFBFBF"/>
-              <w:right w:val="single" w:sz="4" w:space="0" w:color="BFBFBF"/>
-            </w:tcBorders>
-            <w:tcMar>
-              <w:top w:w="80" w:type="dxa"/>
-              <w:left w:w="120" w:type="dxa"/>
-              <w:bottom w:w="80" w:type="dxa"/>
-              <w:right w:w="120" w:type="dxa"/>
-            </w:tcMar>
-            <w:vAlign w:val="center"/>
-          </w:tcPr>
-          <w:p/>
-        </w:tc>
-        <w:tc>
-          <w:tcPr>
-            <w:tcW w:w="3219" w:type="dxa"/>
-            <w:tcBorders>
-              <w:top w:val="single" w:sz="4" w:space="0" w:color="BFBFBF"/>
-              <w:left w:val="single" w:sz="4" w:space="0" w:color="BFBFBF"/>
-              <w:bottom w:val="single" w:sz="4" w:space="0" w:color="BFBFBF"/>
-              <w:right w:val="single" w:sz="4" w:space="0" w:color="BFBFBF"/>
-            </w:tcBorders>
-            <w:tcMar>
-              <w:top w:w="80" w:type="dxa"/>
-              <w:left w:w="120" w:type="dxa"/>
-              <w:bottom w:w="80" w:type="dxa"/>
-              <w:right w:w="120" w:type="dxa"/>
-            </w:tcMar>
-            <w:vAlign w:val="center"/>
-          </w:tcPr>
-          <w:p/>
-        </w:tc>
-      </w:tr>
-      <w:tr>
-        <w:tc>
-          <w:tcPr>
-            <w:tcW w:w="3200" w:type="dxa"/>
-            <w:tcBorders>
-              <w:top w:val="single" w:sz="4" w:space="0" w:color="BFBFBF"/>
-              <w:left w:val="single" w:sz="4" w:space="0" w:color="BFBFBF"/>
-              <w:bottom w:val="single" w:sz="4" w:space="0" w:color="BFBFBF"/>
-              <w:right w:val="single" w:sz="4" w:space="0" w:color="BFBFBF"/>
-            </w:tcBorders>
-            <w:shd w:val="clear" w:color="auto" w:fill="E8F0EC"/>
-            <w:tcMar>
-              <w:top w:w="80" w:type="dxa"/>
-              <w:left w:w="120" w:type="dxa"/>
-              <w:bottom w:w="80" w:type="dxa"/>
-              <w:right w:w="120" w:type="dxa"/>
-            </w:tcMar>
-            <w:vAlign w:val="center"/>
-          </w:tcPr>
-          <w:p>
-            <w:r>
-              <w:rPr>
-                <w:b/>
-                <w:bCs/>
-                <w:sz w:val="20"/>
-                <w:szCs w:val="20"/>
-              </w:rPr>
-              <w:t>Ritmo</w:t>
-            </w:r>
-          </w:p>
-        </w:tc>
-        <w:tc>
-          <w:tcPr>
-            <w:tcW w:w="3219" w:type="dxa"/>
-            <w:tcBorders>
-              <w:top w:val="single" w:sz="4" w:space="0" w:color="BFBFBF"/>
-              <w:left w:val="single" w:sz="4" w:space="0" w:color="BFBFBF"/>
-              <w:bottom w:val="single" w:sz="4" w:space="0" w:color="BFBFBF"/>
-              <w:right w:val="single" w:sz="4" w:space="0" w:color="BFBFBF"/>
-            </w:tcBorders>
-            <w:tcMar>
-              <w:top w:w="80" w:type="dxa"/>
-              <w:left w:w="120" w:type="dxa"/>
-              <w:bottom w:w="80" w:type="dxa"/>
-              <w:right w:w="120" w:type="dxa"/>
-            </w:tcMar>
-            <w:vAlign w:val="center"/>
-          </w:tcPr>
-          <w:p/>
-        </w:tc>
-        <w:tc>
-          <w:tcPr>
-            <w:tcW w:w="3219" w:type="dxa"/>
-            <w:tcBorders>
-              <w:top w:val="single" w:sz="4" w:space="0" w:color="BFBFBF"/>
-              <w:left w:val="single" w:sz="4" w:space="0" w:color="BFBFBF"/>
-              <w:bottom w:val="single" w:sz="4" w:space="0" w:color="BFBFBF"/>
-              <w:right w:val="single" w:sz="4" w:space="0" w:color="BFBFBF"/>
-            </w:tcBorders>
-            <w:tcMar>
-              <w:top w:w="80" w:type="dxa"/>
-              <w:left w:w="120" w:type="dxa"/>
-              <w:bottom w:w="80" w:type="dxa"/>
-              <w:right w:w="120" w:type="dxa"/>
-            </w:tcMar>
-            <w:vAlign w:val="center"/>
-          </w:tcPr>
-          <w:p/>
+          <w:p>
+            <w:r>
+              <w:t>Normal</w:t>
+            </w:r>
+          </w:p>
         </w:tc>
       </w:tr>
     </w:tbl>
@@ -6734,6 +6424,187 @@
           </w:tcPr>
           <w:p>
             <w:r>
+              <w:t>===== ARCOR – DESAFIO DAS MARCAS: RESUMO DA PARTIDA =====</w:t>
+            </w:r>
+          </w:p>
+          <w:p>
+            <w:r>
+              <w:t>Jogador: Abacaxi</w:t>
+            </w:r>
+          </w:p>
+          <w:p>
+            <w:r>
+              <w:t>Faixa etária: 18 a 24 anos</w:t>
+            </w:r>
+          </w:p>
+          <w:p/>
+          <w:p>
+            <w:r>
+              <w:t>Desempenho por nível:</w:t>
+            </w:r>
+          </w:p>
+          <w:p>
+            <w:r>
+              <w:t>Fácil</w:t>
+            </w:r>
+            <w:proofErr w:type="gramStart"/>
+            <w:r>
+              <w:t xml:space="preserve">   (</w:t>
+            </w:r>
+            <w:proofErr w:type="gramEnd"/>
+            <w:r>
+              <w:t>3/3) 100,0% ***</w:t>
+            </w:r>
+          </w:p>
+          <w:p>
+            <w:r>
+              <w:t>Médio</w:t>
+            </w:r>
+            <w:proofErr w:type="gramStart"/>
+            <w:r>
+              <w:t xml:space="preserve">   (</w:t>
+            </w:r>
+            <w:proofErr w:type="gramEnd"/>
+            <w:r>
+              <w:t>5/5) 100,0% *****</w:t>
+            </w:r>
+          </w:p>
+          <w:p>
+            <w:r>
+              <w:t>Difícil (3/3) 100,0% ***</w:t>
+            </w:r>
+          </w:p>
+          <w:p/>
+          <w:p>
+            <w:r>
+              <w:t>Total: 11 acertos e 0 erros em 11 questões (100,0%)</w:t>
+            </w:r>
+          </w:p>
+          <w:p>
+            <w:r>
+              <w:t>Pontuação: 215 de 220 pontos possíveis (97,7%)</w:t>
+            </w:r>
+          </w:p>
+          <w:p>
+            <w:r>
+              <w:t>Dicas usadas: 1 (penalidade de 5 pontos)</w:t>
+            </w:r>
+          </w:p>
+          <w:p>
+            <w:r>
+              <w:t>Tempo total: 3 min 0 s | Média: 16,4 s por questão</w:t>
+            </w:r>
+          </w:p>
+          <w:p>
+            <w:r>
+              <w:t>Ritmo: Normal</w:t>
+            </w:r>
+          </w:p>
+          <w:p>
+            <w:r>
+              <w:t>Melhor nível: Difícil</w:t>
+            </w:r>
+          </w:p>
+          <w:p>
+            <w:r>
+              <w:t>Classificação: Mestre das Marcas</w:t>
+            </w:r>
+          </w:p>
+          <w:p/>
+          <w:p/>
+          <w:p/>
+          <w:p/>
+          <w:p/>
+          <w:p/>
+          <w:p/>
+          <w:p/>
+        </w:tc>
+      </w:tr>
+    </w:tbl>
+    <w:p>
+      <w:pPr>
+        <w:spacing w:after="60"/>
+      </w:pPr>
+    </w:p>
+    <w:p>
+      <w:pPr>
+        <w:pStyle w:val="Ttulo3"/>
+      </w:pPr>
+      <w:r>
+        <w:t>valido02.txt</w:t>
+      </w:r>
+    </w:p>
+    <w:tbl>
+      <w:tblPr>
+        <w:tblW w:w="9638" w:type="dxa"/>
+        <w:tblBorders>
+          <w:top w:val="single" w:sz="4" w:space="0" w:color="auto"/>
+          <w:left w:val="single" w:sz="4" w:space="0" w:color="auto"/>
+          <w:bottom w:val="single" w:sz="4" w:space="0" w:color="auto"/>
+          <w:right w:val="single" w:sz="4" w:space="0" w:color="auto"/>
+          <w:insideH w:val="single" w:sz="4" w:space="0" w:color="auto"/>
+          <w:insideV w:val="single" w:sz="4" w:space="0" w:color="auto"/>
+        </w:tblBorders>
+        <w:tblCellMar>
+          <w:left w:w="10" w:type="dxa"/>
+          <w:right w:w="10" w:type="dxa"/>
+        </w:tblCellMar>
+        <w:tblLook w:val="0000" w:firstRow="0" w:lastRow="0" w:firstColumn="0" w:lastColumn="0" w:noHBand="0" w:noVBand="0"/>
+      </w:tblPr>
+      <w:tblGrid>
+        <w:gridCol w:w="2600"/>
+        <w:gridCol w:w="7038"/>
+      </w:tblGrid>
+      <w:tr>
+        <w:tc>
+          <w:tcPr>
+            <w:tcW w:w="2600" w:type="dxa"/>
+            <w:tcBorders>
+              <w:top w:val="single" w:sz="4" w:space="0" w:color="BFBFBF"/>
+              <w:left w:val="single" w:sz="4" w:space="0" w:color="BFBFBF"/>
+              <w:bottom w:val="single" w:sz="4" w:space="0" w:color="BFBFBF"/>
+              <w:right w:val="single" w:sz="4" w:space="0" w:color="BFBFBF"/>
+            </w:tcBorders>
+            <w:shd w:val="clear" w:color="auto" w:fill="E8F0EC"/>
+            <w:tcMar>
+              <w:top w:w="80" w:type="dxa"/>
+              <w:left w:w="120" w:type="dxa"/>
+              <w:bottom w:w="80" w:type="dxa"/>
+              <w:right w:w="120" w:type="dxa"/>
+            </w:tcMar>
+            <w:vAlign w:val="center"/>
+          </w:tcPr>
+          <w:p>
+            <w:r>
+              <w:rPr>
+                <w:b/>
+                <w:bCs/>
+                <w:sz w:val="20"/>
+                <w:szCs w:val="20"/>
+              </w:rPr>
+              <w:t>O que este caso testa</w:t>
+            </w:r>
+          </w:p>
+        </w:tc>
+        <w:tc>
+          <w:tcPr>
+            <w:tcW w:w="7038" w:type="dxa"/>
+            <w:tcBorders>
+              <w:top w:val="single" w:sz="4" w:space="0" w:color="BFBFBF"/>
+              <w:left w:val="single" w:sz="4" w:space="0" w:color="BFBFBF"/>
+              <w:bottom w:val="single" w:sz="4" w:space="0" w:color="BFBFBF"/>
+              <w:right w:val="single" w:sz="4" w:space="0" w:color="BFBFBF"/>
+            </w:tcBorders>
+            <w:tcMar>
+              <w:top w:w="80" w:type="dxa"/>
+              <w:left w:w="120" w:type="dxa"/>
+              <w:bottom w:w="80" w:type="dxa"/>
+              <w:right w:w="120" w:type="dxa"/>
+            </w:tcMar>
+            <w:vAlign w:val="center"/>
+          </w:tcPr>
+          <w:p>
+            <w:r>
               <w:rPr>
                 <w:i/>
                 <w:iCs/>
@@ -6741,10 +6612,592 @@
                 <w:sz w:val="20"/>
                 <w:szCs w:val="20"/>
               </w:rPr>
-              <w:t xml:space="preserve">Copie aqui, como texto, o relatório completo exibido no terminal. Use a </w:t>
-            </w:r>
-            <w:proofErr w:type="gramStart"/>
-            <w:r>
+              <w:t>Testa se todas as variáveis estão validas.</w:t>
+            </w:r>
+          </w:p>
+        </w:tc>
+      </w:tr>
+    </w:tbl>
+    <w:p>
+      <w:pPr>
+        <w:spacing w:after="60"/>
+      </w:pPr>
+    </w:p>
+    <w:tbl>
+      <w:tblPr>
+        <w:tblW w:w="9638" w:type="dxa"/>
+        <w:tblBorders>
+          <w:top w:val="single" w:sz="4" w:space="0" w:color="auto"/>
+          <w:left w:val="single" w:sz="4" w:space="0" w:color="auto"/>
+          <w:bottom w:val="single" w:sz="4" w:space="0" w:color="auto"/>
+          <w:right w:val="single" w:sz="4" w:space="0" w:color="auto"/>
+          <w:insideH w:val="single" w:sz="4" w:space="0" w:color="auto"/>
+          <w:insideV w:val="single" w:sz="4" w:space="0" w:color="auto"/>
+        </w:tblBorders>
+        <w:tblCellMar>
+          <w:left w:w="10" w:type="dxa"/>
+          <w:right w:w="10" w:type="dxa"/>
+        </w:tblCellMar>
+        <w:tblLook w:val="0000" w:firstRow="0" w:lastRow="0" w:firstColumn="0" w:lastColumn="0" w:noHBand="0" w:noVBand="0"/>
+      </w:tblPr>
+      <w:tblGrid>
+        <w:gridCol w:w="3200"/>
+        <w:gridCol w:w="3219"/>
+        <w:gridCol w:w="3219"/>
+      </w:tblGrid>
+      <w:tr>
+        <w:trPr>
+          <w:tblHeader/>
+        </w:trPr>
+        <w:tc>
+          <w:tcPr>
+            <w:tcW w:w="3200" w:type="dxa"/>
+            <w:tcBorders>
+              <w:top w:val="single" w:sz="4" w:space="0" w:color="BFBFBF"/>
+              <w:left w:val="single" w:sz="4" w:space="0" w:color="BFBFBF"/>
+              <w:bottom w:val="single" w:sz="4" w:space="0" w:color="BFBFBF"/>
+              <w:right w:val="single" w:sz="4" w:space="0" w:color="BFBFBF"/>
+            </w:tcBorders>
+            <w:shd w:val="clear" w:color="auto" w:fill="0B4A37"/>
+            <w:tcMar>
+              <w:top w:w="80" w:type="dxa"/>
+              <w:left w:w="120" w:type="dxa"/>
+              <w:bottom w:w="80" w:type="dxa"/>
+              <w:right w:w="120" w:type="dxa"/>
+            </w:tcMar>
+            <w:vAlign w:val="center"/>
+          </w:tcPr>
+          <w:p>
+            <w:r>
+              <w:rPr>
+                <w:b/>
+                <w:bCs/>
+                <w:color w:val="FFFFFF"/>
+                <w:sz w:val="20"/>
+                <w:szCs w:val="20"/>
+              </w:rPr>
+              <w:t>Valor-chave</w:t>
+            </w:r>
+          </w:p>
+        </w:tc>
+        <w:tc>
+          <w:tcPr>
+            <w:tcW w:w="3219" w:type="dxa"/>
+            <w:tcBorders>
+              <w:top w:val="single" w:sz="4" w:space="0" w:color="BFBFBF"/>
+              <w:left w:val="single" w:sz="4" w:space="0" w:color="BFBFBF"/>
+              <w:bottom w:val="single" w:sz="4" w:space="0" w:color="BFBFBF"/>
+              <w:right w:val="single" w:sz="4" w:space="0" w:color="BFBFBF"/>
+            </w:tcBorders>
+            <w:shd w:val="clear" w:color="auto" w:fill="0B4A37"/>
+            <w:tcMar>
+              <w:top w:w="80" w:type="dxa"/>
+              <w:left w:w="120" w:type="dxa"/>
+              <w:bottom w:w="80" w:type="dxa"/>
+              <w:right w:w="120" w:type="dxa"/>
+            </w:tcMar>
+            <w:vAlign w:val="center"/>
+          </w:tcPr>
+          <w:p>
+            <w:r>
+              <w:rPr>
+                <w:b/>
+                <w:bCs/>
+                <w:color w:val="FFFFFF"/>
+                <w:sz w:val="20"/>
+                <w:szCs w:val="20"/>
+              </w:rPr>
+              <w:t>Esperado (calculado à mão)</w:t>
+            </w:r>
+          </w:p>
+        </w:tc>
+        <w:tc>
+          <w:tcPr>
+            <w:tcW w:w="3219" w:type="dxa"/>
+            <w:tcBorders>
+              <w:top w:val="single" w:sz="4" w:space="0" w:color="BFBFBF"/>
+              <w:left w:val="single" w:sz="4" w:space="0" w:color="BFBFBF"/>
+              <w:bottom w:val="single" w:sz="4" w:space="0" w:color="BFBFBF"/>
+              <w:right w:val="single" w:sz="4" w:space="0" w:color="BFBFBF"/>
+            </w:tcBorders>
+            <w:shd w:val="clear" w:color="auto" w:fill="0B4A37"/>
+            <w:tcMar>
+              <w:top w:w="80" w:type="dxa"/>
+              <w:left w:w="120" w:type="dxa"/>
+              <w:bottom w:w="80" w:type="dxa"/>
+              <w:right w:w="120" w:type="dxa"/>
+            </w:tcMar>
+            <w:vAlign w:val="center"/>
+          </w:tcPr>
+          <w:p>
+            <w:r>
+              <w:rPr>
+                <w:b/>
+                <w:bCs/>
+                <w:color w:val="FFFFFF"/>
+                <w:sz w:val="20"/>
+                <w:szCs w:val="20"/>
+              </w:rPr>
+              <w:t>Obtido (programa)</w:t>
+            </w:r>
+          </w:p>
+        </w:tc>
+      </w:tr>
+      <w:tr>
+        <w:tc>
+          <w:tcPr>
+            <w:tcW w:w="3200" w:type="dxa"/>
+            <w:tcBorders>
+              <w:top w:val="single" w:sz="4" w:space="0" w:color="BFBFBF"/>
+              <w:left w:val="single" w:sz="4" w:space="0" w:color="BFBFBF"/>
+              <w:bottom w:val="single" w:sz="4" w:space="0" w:color="BFBFBF"/>
+              <w:right w:val="single" w:sz="4" w:space="0" w:color="BFBFBF"/>
+            </w:tcBorders>
+            <w:shd w:val="clear" w:color="auto" w:fill="E8F0EC"/>
+            <w:tcMar>
+              <w:top w:w="80" w:type="dxa"/>
+              <w:left w:w="120" w:type="dxa"/>
+              <w:bottom w:w="80" w:type="dxa"/>
+              <w:right w:w="120" w:type="dxa"/>
+            </w:tcMar>
+            <w:vAlign w:val="center"/>
+          </w:tcPr>
+          <w:p>
+            <w:r>
+              <w:rPr>
+                <w:b/>
+                <w:bCs/>
+                <w:sz w:val="20"/>
+                <w:szCs w:val="20"/>
+              </w:rPr>
+              <w:t>Percentual geral</w:t>
+            </w:r>
+          </w:p>
+        </w:tc>
+        <w:tc>
+          <w:tcPr>
+            <w:tcW w:w="3219" w:type="dxa"/>
+            <w:tcBorders>
+              <w:top w:val="single" w:sz="4" w:space="0" w:color="BFBFBF"/>
+              <w:left w:val="single" w:sz="4" w:space="0" w:color="BFBFBF"/>
+              <w:bottom w:val="single" w:sz="4" w:space="0" w:color="BFBFBF"/>
+              <w:right w:val="single" w:sz="4" w:space="0" w:color="BFBFBF"/>
+            </w:tcBorders>
+            <w:tcMar>
+              <w:top w:w="80" w:type="dxa"/>
+              <w:left w:w="120" w:type="dxa"/>
+              <w:bottom w:w="80" w:type="dxa"/>
+              <w:right w:w="120" w:type="dxa"/>
+            </w:tcMar>
+            <w:vAlign w:val="center"/>
+          </w:tcPr>
+          <w:p>
+            <w:r>
+              <w:t>51,8%</w:t>
+            </w:r>
+          </w:p>
+        </w:tc>
+        <w:tc>
+          <w:tcPr>
+            <w:tcW w:w="3219" w:type="dxa"/>
+            <w:tcBorders>
+              <w:top w:val="single" w:sz="4" w:space="0" w:color="BFBFBF"/>
+              <w:left w:val="single" w:sz="4" w:space="0" w:color="BFBFBF"/>
+              <w:bottom w:val="single" w:sz="4" w:space="0" w:color="BFBFBF"/>
+              <w:right w:val="single" w:sz="4" w:space="0" w:color="BFBFBF"/>
+            </w:tcBorders>
+            <w:tcMar>
+              <w:top w:w="80" w:type="dxa"/>
+              <w:left w:w="120" w:type="dxa"/>
+              <w:bottom w:w="80" w:type="dxa"/>
+              <w:right w:w="120" w:type="dxa"/>
+            </w:tcMar>
+            <w:vAlign w:val="center"/>
+          </w:tcPr>
+          <w:p>
+            <w:r>
+              <w:t>51,8%</w:t>
+            </w:r>
+          </w:p>
+        </w:tc>
+      </w:tr>
+      <w:tr>
+        <w:tc>
+          <w:tcPr>
+            <w:tcW w:w="3200" w:type="dxa"/>
+            <w:tcBorders>
+              <w:top w:val="single" w:sz="4" w:space="0" w:color="BFBFBF"/>
+              <w:left w:val="single" w:sz="4" w:space="0" w:color="BFBFBF"/>
+              <w:bottom w:val="single" w:sz="4" w:space="0" w:color="BFBFBF"/>
+              <w:right w:val="single" w:sz="4" w:space="0" w:color="BFBFBF"/>
+            </w:tcBorders>
+            <w:shd w:val="clear" w:color="auto" w:fill="E8F0EC"/>
+            <w:tcMar>
+              <w:top w:w="80" w:type="dxa"/>
+              <w:left w:w="120" w:type="dxa"/>
+              <w:bottom w:w="80" w:type="dxa"/>
+              <w:right w:w="120" w:type="dxa"/>
+            </w:tcMar>
+            <w:vAlign w:val="center"/>
+          </w:tcPr>
+          <w:p>
+            <w:r>
+              <w:rPr>
+                <w:b/>
+                <w:bCs/>
+                <w:sz w:val="20"/>
+                <w:szCs w:val="20"/>
+              </w:rPr>
+              <w:t>Pontuação (obtida de máxima)</w:t>
+            </w:r>
+          </w:p>
+        </w:tc>
+        <w:tc>
+          <w:tcPr>
+            <w:tcW w:w="3219" w:type="dxa"/>
+            <w:tcBorders>
+              <w:top w:val="single" w:sz="4" w:space="0" w:color="BFBFBF"/>
+              <w:left w:val="single" w:sz="4" w:space="0" w:color="BFBFBF"/>
+              <w:bottom w:val="single" w:sz="4" w:space="0" w:color="BFBFBF"/>
+              <w:right w:val="single" w:sz="4" w:space="0" w:color="BFBFBF"/>
+            </w:tcBorders>
+            <w:tcMar>
+              <w:top w:w="80" w:type="dxa"/>
+              <w:left w:w="120" w:type="dxa"/>
+              <w:bottom w:w="80" w:type="dxa"/>
+              <w:right w:w="120" w:type="dxa"/>
+            </w:tcMar>
+            <w:vAlign w:val="center"/>
+          </w:tcPr>
+          <w:p>
+            <w:r>
+              <w:t>145 de 280</w:t>
+            </w:r>
+          </w:p>
+        </w:tc>
+        <w:tc>
+          <w:tcPr>
+            <w:tcW w:w="3219" w:type="dxa"/>
+            <w:tcBorders>
+              <w:top w:val="single" w:sz="4" w:space="0" w:color="BFBFBF"/>
+              <w:left w:val="single" w:sz="4" w:space="0" w:color="BFBFBF"/>
+              <w:bottom w:val="single" w:sz="4" w:space="0" w:color="BFBFBF"/>
+              <w:right w:val="single" w:sz="4" w:space="0" w:color="BFBFBF"/>
+            </w:tcBorders>
+            <w:tcMar>
+              <w:top w:w="80" w:type="dxa"/>
+              <w:left w:w="120" w:type="dxa"/>
+              <w:bottom w:w="80" w:type="dxa"/>
+              <w:right w:w="120" w:type="dxa"/>
+            </w:tcMar>
+            <w:vAlign w:val="center"/>
+          </w:tcPr>
+          <w:p>
+            <w:r>
+              <w:t>145 de 280</w:t>
+            </w:r>
+          </w:p>
+        </w:tc>
+      </w:tr>
+      <w:tr>
+        <w:tc>
+          <w:tcPr>
+            <w:tcW w:w="3200" w:type="dxa"/>
+            <w:tcBorders>
+              <w:top w:val="single" w:sz="4" w:space="0" w:color="BFBFBF"/>
+              <w:left w:val="single" w:sz="4" w:space="0" w:color="BFBFBF"/>
+              <w:bottom w:val="single" w:sz="4" w:space="0" w:color="BFBFBF"/>
+              <w:right w:val="single" w:sz="4" w:space="0" w:color="BFBFBF"/>
+            </w:tcBorders>
+            <w:shd w:val="clear" w:color="auto" w:fill="E8F0EC"/>
+            <w:tcMar>
+              <w:top w:w="80" w:type="dxa"/>
+              <w:left w:w="120" w:type="dxa"/>
+              <w:bottom w:w="80" w:type="dxa"/>
+              <w:right w:w="120" w:type="dxa"/>
+            </w:tcMar>
+            <w:vAlign w:val="center"/>
+          </w:tcPr>
+          <w:p>
+            <w:r>
+              <w:rPr>
+                <w:b/>
+                <w:bCs/>
+                <w:sz w:val="20"/>
+                <w:szCs w:val="20"/>
+              </w:rPr>
+              <w:t>Classificação</w:t>
+            </w:r>
+          </w:p>
+        </w:tc>
+        <w:tc>
+          <w:tcPr>
+            <w:tcW w:w="3219" w:type="dxa"/>
+            <w:tcBorders>
+              <w:top w:val="single" w:sz="4" w:space="0" w:color="BFBFBF"/>
+              <w:left w:val="single" w:sz="4" w:space="0" w:color="BFBFBF"/>
+              <w:bottom w:val="single" w:sz="4" w:space="0" w:color="BFBFBF"/>
+              <w:right w:val="single" w:sz="4" w:space="0" w:color="BFBFBF"/>
+            </w:tcBorders>
+            <w:tcMar>
+              <w:top w:w="80" w:type="dxa"/>
+              <w:left w:w="120" w:type="dxa"/>
+              <w:bottom w:w="80" w:type="dxa"/>
+              <w:right w:w="120" w:type="dxa"/>
+            </w:tcMar>
+            <w:vAlign w:val="center"/>
+          </w:tcPr>
+          <w:p>
+            <w:r>
+              <w:t>Aprendiz</w:t>
+            </w:r>
+          </w:p>
+        </w:tc>
+        <w:tc>
+          <w:tcPr>
+            <w:tcW w:w="3219" w:type="dxa"/>
+            <w:tcBorders>
+              <w:top w:val="single" w:sz="4" w:space="0" w:color="BFBFBF"/>
+              <w:left w:val="single" w:sz="4" w:space="0" w:color="BFBFBF"/>
+              <w:bottom w:val="single" w:sz="4" w:space="0" w:color="BFBFBF"/>
+              <w:right w:val="single" w:sz="4" w:space="0" w:color="BFBFBF"/>
+            </w:tcBorders>
+            <w:tcMar>
+              <w:top w:w="80" w:type="dxa"/>
+              <w:left w:w="120" w:type="dxa"/>
+              <w:bottom w:w="80" w:type="dxa"/>
+              <w:right w:w="120" w:type="dxa"/>
+            </w:tcMar>
+            <w:vAlign w:val="center"/>
+          </w:tcPr>
+          <w:p>
+            <w:r>
+              <w:t>Aprendiz</w:t>
+            </w:r>
+          </w:p>
+        </w:tc>
+      </w:tr>
+      <w:tr>
+        <w:tc>
+          <w:tcPr>
+            <w:tcW w:w="3200" w:type="dxa"/>
+            <w:tcBorders>
+              <w:top w:val="single" w:sz="4" w:space="0" w:color="BFBFBF"/>
+              <w:left w:val="single" w:sz="4" w:space="0" w:color="BFBFBF"/>
+              <w:bottom w:val="single" w:sz="4" w:space="0" w:color="BFBFBF"/>
+              <w:right w:val="single" w:sz="4" w:space="0" w:color="BFBFBF"/>
+            </w:tcBorders>
+            <w:shd w:val="clear" w:color="auto" w:fill="E8F0EC"/>
+            <w:tcMar>
+              <w:top w:w="80" w:type="dxa"/>
+              <w:left w:w="120" w:type="dxa"/>
+              <w:bottom w:w="80" w:type="dxa"/>
+              <w:right w:w="120" w:type="dxa"/>
+            </w:tcMar>
+            <w:vAlign w:val="center"/>
+          </w:tcPr>
+          <w:p>
+            <w:r>
+              <w:rPr>
+                <w:b/>
+                <w:bCs/>
+                <w:sz w:val="20"/>
+                <w:szCs w:val="20"/>
+              </w:rPr>
+              <w:t>Melhor nível</w:t>
+            </w:r>
+          </w:p>
+        </w:tc>
+        <w:tc>
+          <w:tcPr>
+            <w:tcW w:w="3219" w:type="dxa"/>
+            <w:tcBorders>
+              <w:top w:val="single" w:sz="4" w:space="0" w:color="BFBFBF"/>
+              <w:left w:val="single" w:sz="4" w:space="0" w:color="BFBFBF"/>
+              <w:bottom w:val="single" w:sz="4" w:space="0" w:color="BFBFBF"/>
+              <w:right w:val="single" w:sz="4" w:space="0" w:color="BFBFBF"/>
+            </w:tcBorders>
+            <w:tcMar>
+              <w:top w:w="80" w:type="dxa"/>
+              <w:left w:w="120" w:type="dxa"/>
+              <w:bottom w:w="80" w:type="dxa"/>
+              <w:right w:w="120" w:type="dxa"/>
+            </w:tcMar>
+            <w:vAlign w:val="center"/>
+          </w:tcPr>
+          <w:p>
+            <w:r>
+              <w:t>Fácil</w:t>
+            </w:r>
+          </w:p>
+        </w:tc>
+        <w:tc>
+          <w:tcPr>
+            <w:tcW w:w="3219" w:type="dxa"/>
+            <w:tcBorders>
+              <w:top w:val="single" w:sz="4" w:space="0" w:color="BFBFBF"/>
+              <w:left w:val="single" w:sz="4" w:space="0" w:color="BFBFBF"/>
+              <w:bottom w:val="single" w:sz="4" w:space="0" w:color="BFBFBF"/>
+              <w:right w:val="single" w:sz="4" w:space="0" w:color="BFBFBF"/>
+            </w:tcBorders>
+            <w:tcMar>
+              <w:top w:w="80" w:type="dxa"/>
+              <w:left w:w="120" w:type="dxa"/>
+              <w:bottom w:w="80" w:type="dxa"/>
+              <w:right w:w="120" w:type="dxa"/>
+            </w:tcMar>
+            <w:vAlign w:val="center"/>
+          </w:tcPr>
+          <w:p>
+            <w:r>
+              <w:t>Fácil</w:t>
+            </w:r>
+          </w:p>
+        </w:tc>
+      </w:tr>
+      <w:tr>
+        <w:tc>
+          <w:tcPr>
+            <w:tcW w:w="3200" w:type="dxa"/>
+            <w:tcBorders>
+              <w:top w:val="single" w:sz="4" w:space="0" w:color="BFBFBF"/>
+              <w:left w:val="single" w:sz="4" w:space="0" w:color="BFBFBF"/>
+              <w:bottom w:val="single" w:sz="4" w:space="0" w:color="BFBFBF"/>
+              <w:right w:val="single" w:sz="4" w:space="0" w:color="BFBFBF"/>
+            </w:tcBorders>
+            <w:shd w:val="clear" w:color="auto" w:fill="E8F0EC"/>
+            <w:tcMar>
+              <w:top w:w="80" w:type="dxa"/>
+              <w:left w:w="120" w:type="dxa"/>
+              <w:bottom w:w="80" w:type="dxa"/>
+              <w:right w:w="120" w:type="dxa"/>
+            </w:tcMar>
+            <w:vAlign w:val="center"/>
+          </w:tcPr>
+          <w:p>
+            <w:r>
+              <w:rPr>
+                <w:b/>
+                <w:bCs/>
+                <w:sz w:val="20"/>
+                <w:szCs w:val="20"/>
+              </w:rPr>
+              <w:t>Ritmo</w:t>
+            </w:r>
+          </w:p>
+        </w:tc>
+        <w:tc>
+          <w:tcPr>
+            <w:tcW w:w="3219" w:type="dxa"/>
+            <w:tcBorders>
+              <w:top w:val="single" w:sz="4" w:space="0" w:color="BFBFBF"/>
+              <w:left w:val="single" w:sz="4" w:space="0" w:color="BFBFBF"/>
+              <w:bottom w:val="single" w:sz="4" w:space="0" w:color="BFBFBF"/>
+              <w:right w:val="single" w:sz="4" w:space="0" w:color="BFBFBF"/>
+            </w:tcBorders>
+            <w:tcMar>
+              <w:top w:w="80" w:type="dxa"/>
+              <w:left w:w="120" w:type="dxa"/>
+              <w:bottom w:w="80" w:type="dxa"/>
+              <w:right w:w="120" w:type="dxa"/>
+            </w:tcMar>
+            <w:vAlign w:val="center"/>
+          </w:tcPr>
+          <w:p>
+            <w:r>
+              <w:t>Rápido</w:t>
+            </w:r>
+          </w:p>
+        </w:tc>
+        <w:tc>
+          <w:tcPr>
+            <w:tcW w:w="3219" w:type="dxa"/>
+            <w:tcBorders>
+              <w:top w:val="single" w:sz="4" w:space="0" w:color="BFBFBF"/>
+              <w:left w:val="single" w:sz="4" w:space="0" w:color="BFBFBF"/>
+              <w:bottom w:val="single" w:sz="4" w:space="0" w:color="BFBFBF"/>
+              <w:right w:val="single" w:sz="4" w:space="0" w:color="BFBFBF"/>
+            </w:tcBorders>
+            <w:tcMar>
+              <w:top w:w="80" w:type="dxa"/>
+              <w:left w:w="120" w:type="dxa"/>
+              <w:bottom w:w="80" w:type="dxa"/>
+              <w:right w:w="120" w:type="dxa"/>
+            </w:tcMar>
+            <w:vAlign w:val="center"/>
+          </w:tcPr>
+          <w:p>
+            <w:r>
+              <w:t>Rápido</w:t>
+            </w:r>
+          </w:p>
+        </w:tc>
+      </w:tr>
+    </w:tbl>
+    <w:p>
+      <w:pPr>
+        <w:spacing w:after="60"/>
+      </w:pPr>
+    </w:p>
+    <w:p>
+      <w:pPr>
+        <w:keepNext/>
+        <w:spacing w:after="120"/>
+      </w:pPr>
+      <w:r>
+        <w:rPr>
+          <w:b/>
+          <w:bCs/>
+          <w:sz w:val="20"/>
+          <w:szCs w:val="20"/>
+        </w:rPr>
+        <w:lastRenderedPageBreak/>
+        <w:t>Saída obtida</w:t>
+      </w:r>
+    </w:p>
+    <w:tbl>
+      <w:tblPr>
+        <w:tblW w:w="9638" w:type="dxa"/>
+        <w:tblBorders>
+          <w:top w:val="single" w:sz="4" w:space="0" w:color="auto"/>
+          <w:left w:val="single" w:sz="4" w:space="0" w:color="auto"/>
+          <w:bottom w:val="single" w:sz="4" w:space="0" w:color="auto"/>
+          <w:right w:val="single" w:sz="4" w:space="0" w:color="auto"/>
+          <w:insideH w:val="single" w:sz="4" w:space="0" w:color="auto"/>
+          <w:insideV w:val="single" w:sz="4" w:space="0" w:color="auto"/>
+        </w:tblBorders>
+        <w:tblCellMar>
+          <w:left w:w="10" w:type="dxa"/>
+          <w:right w:w="10" w:type="dxa"/>
+        </w:tblCellMar>
+        <w:tblLook w:val="0000" w:firstRow="0" w:lastRow="0" w:firstColumn="0" w:lastColumn="0" w:noHBand="0" w:noVBand="0"/>
+      </w:tblPr>
+      <w:tblGrid>
+        <w:gridCol w:w="9638"/>
+      </w:tblGrid>
+      <w:tr>
+        <w:trPr>
+          <w:cantSplit/>
+        </w:trPr>
+        <w:tc>
+          <w:tcPr>
+            <w:tcW w:w="9638" w:type="dxa"/>
+            <w:tcBorders>
+              <w:top w:val="single" w:sz="4" w:space="0" w:color="BFBFBF"/>
+              <w:left w:val="single" w:sz="4" w:space="0" w:color="BFBFBF"/>
+              <w:bottom w:val="single" w:sz="4" w:space="0" w:color="BFBFBF"/>
+              <w:right w:val="single" w:sz="4" w:space="0" w:color="BFBFBF"/>
+            </w:tcBorders>
+            <w:shd w:val="clear" w:color="auto" w:fill="F2F2F2"/>
+            <w:tcMar>
+              <w:top w:w="120" w:type="dxa"/>
+              <w:left w:w="160" w:type="dxa"/>
+              <w:bottom w:w="120" w:type="dxa"/>
+              <w:right w:w="160" w:type="dxa"/>
+            </w:tcMar>
+          </w:tcPr>
+          <w:p>
+            <w:pPr>
               <w:rPr>
                 <w:i/>
                 <w:iCs/>
@@ -6752,9 +7205,7 @@
                 <w:sz w:val="20"/>
                 <w:szCs w:val="20"/>
               </w:rPr>
-              <w:t>fonte Consolas</w:t>
-            </w:r>
-            <w:proofErr w:type="gramEnd"/>
+            </w:pPr>
             <w:r>
               <w:rPr>
                 <w:i/>
@@ -6763,10 +7214,1375 @@
                 <w:sz w:val="20"/>
                 <w:szCs w:val="20"/>
               </w:rPr>
-              <w:t xml:space="preserve"> para manter o alinhamento.</w:t>
+              <w:t>===== ARCOR – DESAFIO DAS MARCAS: RESUMO DA PARTIDA =====</w:t>
+            </w:r>
+          </w:p>
+          <w:p>
+            <w:pPr>
+              <w:rPr>
+                <w:i/>
+                <w:iCs/>
+                <w:color w:val="7F7F7F"/>
+                <w:sz w:val="20"/>
+                <w:szCs w:val="20"/>
+              </w:rPr>
+            </w:pPr>
+            <w:r>
+              <w:rPr>
+                <w:i/>
+                <w:iCs/>
+                <w:color w:val="7F7F7F"/>
+                <w:sz w:val="20"/>
+                <w:szCs w:val="20"/>
+              </w:rPr>
+              <w:t>Jogador: Caio</w:t>
+            </w:r>
+          </w:p>
+          <w:p>
+            <w:pPr>
+              <w:rPr>
+                <w:i/>
+                <w:iCs/>
+                <w:color w:val="7F7F7F"/>
+                <w:sz w:val="20"/>
+                <w:szCs w:val="20"/>
+              </w:rPr>
+            </w:pPr>
+            <w:r>
+              <w:rPr>
+                <w:i/>
+                <w:iCs/>
+                <w:color w:val="7F7F7F"/>
+                <w:sz w:val="20"/>
+                <w:szCs w:val="20"/>
+              </w:rPr>
+              <w:t>Faixa etária: Até 12 anos</w:t>
+            </w:r>
+          </w:p>
+          <w:p>
+            <w:pPr>
+              <w:rPr>
+                <w:i/>
+                <w:iCs/>
+                <w:color w:val="7F7F7F"/>
+                <w:sz w:val="20"/>
+                <w:szCs w:val="20"/>
+              </w:rPr>
+            </w:pPr>
+          </w:p>
+          <w:p>
+            <w:pPr>
+              <w:rPr>
+                <w:i/>
+                <w:iCs/>
+                <w:color w:val="7F7F7F"/>
+                <w:sz w:val="20"/>
+                <w:szCs w:val="20"/>
+              </w:rPr>
+            </w:pPr>
+            <w:r>
+              <w:rPr>
+                <w:i/>
+                <w:iCs/>
+                <w:color w:val="7F7F7F"/>
+                <w:sz w:val="20"/>
+                <w:szCs w:val="20"/>
+              </w:rPr>
+              <w:t>Desempenho por nível:</w:t>
+            </w:r>
+          </w:p>
+          <w:p>
+            <w:pPr>
+              <w:rPr>
+                <w:i/>
+                <w:iCs/>
+                <w:color w:val="7F7F7F"/>
+                <w:sz w:val="20"/>
+                <w:szCs w:val="20"/>
+              </w:rPr>
+            </w:pPr>
+            <w:r>
+              <w:rPr>
+                <w:i/>
+                <w:iCs/>
+                <w:color w:val="7F7F7F"/>
+                <w:sz w:val="20"/>
+                <w:szCs w:val="20"/>
+              </w:rPr>
+              <w:t>Fácil</w:t>
+            </w:r>
+            <w:proofErr w:type="gramStart"/>
+            <w:r>
+              <w:rPr>
+                <w:i/>
+                <w:iCs/>
+                <w:color w:val="7F7F7F"/>
+                <w:sz w:val="20"/>
+                <w:szCs w:val="20"/>
+              </w:rPr>
+              <w:t xml:space="preserve">   (</w:t>
+            </w:r>
+            <w:proofErr w:type="gramEnd"/>
+            <w:r>
+              <w:rPr>
+                <w:i/>
+                <w:iCs/>
+                <w:color w:val="7F7F7F"/>
+                <w:sz w:val="20"/>
+                <w:szCs w:val="20"/>
+              </w:rPr>
+              <w:t>4/6) 66,7% ****</w:t>
+            </w:r>
+          </w:p>
+          <w:p>
+            <w:pPr>
+              <w:rPr>
+                <w:i/>
+                <w:iCs/>
+                <w:color w:val="7F7F7F"/>
+                <w:sz w:val="20"/>
+                <w:szCs w:val="20"/>
+              </w:rPr>
+            </w:pPr>
+            <w:r>
+              <w:rPr>
+                <w:i/>
+                <w:iCs/>
+                <w:color w:val="7F7F7F"/>
+                <w:sz w:val="20"/>
+                <w:szCs w:val="20"/>
+              </w:rPr>
+              <w:t>Médio</w:t>
+            </w:r>
+            <w:proofErr w:type="gramStart"/>
+            <w:r>
+              <w:rPr>
+                <w:i/>
+                <w:iCs/>
+                <w:color w:val="7F7F7F"/>
+                <w:sz w:val="20"/>
+                <w:szCs w:val="20"/>
+              </w:rPr>
+              <w:t xml:space="preserve">   (</w:t>
+            </w:r>
+            <w:proofErr w:type="gramEnd"/>
+            <w:r>
+              <w:rPr>
+                <w:i/>
+                <w:iCs/>
+                <w:color w:val="7F7F7F"/>
+                <w:sz w:val="20"/>
+                <w:szCs w:val="20"/>
+              </w:rPr>
+              <w:t>3/5) 60,0% ***</w:t>
+            </w:r>
+          </w:p>
+          <w:p>
+            <w:pPr>
+              <w:rPr>
+                <w:i/>
+                <w:iCs/>
+                <w:color w:val="7F7F7F"/>
+                <w:sz w:val="20"/>
+                <w:szCs w:val="20"/>
+              </w:rPr>
+            </w:pPr>
+            <w:r>
+              <w:rPr>
+                <w:i/>
+                <w:iCs/>
+                <w:color w:val="7F7F7F"/>
+                <w:sz w:val="20"/>
+                <w:szCs w:val="20"/>
+              </w:rPr>
+              <w:t>Difícil (2/4) 50,0% **</w:t>
+            </w:r>
+          </w:p>
+          <w:p>
+            <w:pPr>
+              <w:rPr>
+                <w:i/>
+                <w:iCs/>
+                <w:color w:val="7F7F7F"/>
+                <w:sz w:val="20"/>
+                <w:szCs w:val="20"/>
+              </w:rPr>
+            </w:pPr>
+          </w:p>
+          <w:p>
+            <w:pPr>
+              <w:rPr>
+                <w:i/>
+                <w:iCs/>
+                <w:color w:val="7F7F7F"/>
+                <w:sz w:val="20"/>
+                <w:szCs w:val="20"/>
+              </w:rPr>
+            </w:pPr>
+            <w:r>
+              <w:rPr>
+                <w:i/>
+                <w:iCs/>
+                <w:color w:val="7F7F7F"/>
+                <w:sz w:val="20"/>
+                <w:szCs w:val="20"/>
+              </w:rPr>
+              <w:t>Total: 9 acertos e 6 erros em 15 questões (60,0%)</w:t>
+            </w:r>
+          </w:p>
+          <w:p>
+            <w:pPr>
+              <w:rPr>
+                <w:i/>
+                <w:iCs/>
+                <w:color w:val="7F7F7F"/>
+                <w:sz w:val="20"/>
+                <w:szCs w:val="20"/>
+              </w:rPr>
+            </w:pPr>
+            <w:r>
+              <w:rPr>
+                <w:i/>
+                <w:iCs/>
+                <w:color w:val="7F7F7F"/>
+                <w:sz w:val="20"/>
+                <w:szCs w:val="20"/>
+              </w:rPr>
+              <w:t>Pontuação: 145 de 280 pontos possíveis (51,8%)</w:t>
+            </w:r>
+          </w:p>
+          <w:p>
+            <w:pPr>
+              <w:rPr>
+                <w:i/>
+                <w:iCs/>
+                <w:color w:val="7F7F7F"/>
+                <w:sz w:val="20"/>
+                <w:szCs w:val="20"/>
+              </w:rPr>
+            </w:pPr>
+            <w:r>
+              <w:rPr>
+                <w:i/>
+                <w:iCs/>
+                <w:color w:val="7F7F7F"/>
+                <w:sz w:val="20"/>
+                <w:szCs w:val="20"/>
+              </w:rPr>
+              <w:t>Dicas usadas: 3 (penalidade de 15 pontos)</w:t>
+            </w:r>
+          </w:p>
+          <w:p>
+            <w:pPr>
+              <w:rPr>
+                <w:i/>
+                <w:iCs/>
+                <w:color w:val="7F7F7F"/>
+                <w:sz w:val="20"/>
+                <w:szCs w:val="20"/>
+              </w:rPr>
+            </w:pPr>
+            <w:r>
+              <w:rPr>
+                <w:i/>
+                <w:iCs/>
+                <w:color w:val="7F7F7F"/>
+                <w:sz w:val="20"/>
+                <w:szCs w:val="20"/>
+              </w:rPr>
+              <w:t>Tempo total: 2 min 0 s | Média: 8,0 s por questão</w:t>
+            </w:r>
+          </w:p>
+          <w:p>
+            <w:pPr>
+              <w:rPr>
+                <w:i/>
+                <w:iCs/>
+                <w:color w:val="7F7F7F"/>
+                <w:sz w:val="20"/>
+                <w:szCs w:val="20"/>
+              </w:rPr>
+            </w:pPr>
+            <w:r>
+              <w:rPr>
+                <w:i/>
+                <w:iCs/>
+                <w:color w:val="7F7F7F"/>
+                <w:sz w:val="20"/>
+                <w:szCs w:val="20"/>
+              </w:rPr>
+              <w:t>Ritmo: Rápido</w:t>
+            </w:r>
+          </w:p>
+          <w:p>
+            <w:pPr>
+              <w:rPr>
+                <w:i/>
+                <w:iCs/>
+                <w:color w:val="7F7F7F"/>
+                <w:sz w:val="20"/>
+                <w:szCs w:val="20"/>
+              </w:rPr>
+            </w:pPr>
+            <w:r>
+              <w:rPr>
+                <w:i/>
+                <w:iCs/>
+                <w:color w:val="7F7F7F"/>
+                <w:sz w:val="20"/>
+                <w:szCs w:val="20"/>
+              </w:rPr>
+              <w:t>Melhor nível: Fácil</w:t>
+            </w:r>
+          </w:p>
+          <w:p>
+            <w:r>
+              <w:rPr>
+                <w:i/>
+                <w:iCs/>
+                <w:color w:val="7F7F7F"/>
+                <w:sz w:val="20"/>
+                <w:szCs w:val="20"/>
+              </w:rPr>
+              <w:t>Classificação: Aprendiz</w:t>
             </w:r>
           </w:p>
           <w:p/>
+          <w:p/>
+          <w:p/>
+          <w:p/>
+          <w:p/>
+          <w:p/>
+          <w:p/>
+        </w:tc>
+      </w:tr>
+    </w:tbl>
+    <w:p>
+      <w:pPr>
+        <w:spacing w:after="60"/>
+      </w:pPr>
+    </w:p>
+    <w:p>
+      <w:pPr>
+        <w:pStyle w:val="Ttulo3"/>
+      </w:pPr>
+      <w:r>
+        <w:t>valido03.txt</w:t>
+      </w:r>
+    </w:p>
+    <w:tbl>
+      <w:tblPr>
+        <w:tblW w:w="9638" w:type="dxa"/>
+        <w:tblBorders>
+          <w:top w:val="single" w:sz="4" w:space="0" w:color="auto"/>
+          <w:left w:val="single" w:sz="4" w:space="0" w:color="auto"/>
+          <w:bottom w:val="single" w:sz="4" w:space="0" w:color="auto"/>
+          <w:right w:val="single" w:sz="4" w:space="0" w:color="auto"/>
+          <w:insideH w:val="single" w:sz="4" w:space="0" w:color="auto"/>
+          <w:insideV w:val="single" w:sz="4" w:space="0" w:color="auto"/>
+        </w:tblBorders>
+        <w:tblCellMar>
+          <w:left w:w="10" w:type="dxa"/>
+          <w:right w:w="10" w:type="dxa"/>
+        </w:tblCellMar>
+        <w:tblLook w:val="0000" w:firstRow="0" w:lastRow="0" w:firstColumn="0" w:lastColumn="0" w:noHBand="0" w:noVBand="0"/>
+      </w:tblPr>
+      <w:tblGrid>
+        <w:gridCol w:w="2600"/>
+        <w:gridCol w:w="7038"/>
+      </w:tblGrid>
+      <w:tr>
+        <w:tc>
+          <w:tcPr>
+            <w:tcW w:w="2600" w:type="dxa"/>
+            <w:tcBorders>
+              <w:top w:val="single" w:sz="4" w:space="0" w:color="BFBFBF"/>
+              <w:left w:val="single" w:sz="4" w:space="0" w:color="BFBFBF"/>
+              <w:bottom w:val="single" w:sz="4" w:space="0" w:color="BFBFBF"/>
+              <w:right w:val="single" w:sz="4" w:space="0" w:color="BFBFBF"/>
+            </w:tcBorders>
+            <w:shd w:val="clear" w:color="auto" w:fill="E8F0EC"/>
+            <w:tcMar>
+              <w:top w:w="80" w:type="dxa"/>
+              <w:left w:w="120" w:type="dxa"/>
+              <w:bottom w:w="80" w:type="dxa"/>
+              <w:right w:w="120" w:type="dxa"/>
+            </w:tcMar>
+            <w:vAlign w:val="center"/>
+          </w:tcPr>
+          <w:p>
+            <w:r>
+              <w:rPr>
+                <w:b/>
+                <w:bCs/>
+                <w:sz w:val="20"/>
+                <w:szCs w:val="20"/>
+              </w:rPr>
+              <w:t>O que este caso testa</w:t>
+            </w:r>
+          </w:p>
+        </w:tc>
+        <w:tc>
+          <w:tcPr>
+            <w:tcW w:w="7038" w:type="dxa"/>
+            <w:tcBorders>
+              <w:top w:val="single" w:sz="4" w:space="0" w:color="BFBFBF"/>
+              <w:left w:val="single" w:sz="4" w:space="0" w:color="BFBFBF"/>
+              <w:bottom w:val="single" w:sz="4" w:space="0" w:color="BFBFBF"/>
+              <w:right w:val="single" w:sz="4" w:space="0" w:color="BFBFBF"/>
+            </w:tcBorders>
+            <w:tcMar>
+              <w:top w:w="80" w:type="dxa"/>
+              <w:left w:w="120" w:type="dxa"/>
+              <w:bottom w:w="80" w:type="dxa"/>
+              <w:right w:w="120" w:type="dxa"/>
+            </w:tcMar>
+            <w:vAlign w:val="center"/>
+          </w:tcPr>
+          <w:p>
+            <w:r>
+              <w:rPr>
+                <w:i/>
+                <w:iCs/>
+                <w:color w:val="7F7F7F"/>
+                <w:sz w:val="20"/>
+                <w:szCs w:val="20"/>
+              </w:rPr>
+              <w:t>Testa se todas as variáveis estão validas.</w:t>
+            </w:r>
+          </w:p>
+        </w:tc>
+      </w:tr>
+    </w:tbl>
+    <w:p>
+      <w:pPr>
+        <w:spacing w:after="60"/>
+      </w:pPr>
+    </w:p>
+    <w:tbl>
+      <w:tblPr>
+        <w:tblW w:w="9638" w:type="dxa"/>
+        <w:tblBorders>
+          <w:top w:val="single" w:sz="4" w:space="0" w:color="auto"/>
+          <w:left w:val="single" w:sz="4" w:space="0" w:color="auto"/>
+          <w:bottom w:val="single" w:sz="4" w:space="0" w:color="auto"/>
+          <w:right w:val="single" w:sz="4" w:space="0" w:color="auto"/>
+          <w:insideH w:val="single" w:sz="4" w:space="0" w:color="auto"/>
+          <w:insideV w:val="single" w:sz="4" w:space="0" w:color="auto"/>
+        </w:tblBorders>
+        <w:tblCellMar>
+          <w:left w:w="10" w:type="dxa"/>
+          <w:right w:w="10" w:type="dxa"/>
+        </w:tblCellMar>
+        <w:tblLook w:val="0000" w:firstRow="0" w:lastRow="0" w:firstColumn="0" w:lastColumn="0" w:noHBand="0" w:noVBand="0"/>
+      </w:tblPr>
+      <w:tblGrid>
+        <w:gridCol w:w="3200"/>
+        <w:gridCol w:w="3219"/>
+        <w:gridCol w:w="3219"/>
+      </w:tblGrid>
+      <w:tr>
+        <w:trPr>
+          <w:tblHeader/>
+        </w:trPr>
+        <w:tc>
+          <w:tcPr>
+            <w:tcW w:w="3200" w:type="dxa"/>
+            <w:tcBorders>
+              <w:top w:val="single" w:sz="4" w:space="0" w:color="BFBFBF"/>
+              <w:left w:val="single" w:sz="4" w:space="0" w:color="BFBFBF"/>
+              <w:bottom w:val="single" w:sz="4" w:space="0" w:color="BFBFBF"/>
+              <w:right w:val="single" w:sz="4" w:space="0" w:color="BFBFBF"/>
+            </w:tcBorders>
+            <w:shd w:val="clear" w:color="auto" w:fill="0B4A37"/>
+            <w:tcMar>
+              <w:top w:w="80" w:type="dxa"/>
+              <w:left w:w="120" w:type="dxa"/>
+              <w:bottom w:w="80" w:type="dxa"/>
+              <w:right w:w="120" w:type="dxa"/>
+            </w:tcMar>
+            <w:vAlign w:val="center"/>
+          </w:tcPr>
+          <w:p>
+            <w:r>
+              <w:rPr>
+                <w:b/>
+                <w:bCs/>
+                <w:color w:val="FFFFFF"/>
+                <w:sz w:val="20"/>
+                <w:szCs w:val="20"/>
+              </w:rPr>
+              <w:t>Valor-chave</w:t>
+            </w:r>
+          </w:p>
+        </w:tc>
+        <w:tc>
+          <w:tcPr>
+            <w:tcW w:w="3219" w:type="dxa"/>
+            <w:tcBorders>
+              <w:top w:val="single" w:sz="4" w:space="0" w:color="BFBFBF"/>
+              <w:left w:val="single" w:sz="4" w:space="0" w:color="BFBFBF"/>
+              <w:bottom w:val="single" w:sz="4" w:space="0" w:color="BFBFBF"/>
+              <w:right w:val="single" w:sz="4" w:space="0" w:color="BFBFBF"/>
+            </w:tcBorders>
+            <w:shd w:val="clear" w:color="auto" w:fill="0B4A37"/>
+            <w:tcMar>
+              <w:top w:w="80" w:type="dxa"/>
+              <w:left w:w="120" w:type="dxa"/>
+              <w:bottom w:w="80" w:type="dxa"/>
+              <w:right w:w="120" w:type="dxa"/>
+            </w:tcMar>
+            <w:vAlign w:val="center"/>
+          </w:tcPr>
+          <w:p>
+            <w:r>
+              <w:rPr>
+                <w:b/>
+                <w:bCs/>
+                <w:color w:val="FFFFFF"/>
+                <w:sz w:val="20"/>
+                <w:szCs w:val="20"/>
+              </w:rPr>
+              <w:t>Esperado (calculado à mão)</w:t>
+            </w:r>
+          </w:p>
+        </w:tc>
+        <w:tc>
+          <w:tcPr>
+            <w:tcW w:w="3219" w:type="dxa"/>
+            <w:tcBorders>
+              <w:top w:val="single" w:sz="4" w:space="0" w:color="BFBFBF"/>
+              <w:left w:val="single" w:sz="4" w:space="0" w:color="BFBFBF"/>
+              <w:bottom w:val="single" w:sz="4" w:space="0" w:color="BFBFBF"/>
+              <w:right w:val="single" w:sz="4" w:space="0" w:color="BFBFBF"/>
+            </w:tcBorders>
+            <w:shd w:val="clear" w:color="auto" w:fill="0B4A37"/>
+            <w:tcMar>
+              <w:top w:w="80" w:type="dxa"/>
+              <w:left w:w="120" w:type="dxa"/>
+              <w:bottom w:w="80" w:type="dxa"/>
+              <w:right w:w="120" w:type="dxa"/>
+            </w:tcMar>
+            <w:vAlign w:val="center"/>
+          </w:tcPr>
+          <w:p>
+            <w:r>
+              <w:rPr>
+                <w:b/>
+                <w:bCs/>
+                <w:color w:val="FFFFFF"/>
+                <w:sz w:val="20"/>
+                <w:szCs w:val="20"/>
+              </w:rPr>
+              <w:t>Obtido (programa)</w:t>
+            </w:r>
+          </w:p>
+        </w:tc>
+      </w:tr>
+      <w:tr>
+        <w:tc>
+          <w:tcPr>
+            <w:tcW w:w="3200" w:type="dxa"/>
+            <w:tcBorders>
+              <w:top w:val="single" w:sz="4" w:space="0" w:color="BFBFBF"/>
+              <w:left w:val="single" w:sz="4" w:space="0" w:color="BFBFBF"/>
+              <w:bottom w:val="single" w:sz="4" w:space="0" w:color="BFBFBF"/>
+              <w:right w:val="single" w:sz="4" w:space="0" w:color="BFBFBF"/>
+            </w:tcBorders>
+            <w:shd w:val="clear" w:color="auto" w:fill="E8F0EC"/>
+            <w:tcMar>
+              <w:top w:w="80" w:type="dxa"/>
+              <w:left w:w="120" w:type="dxa"/>
+              <w:bottom w:w="80" w:type="dxa"/>
+              <w:right w:w="120" w:type="dxa"/>
+            </w:tcMar>
+            <w:vAlign w:val="center"/>
+          </w:tcPr>
+          <w:p>
+            <w:r>
+              <w:rPr>
+                <w:b/>
+                <w:bCs/>
+                <w:sz w:val="20"/>
+                <w:szCs w:val="20"/>
+              </w:rPr>
+              <w:t>Percentual geral</w:t>
+            </w:r>
+          </w:p>
+        </w:tc>
+        <w:tc>
+          <w:tcPr>
+            <w:tcW w:w="3219" w:type="dxa"/>
+            <w:tcBorders>
+              <w:top w:val="single" w:sz="4" w:space="0" w:color="BFBFBF"/>
+              <w:left w:val="single" w:sz="4" w:space="0" w:color="BFBFBF"/>
+              <w:bottom w:val="single" w:sz="4" w:space="0" w:color="BFBFBF"/>
+              <w:right w:val="single" w:sz="4" w:space="0" w:color="BFBFBF"/>
+            </w:tcBorders>
+            <w:tcMar>
+              <w:top w:w="80" w:type="dxa"/>
+              <w:left w:w="120" w:type="dxa"/>
+              <w:bottom w:w="80" w:type="dxa"/>
+              <w:right w:w="120" w:type="dxa"/>
+            </w:tcMar>
+            <w:vAlign w:val="center"/>
+          </w:tcPr>
+          <w:p>
+            <w:r>
+              <w:t>55,9%</w:t>
+            </w:r>
+          </w:p>
+        </w:tc>
+        <w:tc>
+          <w:tcPr>
+            <w:tcW w:w="3219" w:type="dxa"/>
+            <w:tcBorders>
+              <w:top w:val="single" w:sz="4" w:space="0" w:color="BFBFBF"/>
+              <w:left w:val="single" w:sz="4" w:space="0" w:color="BFBFBF"/>
+              <w:bottom w:val="single" w:sz="4" w:space="0" w:color="BFBFBF"/>
+              <w:right w:val="single" w:sz="4" w:space="0" w:color="BFBFBF"/>
+            </w:tcBorders>
+            <w:tcMar>
+              <w:top w:w="80" w:type="dxa"/>
+              <w:left w:w="120" w:type="dxa"/>
+              <w:bottom w:w="80" w:type="dxa"/>
+              <w:right w:w="120" w:type="dxa"/>
+            </w:tcMar>
+            <w:vAlign w:val="center"/>
+          </w:tcPr>
+          <w:p>
+            <w:r>
+              <w:t>55,9%</w:t>
+            </w:r>
+          </w:p>
+        </w:tc>
+      </w:tr>
+      <w:tr>
+        <w:tc>
+          <w:tcPr>
+            <w:tcW w:w="3200" w:type="dxa"/>
+            <w:tcBorders>
+              <w:top w:val="single" w:sz="4" w:space="0" w:color="BFBFBF"/>
+              <w:left w:val="single" w:sz="4" w:space="0" w:color="BFBFBF"/>
+              <w:bottom w:val="single" w:sz="4" w:space="0" w:color="BFBFBF"/>
+              <w:right w:val="single" w:sz="4" w:space="0" w:color="BFBFBF"/>
+            </w:tcBorders>
+            <w:shd w:val="clear" w:color="auto" w:fill="E8F0EC"/>
+            <w:tcMar>
+              <w:top w:w="80" w:type="dxa"/>
+              <w:left w:w="120" w:type="dxa"/>
+              <w:bottom w:w="80" w:type="dxa"/>
+              <w:right w:w="120" w:type="dxa"/>
+            </w:tcMar>
+            <w:vAlign w:val="center"/>
+          </w:tcPr>
+          <w:p>
+            <w:r>
+              <w:rPr>
+                <w:b/>
+                <w:bCs/>
+                <w:sz w:val="20"/>
+                <w:szCs w:val="20"/>
+              </w:rPr>
+              <w:t>Pontuação (obtida de máxima)</w:t>
+            </w:r>
+          </w:p>
+        </w:tc>
+        <w:tc>
+          <w:tcPr>
+            <w:tcW w:w="3219" w:type="dxa"/>
+            <w:tcBorders>
+              <w:top w:val="single" w:sz="4" w:space="0" w:color="BFBFBF"/>
+              <w:left w:val="single" w:sz="4" w:space="0" w:color="BFBFBF"/>
+              <w:bottom w:val="single" w:sz="4" w:space="0" w:color="BFBFBF"/>
+              <w:right w:val="single" w:sz="4" w:space="0" w:color="BFBFBF"/>
+            </w:tcBorders>
+            <w:tcMar>
+              <w:top w:w="80" w:type="dxa"/>
+              <w:left w:w="120" w:type="dxa"/>
+              <w:bottom w:w="80" w:type="dxa"/>
+              <w:right w:w="120" w:type="dxa"/>
+            </w:tcMar>
+            <w:vAlign w:val="center"/>
+          </w:tcPr>
+          <w:p>
+            <w:r>
+              <w:t>190 de 340</w:t>
+            </w:r>
+          </w:p>
+        </w:tc>
+        <w:tc>
+          <w:tcPr>
+            <w:tcW w:w="3219" w:type="dxa"/>
+            <w:tcBorders>
+              <w:top w:val="single" w:sz="4" w:space="0" w:color="BFBFBF"/>
+              <w:left w:val="single" w:sz="4" w:space="0" w:color="BFBFBF"/>
+              <w:bottom w:val="single" w:sz="4" w:space="0" w:color="BFBFBF"/>
+              <w:right w:val="single" w:sz="4" w:space="0" w:color="BFBFBF"/>
+            </w:tcBorders>
+            <w:tcMar>
+              <w:top w:w="80" w:type="dxa"/>
+              <w:left w:w="120" w:type="dxa"/>
+              <w:bottom w:w="80" w:type="dxa"/>
+              <w:right w:w="120" w:type="dxa"/>
+            </w:tcMar>
+            <w:vAlign w:val="center"/>
+          </w:tcPr>
+          <w:p>
+            <w:r>
+              <w:t>190 de 340</w:t>
+            </w:r>
+          </w:p>
+        </w:tc>
+      </w:tr>
+      <w:tr>
+        <w:tc>
+          <w:tcPr>
+            <w:tcW w:w="3200" w:type="dxa"/>
+            <w:tcBorders>
+              <w:top w:val="single" w:sz="4" w:space="0" w:color="BFBFBF"/>
+              <w:left w:val="single" w:sz="4" w:space="0" w:color="BFBFBF"/>
+              <w:bottom w:val="single" w:sz="4" w:space="0" w:color="BFBFBF"/>
+              <w:right w:val="single" w:sz="4" w:space="0" w:color="BFBFBF"/>
+            </w:tcBorders>
+            <w:shd w:val="clear" w:color="auto" w:fill="E8F0EC"/>
+            <w:tcMar>
+              <w:top w:w="80" w:type="dxa"/>
+              <w:left w:w="120" w:type="dxa"/>
+              <w:bottom w:w="80" w:type="dxa"/>
+              <w:right w:w="120" w:type="dxa"/>
+            </w:tcMar>
+            <w:vAlign w:val="center"/>
+          </w:tcPr>
+          <w:p>
+            <w:r>
+              <w:rPr>
+                <w:b/>
+                <w:bCs/>
+                <w:sz w:val="20"/>
+                <w:szCs w:val="20"/>
+              </w:rPr>
+              <w:t>Classificação</w:t>
+            </w:r>
+          </w:p>
+        </w:tc>
+        <w:tc>
+          <w:tcPr>
+            <w:tcW w:w="3219" w:type="dxa"/>
+            <w:tcBorders>
+              <w:top w:val="single" w:sz="4" w:space="0" w:color="BFBFBF"/>
+              <w:left w:val="single" w:sz="4" w:space="0" w:color="BFBFBF"/>
+              <w:bottom w:val="single" w:sz="4" w:space="0" w:color="BFBFBF"/>
+              <w:right w:val="single" w:sz="4" w:space="0" w:color="BFBFBF"/>
+            </w:tcBorders>
+            <w:tcMar>
+              <w:top w:w="80" w:type="dxa"/>
+              <w:left w:w="120" w:type="dxa"/>
+              <w:bottom w:w="80" w:type="dxa"/>
+              <w:right w:w="120" w:type="dxa"/>
+            </w:tcMar>
+            <w:vAlign w:val="center"/>
+          </w:tcPr>
+          <w:p>
+            <w:r>
+              <w:t>Aprendiz</w:t>
+            </w:r>
+          </w:p>
+        </w:tc>
+        <w:tc>
+          <w:tcPr>
+            <w:tcW w:w="3219" w:type="dxa"/>
+            <w:tcBorders>
+              <w:top w:val="single" w:sz="4" w:space="0" w:color="BFBFBF"/>
+              <w:left w:val="single" w:sz="4" w:space="0" w:color="BFBFBF"/>
+              <w:bottom w:val="single" w:sz="4" w:space="0" w:color="BFBFBF"/>
+              <w:right w:val="single" w:sz="4" w:space="0" w:color="BFBFBF"/>
+            </w:tcBorders>
+            <w:tcMar>
+              <w:top w:w="80" w:type="dxa"/>
+              <w:left w:w="120" w:type="dxa"/>
+              <w:bottom w:w="80" w:type="dxa"/>
+              <w:right w:w="120" w:type="dxa"/>
+            </w:tcMar>
+            <w:vAlign w:val="center"/>
+          </w:tcPr>
+          <w:p>
+            <w:r>
+              <w:t>Aprendiz</w:t>
+            </w:r>
+          </w:p>
+        </w:tc>
+      </w:tr>
+      <w:tr>
+        <w:tc>
+          <w:tcPr>
+            <w:tcW w:w="3200" w:type="dxa"/>
+            <w:tcBorders>
+              <w:top w:val="single" w:sz="4" w:space="0" w:color="BFBFBF"/>
+              <w:left w:val="single" w:sz="4" w:space="0" w:color="BFBFBF"/>
+              <w:bottom w:val="single" w:sz="4" w:space="0" w:color="BFBFBF"/>
+              <w:right w:val="single" w:sz="4" w:space="0" w:color="BFBFBF"/>
+            </w:tcBorders>
+            <w:shd w:val="clear" w:color="auto" w:fill="E8F0EC"/>
+            <w:tcMar>
+              <w:top w:w="80" w:type="dxa"/>
+              <w:left w:w="120" w:type="dxa"/>
+              <w:bottom w:w="80" w:type="dxa"/>
+              <w:right w:w="120" w:type="dxa"/>
+            </w:tcMar>
+            <w:vAlign w:val="center"/>
+          </w:tcPr>
+          <w:p>
+            <w:r>
+              <w:rPr>
+                <w:b/>
+                <w:bCs/>
+                <w:sz w:val="20"/>
+                <w:szCs w:val="20"/>
+              </w:rPr>
+              <w:t>Melhor nível</w:t>
+            </w:r>
+          </w:p>
+        </w:tc>
+        <w:tc>
+          <w:tcPr>
+            <w:tcW w:w="3219" w:type="dxa"/>
+            <w:tcBorders>
+              <w:top w:val="single" w:sz="4" w:space="0" w:color="BFBFBF"/>
+              <w:left w:val="single" w:sz="4" w:space="0" w:color="BFBFBF"/>
+              <w:bottom w:val="single" w:sz="4" w:space="0" w:color="BFBFBF"/>
+              <w:right w:val="single" w:sz="4" w:space="0" w:color="BFBFBF"/>
+            </w:tcBorders>
+            <w:tcMar>
+              <w:top w:w="80" w:type="dxa"/>
+              <w:left w:w="120" w:type="dxa"/>
+              <w:bottom w:w="80" w:type="dxa"/>
+              <w:right w:w="120" w:type="dxa"/>
+            </w:tcMar>
+            <w:vAlign w:val="center"/>
+          </w:tcPr>
+          <w:p>
+            <w:r>
+              <w:t>Médio</w:t>
+            </w:r>
+          </w:p>
+        </w:tc>
+        <w:tc>
+          <w:tcPr>
+            <w:tcW w:w="3219" w:type="dxa"/>
+            <w:tcBorders>
+              <w:top w:val="single" w:sz="4" w:space="0" w:color="BFBFBF"/>
+              <w:left w:val="single" w:sz="4" w:space="0" w:color="BFBFBF"/>
+              <w:bottom w:val="single" w:sz="4" w:space="0" w:color="BFBFBF"/>
+              <w:right w:val="single" w:sz="4" w:space="0" w:color="BFBFBF"/>
+            </w:tcBorders>
+            <w:tcMar>
+              <w:top w:w="80" w:type="dxa"/>
+              <w:left w:w="120" w:type="dxa"/>
+              <w:bottom w:w="80" w:type="dxa"/>
+              <w:right w:w="120" w:type="dxa"/>
+            </w:tcMar>
+            <w:vAlign w:val="center"/>
+          </w:tcPr>
+          <w:p>
+            <w:r>
+              <w:t>Médio</w:t>
+            </w:r>
+          </w:p>
+        </w:tc>
+      </w:tr>
+      <w:tr>
+        <w:tc>
+          <w:tcPr>
+            <w:tcW w:w="3200" w:type="dxa"/>
+            <w:tcBorders>
+              <w:top w:val="single" w:sz="4" w:space="0" w:color="BFBFBF"/>
+              <w:left w:val="single" w:sz="4" w:space="0" w:color="BFBFBF"/>
+              <w:bottom w:val="single" w:sz="4" w:space="0" w:color="BFBFBF"/>
+              <w:right w:val="single" w:sz="4" w:space="0" w:color="BFBFBF"/>
+            </w:tcBorders>
+            <w:shd w:val="clear" w:color="auto" w:fill="E8F0EC"/>
+            <w:tcMar>
+              <w:top w:w="80" w:type="dxa"/>
+              <w:left w:w="120" w:type="dxa"/>
+              <w:bottom w:w="80" w:type="dxa"/>
+              <w:right w:w="120" w:type="dxa"/>
+            </w:tcMar>
+            <w:vAlign w:val="center"/>
+          </w:tcPr>
+          <w:p>
+            <w:r>
+              <w:rPr>
+                <w:b/>
+                <w:bCs/>
+                <w:sz w:val="20"/>
+                <w:szCs w:val="20"/>
+              </w:rPr>
+              <w:t>Ritmo</w:t>
+            </w:r>
+          </w:p>
+        </w:tc>
+        <w:tc>
+          <w:tcPr>
+            <w:tcW w:w="3219" w:type="dxa"/>
+            <w:tcBorders>
+              <w:top w:val="single" w:sz="4" w:space="0" w:color="BFBFBF"/>
+              <w:left w:val="single" w:sz="4" w:space="0" w:color="BFBFBF"/>
+              <w:bottom w:val="single" w:sz="4" w:space="0" w:color="BFBFBF"/>
+              <w:right w:val="single" w:sz="4" w:space="0" w:color="BFBFBF"/>
+            </w:tcBorders>
+            <w:tcMar>
+              <w:top w:w="80" w:type="dxa"/>
+              <w:left w:w="120" w:type="dxa"/>
+              <w:bottom w:w="80" w:type="dxa"/>
+              <w:right w:w="120" w:type="dxa"/>
+            </w:tcMar>
+            <w:vAlign w:val="center"/>
+          </w:tcPr>
+          <w:p>
+            <w:r>
+              <w:t>Rápido</w:t>
+            </w:r>
+          </w:p>
+        </w:tc>
+        <w:tc>
+          <w:tcPr>
+            <w:tcW w:w="3219" w:type="dxa"/>
+            <w:tcBorders>
+              <w:top w:val="single" w:sz="4" w:space="0" w:color="BFBFBF"/>
+              <w:left w:val="single" w:sz="4" w:space="0" w:color="BFBFBF"/>
+              <w:bottom w:val="single" w:sz="4" w:space="0" w:color="BFBFBF"/>
+              <w:right w:val="single" w:sz="4" w:space="0" w:color="BFBFBF"/>
+            </w:tcBorders>
+            <w:tcMar>
+              <w:top w:w="80" w:type="dxa"/>
+              <w:left w:w="120" w:type="dxa"/>
+              <w:bottom w:w="80" w:type="dxa"/>
+              <w:right w:w="120" w:type="dxa"/>
+            </w:tcMar>
+            <w:vAlign w:val="center"/>
+          </w:tcPr>
+          <w:p>
+            <w:r>
+              <w:t>Rápido</w:t>
+            </w:r>
+          </w:p>
+        </w:tc>
+      </w:tr>
+    </w:tbl>
+    <w:p>
+      <w:pPr>
+        <w:spacing w:after="60"/>
+      </w:pPr>
+    </w:p>
+    <w:p>
+      <w:pPr>
+        <w:keepNext/>
+        <w:spacing w:after="120"/>
+      </w:pPr>
+      <w:r>
+        <w:rPr>
+          <w:b/>
+          <w:bCs/>
+          <w:sz w:val="20"/>
+          <w:szCs w:val="20"/>
+        </w:rPr>
+        <w:lastRenderedPageBreak/>
+        <w:t>Saída obtida</w:t>
+      </w:r>
+    </w:p>
+    <w:tbl>
+      <w:tblPr>
+        <w:tblW w:w="9638" w:type="dxa"/>
+        <w:tblBorders>
+          <w:top w:val="single" w:sz="4" w:space="0" w:color="auto"/>
+          <w:left w:val="single" w:sz="4" w:space="0" w:color="auto"/>
+          <w:bottom w:val="single" w:sz="4" w:space="0" w:color="auto"/>
+          <w:right w:val="single" w:sz="4" w:space="0" w:color="auto"/>
+          <w:insideH w:val="single" w:sz="4" w:space="0" w:color="auto"/>
+          <w:insideV w:val="single" w:sz="4" w:space="0" w:color="auto"/>
+        </w:tblBorders>
+        <w:tblCellMar>
+          <w:left w:w="10" w:type="dxa"/>
+          <w:right w:w="10" w:type="dxa"/>
+        </w:tblCellMar>
+        <w:tblLook w:val="0000" w:firstRow="0" w:lastRow="0" w:firstColumn="0" w:lastColumn="0" w:noHBand="0" w:noVBand="0"/>
+      </w:tblPr>
+      <w:tblGrid>
+        <w:gridCol w:w="9638"/>
+      </w:tblGrid>
+      <w:tr>
+        <w:trPr>
+          <w:cantSplit/>
+        </w:trPr>
+        <w:tc>
+          <w:tcPr>
+            <w:tcW w:w="9638" w:type="dxa"/>
+            <w:tcBorders>
+              <w:top w:val="single" w:sz="4" w:space="0" w:color="BFBFBF"/>
+              <w:left w:val="single" w:sz="4" w:space="0" w:color="BFBFBF"/>
+              <w:bottom w:val="single" w:sz="4" w:space="0" w:color="BFBFBF"/>
+              <w:right w:val="single" w:sz="4" w:space="0" w:color="BFBFBF"/>
+            </w:tcBorders>
+            <w:shd w:val="clear" w:color="auto" w:fill="F2F2F2"/>
+            <w:tcMar>
+              <w:top w:w="120" w:type="dxa"/>
+              <w:left w:w="160" w:type="dxa"/>
+              <w:bottom w:w="120" w:type="dxa"/>
+              <w:right w:w="160" w:type="dxa"/>
+            </w:tcMar>
+          </w:tcPr>
+          <w:p>
+            <w:pPr>
+              <w:rPr>
+                <w:i/>
+                <w:iCs/>
+                <w:color w:val="7F7F7F"/>
+                <w:sz w:val="20"/>
+                <w:szCs w:val="20"/>
+              </w:rPr>
+            </w:pPr>
+            <w:r>
+              <w:rPr>
+                <w:i/>
+                <w:iCs/>
+                <w:color w:val="7F7F7F"/>
+                <w:sz w:val="20"/>
+                <w:szCs w:val="20"/>
+              </w:rPr>
+              <w:t>===== ARCOR – DESAFIO DAS MARCAS: RESUMO DA PARTIDA =====</w:t>
+            </w:r>
+          </w:p>
+          <w:p>
+            <w:pPr>
+              <w:rPr>
+                <w:i/>
+                <w:iCs/>
+                <w:color w:val="7F7F7F"/>
+                <w:sz w:val="20"/>
+                <w:szCs w:val="20"/>
+              </w:rPr>
+            </w:pPr>
+            <w:r>
+              <w:rPr>
+                <w:i/>
+                <w:iCs/>
+                <w:color w:val="7F7F7F"/>
+                <w:sz w:val="20"/>
+                <w:szCs w:val="20"/>
+              </w:rPr>
+              <w:t>Jogador: Guilherme</w:t>
+            </w:r>
+          </w:p>
+          <w:p>
+            <w:pPr>
+              <w:rPr>
+                <w:i/>
+                <w:iCs/>
+                <w:color w:val="7F7F7F"/>
+                <w:sz w:val="20"/>
+                <w:szCs w:val="20"/>
+              </w:rPr>
+            </w:pPr>
+            <w:r>
+              <w:rPr>
+                <w:i/>
+                <w:iCs/>
+                <w:color w:val="7F7F7F"/>
+                <w:sz w:val="20"/>
+                <w:szCs w:val="20"/>
+              </w:rPr>
+              <w:t>Faixa etária: 13 a 17 anos</w:t>
+            </w:r>
+          </w:p>
+          <w:p>
+            <w:pPr>
+              <w:rPr>
+                <w:i/>
+                <w:iCs/>
+                <w:color w:val="7F7F7F"/>
+                <w:sz w:val="20"/>
+                <w:szCs w:val="20"/>
+              </w:rPr>
+            </w:pPr>
+          </w:p>
+          <w:p>
+            <w:pPr>
+              <w:rPr>
+                <w:i/>
+                <w:iCs/>
+                <w:color w:val="7F7F7F"/>
+                <w:sz w:val="20"/>
+                <w:szCs w:val="20"/>
+              </w:rPr>
+            </w:pPr>
+            <w:r>
+              <w:rPr>
+                <w:i/>
+                <w:iCs/>
+                <w:color w:val="7F7F7F"/>
+                <w:sz w:val="20"/>
+                <w:szCs w:val="20"/>
+              </w:rPr>
+              <w:t>Desempenho por nível:</w:t>
+            </w:r>
+          </w:p>
+          <w:p>
+            <w:pPr>
+              <w:rPr>
+                <w:i/>
+                <w:iCs/>
+                <w:color w:val="7F7F7F"/>
+                <w:sz w:val="20"/>
+                <w:szCs w:val="20"/>
+              </w:rPr>
+            </w:pPr>
+            <w:r>
+              <w:rPr>
+                <w:i/>
+                <w:iCs/>
+                <w:color w:val="7F7F7F"/>
+                <w:sz w:val="20"/>
+                <w:szCs w:val="20"/>
+              </w:rPr>
+              <w:t>Fácil</w:t>
+            </w:r>
+            <w:proofErr w:type="gramStart"/>
+            <w:r>
+              <w:rPr>
+                <w:i/>
+                <w:iCs/>
+                <w:color w:val="7F7F7F"/>
+                <w:sz w:val="20"/>
+                <w:szCs w:val="20"/>
+              </w:rPr>
+              <w:t xml:space="preserve">   (</w:t>
+            </w:r>
+            <w:proofErr w:type="gramEnd"/>
+            <w:r>
+              <w:rPr>
+                <w:i/>
+                <w:iCs/>
+                <w:color w:val="7F7F7F"/>
+                <w:sz w:val="20"/>
+                <w:szCs w:val="20"/>
+              </w:rPr>
+              <w:t>5/7) 71,4% *****</w:t>
+            </w:r>
+          </w:p>
+          <w:p>
+            <w:pPr>
+              <w:rPr>
+                <w:i/>
+                <w:iCs/>
+                <w:color w:val="7F7F7F"/>
+                <w:sz w:val="20"/>
+                <w:szCs w:val="20"/>
+              </w:rPr>
+            </w:pPr>
+            <w:r>
+              <w:rPr>
+                <w:i/>
+                <w:iCs/>
+                <w:color w:val="7F7F7F"/>
+                <w:sz w:val="20"/>
+                <w:szCs w:val="20"/>
+              </w:rPr>
+              <w:t>Médio</w:t>
+            </w:r>
+            <w:proofErr w:type="gramStart"/>
+            <w:r>
+              <w:rPr>
+                <w:i/>
+                <w:iCs/>
+                <w:color w:val="7F7F7F"/>
+                <w:sz w:val="20"/>
+                <w:szCs w:val="20"/>
+              </w:rPr>
+              <w:t xml:space="preserve">   (</w:t>
+            </w:r>
+            <w:proofErr w:type="gramEnd"/>
+            <w:r>
+              <w:rPr>
+                <w:i/>
+                <w:iCs/>
+                <w:color w:val="7F7F7F"/>
+                <w:sz w:val="20"/>
+                <w:szCs w:val="20"/>
+              </w:rPr>
+              <w:t>3/3) 100,0% ***</w:t>
+            </w:r>
+          </w:p>
+          <w:p>
+            <w:pPr>
+              <w:rPr>
+                <w:i/>
+                <w:iCs/>
+                <w:color w:val="7F7F7F"/>
+                <w:sz w:val="20"/>
+                <w:szCs w:val="20"/>
+              </w:rPr>
+            </w:pPr>
+            <w:r>
+              <w:rPr>
+                <w:i/>
+                <w:iCs/>
+                <w:color w:val="7F7F7F"/>
+                <w:sz w:val="20"/>
+                <w:szCs w:val="20"/>
+              </w:rPr>
+              <w:t>Difícil (3/7) 42,9% ***</w:t>
+            </w:r>
+          </w:p>
+          <w:p>
+            <w:pPr>
+              <w:rPr>
+                <w:i/>
+                <w:iCs/>
+                <w:color w:val="7F7F7F"/>
+                <w:sz w:val="20"/>
+                <w:szCs w:val="20"/>
+              </w:rPr>
+            </w:pPr>
+          </w:p>
+          <w:p>
+            <w:pPr>
+              <w:rPr>
+                <w:i/>
+                <w:iCs/>
+                <w:color w:val="7F7F7F"/>
+                <w:sz w:val="20"/>
+                <w:szCs w:val="20"/>
+              </w:rPr>
+            </w:pPr>
+            <w:r>
+              <w:rPr>
+                <w:i/>
+                <w:iCs/>
+                <w:color w:val="7F7F7F"/>
+                <w:sz w:val="20"/>
+                <w:szCs w:val="20"/>
+              </w:rPr>
+              <w:t>Total: 11 acertos e 6 erros em 17 questões (64,7%)</w:t>
+            </w:r>
+          </w:p>
+          <w:p>
+            <w:pPr>
+              <w:rPr>
+                <w:i/>
+                <w:iCs/>
+                <w:color w:val="7F7F7F"/>
+                <w:sz w:val="20"/>
+                <w:szCs w:val="20"/>
+              </w:rPr>
+            </w:pPr>
+            <w:r>
+              <w:rPr>
+                <w:i/>
+                <w:iCs/>
+                <w:color w:val="7F7F7F"/>
+                <w:sz w:val="20"/>
+                <w:szCs w:val="20"/>
+              </w:rPr>
+              <w:t>Pontuação: 190 de 340 pontos possíveis (55,9%)</w:t>
+            </w:r>
+          </w:p>
+          <w:p>
+            <w:pPr>
+              <w:rPr>
+                <w:i/>
+                <w:iCs/>
+                <w:color w:val="7F7F7F"/>
+                <w:sz w:val="20"/>
+                <w:szCs w:val="20"/>
+              </w:rPr>
+            </w:pPr>
+            <w:r>
+              <w:rPr>
+                <w:i/>
+                <w:iCs/>
+                <w:color w:val="7F7F7F"/>
+                <w:sz w:val="20"/>
+                <w:szCs w:val="20"/>
+              </w:rPr>
+              <w:t>Dicas usadas: 2 (penalidade de 10 pontos)</w:t>
+            </w:r>
+          </w:p>
+          <w:p>
+            <w:pPr>
+              <w:rPr>
+                <w:i/>
+                <w:iCs/>
+                <w:color w:val="7F7F7F"/>
+                <w:sz w:val="20"/>
+                <w:szCs w:val="20"/>
+              </w:rPr>
+            </w:pPr>
+            <w:r>
+              <w:rPr>
+                <w:i/>
+                <w:iCs/>
+                <w:color w:val="7F7F7F"/>
+                <w:sz w:val="20"/>
+                <w:szCs w:val="20"/>
+              </w:rPr>
+              <w:t>Tempo total: 1 min 0 s | Média: 3,5 s por questão</w:t>
+            </w:r>
+          </w:p>
+          <w:p>
+            <w:pPr>
+              <w:rPr>
+                <w:i/>
+                <w:iCs/>
+                <w:color w:val="7F7F7F"/>
+                <w:sz w:val="20"/>
+                <w:szCs w:val="20"/>
+              </w:rPr>
+            </w:pPr>
+            <w:r>
+              <w:rPr>
+                <w:i/>
+                <w:iCs/>
+                <w:color w:val="7F7F7F"/>
+                <w:sz w:val="20"/>
+                <w:szCs w:val="20"/>
+              </w:rPr>
+              <w:t>Ritmo: Rápido</w:t>
+            </w:r>
+          </w:p>
+          <w:p>
+            <w:pPr>
+              <w:rPr>
+                <w:i/>
+                <w:iCs/>
+                <w:color w:val="7F7F7F"/>
+                <w:sz w:val="20"/>
+                <w:szCs w:val="20"/>
+              </w:rPr>
+            </w:pPr>
+            <w:r>
+              <w:rPr>
+                <w:i/>
+                <w:iCs/>
+                <w:color w:val="7F7F7F"/>
+                <w:sz w:val="20"/>
+                <w:szCs w:val="20"/>
+              </w:rPr>
+              <w:t>Melhor nível: Médio</w:t>
+            </w:r>
+          </w:p>
+          <w:p>
+            <w:r>
+              <w:rPr>
+                <w:i/>
+                <w:iCs/>
+                <w:color w:val="7F7F7F"/>
+                <w:sz w:val="20"/>
+                <w:szCs w:val="20"/>
+              </w:rPr>
+              <w:t>Classificação: Aprendiz</w:t>
+            </w:r>
+          </w:p>
           <w:p/>
           <w:p/>
           <w:p/>
@@ -6805,430 +8621,20 @@
         <w:t>Registre cada vez que a saída obtida foi diferente da esperada: o que aconteceu, por que aconteceu e o que o grupo mudou. Se não houve nenhuma divergência, apague a tabela e explique em 2 ou 3 linhas como o grupo testou o programa.</w:t>
       </w:r>
     </w:p>
-    <w:tbl>
-      <w:tblPr>
-        <w:tblW w:w="9638" w:type="dxa"/>
-        <w:tblBorders>
-          <w:top w:val="single" w:sz="4" w:space="0" w:color="auto"/>
-          <w:left w:val="single" w:sz="4" w:space="0" w:color="auto"/>
-          <w:bottom w:val="single" w:sz="4" w:space="0" w:color="auto"/>
-          <w:right w:val="single" w:sz="4" w:space="0" w:color="auto"/>
-          <w:insideH w:val="single" w:sz="4" w:space="0" w:color="auto"/>
-          <w:insideV w:val="single" w:sz="4" w:space="0" w:color="auto"/>
-        </w:tblBorders>
-        <w:tblCellMar>
-          <w:left w:w="10" w:type="dxa"/>
-          <w:right w:w="10" w:type="dxa"/>
-        </w:tblCellMar>
-        <w:tblLook w:val="0000" w:firstRow="0" w:lastRow="0" w:firstColumn="0" w:lastColumn="0" w:noHBand="0" w:noVBand="0"/>
-      </w:tblPr>
-      <w:tblGrid>
-        <w:gridCol w:w="700"/>
-        <w:gridCol w:w="3000"/>
-        <w:gridCol w:w="2969"/>
-        <w:gridCol w:w="2969"/>
-      </w:tblGrid>
-      <w:tr>
-        <w:trPr>
-          <w:tblHeader/>
-        </w:trPr>
-        <w:tc>
-          <w:tcPr>
-            <w:tcW w:w="700" w:type="dxa"/>
-            <w:tcBorders>
-              <w:top w:val="single" w:sz="4" w:space="0" w:color="BFBFBF"/>
-              <w:left w:val="single" w:sz="4" w:space="0" w:color="BFBFBF"/>
-              <w:bottom w:val="single" w:sz="4" w:space="0" w:color="BFBFBF"/>
-              <w:right w:val="single" w:sz="4" w:space="0" w:color="BFBFBF"/>
-            </w:tcBorders>
-            <w:shd w:val="clear" w:color="auto" w:fill="0B4A37"/>
-            <w:tcMar>
-              <w:top w:w="80" w:type="dxa"/>
-              <w:left w:w="120" w:type="dxa"/>
-              <w:bottom w:w="80" w:type="dxa"/>
-              <w:right w:w="120" w:type="dxa"/>
-            </w:tcMar>
-            <w:vAlign w:val="center"/>
-          </w:tcPr>
-          <w:p>
-            <w:r>
-              <w:rPr>
-                <w:b/>
-                <w:bCs/>
-                <w:color w:val="FFFFFF"/>
-                <w:sz w:val="20"/>
-                <w:szCs w:val="20"/>
-              </w:rPr>
-              <w:t>Nº</w:t>
-            </w:r>
-          </w:p>
-        </w:tc>
-        <w:tc>
-          <w:tcPr>
-            <w:tcW w:w="3000" w:type="dxa"/>
-            <w:tcBorders>
-              <w:top w:val="single" w:sz="4" w:space="0" w:color="BFBFBF"/>
-              <w:left w:val="single" w:sz="4" w:space="0" w:color="BFBFBF"/>
-              <w:bottom w:val="single" w:sz="4" w:space="0" w:color="BFBFBF"/>
-              <w:right w:val="single" w:sz="4" w:space="0" w:color="BFBFBF"/>
-            </w:tcBorders>
-            <w:shd w:val="clear" w:color="auto" w:fill="0B4A37"/>
-            <w:tcMar>
-              <w:top w:w="80" w:type="dxa"/>
-              <w:left w:w="120" w:type="dxa"/>
-              <w:bottom w:w="80" w:type="dxa"/>
-              <w:right w:w="120" w:type="dxa"/>
-            </w:tcMar>
-            <w:vAlign w:val="center"/>
-          </w:tcPr>
-          <w:p>
-            <w:r>
-              <w:rPr>
-                <w:b/>
-                <w:bCs/>
-                <w:color w:val="FFFFFF"/>
-                <w:sz w:val="20"/>
-                <w:szCs w:val="20"/>
-              </w:rPr>
-              <w:t>Problema observado</w:t>
-            </w:r>
-          </w:p>
-        </w:tc>
-        <w:tc>
-          <w:tcPr>
-            <w:tcW w:w="2969" w:type="dxa"/>
-            <w:tcBorders>
-              <w:top w:val="single" w:sz="4" w:space="0" w:color="BFBFBF"/>
-              <w:left w:val="single" w:sz="4" w:space="0" w:color="BFBFBF"/>
-              <w:bottom w:val="single" w:sz="4" w:space="0" w:color="BFBFBF"/>
-              <w:right w:val="single" w:sz="4" w:space="0" w:color="BFBFBF"/>
-            </w:tcBorders>
-            <w:shd w:val="clear" w:color="auto" w:fill="0B4A37"/>
-            <w:tcMar>
-              <w:top w:w="80" w:type="dxa"/>
-              <w:left w:w="120" w:type="dxa"/>
-              <w:bottom w:w="80" w:type="dxa"/>
-              <w:right w:w="120" w:type="dxa"/>
-            </w:tcMar>
-            <w:vAlign w:val="center"/>
-          </w:tcPr>
-          <w:p>
-            <w:r>
-              <w:rPr>
-                <w:b/>
-                <w:bCs/>
-                <w:color w:val="FFFFFF"/>
-                <w:sz w:val="20"/>
-                <w:szCs w:val="20"/>
-              </w:rPr>
-              <w:t>Causa</w:t>
-            </w:r>
-          </w:p>
-        </w:tc>
-        <w:tc>
-          <w:tcPr>
-            <w:tcW w:w="2969" w:type="dxa"/>
-            <w:tcBorders>
-              <w:top w:val="single" w:sz="4" w:space="0" w:color="BFBFBF"/>
-              <w:left w:val="single" w:sz="4" w:space="0" w:color="BFBFBF"/>
-              <w:bottom w:val="single" w:sz="4" w:space="0" w:color="BFBFBF"/>
-              <w:right w:val="single" w:sz="4" w:space="0" w:color="BFBFBF"/>
-            </w:tcBorders>
-            <w:shd w:val="clear" w:color="auto" w:fill="0B4A37"/>
-            <w:tcMar>
-              <w:top w:w="80" w:type="dxa"/>
-              <w:left w:w="120" w:type="dxa"/>
-              <w:bottom w:w="80" w:type="dxa"/>
-              <w:right w:w="120" w:type="dxa"/>
-            </w:tcMar>
-            <w:vAlign w:val="center"/>
-          </w:tcPr>
-          <w:p>
-            <w:r>
-              <w:rPr>
-                <w:b/>
-                <w:bCs/>
-                <w:color w:val="FFFFFF"/>
-                <w:sz w:val="20"/>
-                <w:szCs w:val="20"/>
-              </w:rPr>
-              <w:t>Correção feita</w:t>
-            </w:r>
-          </w:p>
-        </w:tc>
-      </w:tr>
-      <w:tr>
-        <w:tc>
-          <w:tcPr>
-            <w:tcW w:w="700" w:type="dxa"/>
-            <w:tcBorders>
-              <w:top w:val="single" w:sz="4" w:space="0" w:color="BFBFBF"/>
-              <w:left w:val="single" w:sz="4" w:space="0" w:color="BFBFBF"/>
-              <w:bottom w:val="single" w:sz="4" w:space="0" w:color="BFBFBF"/>
-              <w:right w:val="single" w:sz="4" w:space="0" w:color="BFBFBF"/>
-            </w:tcBorders>
-            <w:tcMar>
-              <w:top w:w="80" w:type="dxa"/>
-              <w:left w:w="120" w:type="dxa"/>
-              <w:bottom w:w="80" w:type="dxa"/>
-              <w:right w:w="120" w:type="dxa"/>
-            </w:tcMar>
-            <w:vAlign w:val="center"/>
-          </w:tcPr>
-          <w:p>
-            <w:r>
-              <w:rPr>
-                <w:sz w:val="20"/>
-                <w:szCs w:val="20"/>
-              </w:rPr>
-              <w:t>1</w:t>
-            </w:r>
-          </w:p>
-        </w:tc>
-        <w:tc>
-          <w:tcPr>
-            <w:tcW w:w="3000" w:type="dxa"/>
-            <w:tcBorders>
-              <w:top w:val="single" w:sz="4" w:space="0" w:color="BFBFBF"/>
-              <w:left w:val="single" w:sz="4" w:space="0" w:color="BFBFBF"/>
-              <w:bottom w:val="single" w:sz="4" w:space="0" w:color="BFBFBF"/>
-              <w:right w:val="single" w:sz="4" w:space="0" w:color="BFBFBF"/>
-            </w:tcBorders>
-            <w:tcMar>
-              <w:top w:w="80" w:type="dxa"/>
-              <w:left w:w="120" w:type="dxa"/>
-              <w:bottom w:w="80" w:type="dxa"/>
-              <w:right w:w="120" w:type="dxa"/>
-            </w:tcMar>
-            <w:vAlign w:val="center"/>
-          </w:tcPr>
-          <w:p/>
-        </w:tc>
-        <w:tc>
-          <w:tcPr>
-            <w:tcW w:w="2969" w:type="dxa"/>
-            <w:tcBorders>
-              <w:top w:val="single" w:sz="4" w:space="0" w:color="BFBFBF"/>
-              <w:left w:val="single" w:sz="4" w:space="0" w:color="BFBFBF"/>
-              <w:bottom w:val="single" w:sz="4" w:space="0" w:color="BFBFBF"/>
-              <w:right w:val="single" w:sz="4" w:space="0" w:color="BFBFBF"/>
-            </w:tcBorders>
-            <w:tcMar>
-              <w:top w:w="80" w:type="dxa"/>
-              <w:left w:w="120" w:type="dxa"/>
-              <w:bottom w:w="80" w:type="dxa"/>
-              <w:right w:w="120" w:type="dxa"/>
-            </w:tcMar>
-            <w:vAlign w:val="center"/>
-          </w:tcPr>
-          <w:p/>
-        </w:tc>
-        <w:tc>
-          <w:tcPr>
-            <w:tcW w:w="2969" w:type="dxa"/>
-            <w:tcBorders>
-              <w:top w:val="single" w:sz="4" w:space="0" w:color="BFBFBF"/>
-              <w:left w:val="single" w:sz="4" w:space="0" w:color="BFBFBF"/>
-              <w:bottom w:val="single" w:sz="4" w:space="0" w:color="BFBFBF"/>
-              <w:right w:val="single" w:sz="4" w:space="0" w:color="BFBFBF"/>
-            </w:tcBorders>
-            <w:tcMar>
-              <w:top w:w="80" w:type="dxa"/>
-              <w:left w:w="120" w:type="dxa"/>
-              <w:bottom w:w="80" w:type="dxa"/>
-              <w:right w:w="120" w:type="dxa"/>
-            </w:tcMar>
-            <w:vAlign w:val="center"/>
-          </w:tcPr>
-          <w:p/>
-        </w:tc>
-      </w:tr>
-      <w:tr>
-        <w:tc>
-          <w:tcPr>
-            <w:tcW w:w="700" w:type="dxa"/>
-            <w:tcBorders>
-              <w:top w:val="single" w:sz="4" w:space="0" w:color="BFBFBF"/>
-              <w:left w:val="single" w:sz="4" w:space="0" w:color="BFBFBF"/>
-              <w:bottom w:val="single" w:sz="4" w:space="0" w:color="BFBFBF"/>
-              <w:right w:val="single" w:sz="4" w:space="0" w:color="BFBFBF"/>
-            </w:tcBorders>
-            <w:tcMar>
-              <w:top w:w="80" w:type="dxa"/>
-              <w:left w:w="120" w:type="dxa"/>
-              <w:bottom w:w="80" w:type="dxa"/>
-              <w:right w:w="120" w:type="dxa"/>
-            </w:tcMar>
-            <w:vAlign w:val="center"/>
-          </w:tcPr>
-          <w:p>
-            <w:r>
-              <w:rPr>
-                <w:sz w:val="20"/>
-                <w:szCs w:val="20"/>
-              </w:rPr>
-              <w:t>2</w:t>
-            </w:r>
-          </w:p>
-        </w:tc>
-        <w:tc>
-          <w:tcPr>
-            <w:tcW w:w="3000" w:type="dxa"/>
-            <w:tcBorders>
-              <w:top w:val="single" w:sz="4" w:space="0" w:color="BFBFBF"/>
-              <w:left w:val="single" w:sz="4" w:space="0" w:color="BFBFBF"/>
-              <w:bottom w:val="single" w:sz="4" w:space="0" w:color="BFBFBF"/>
-              <w:right w:val="single" w:sz="4" w:space="0" w:color="BFBFBF"/>
-            </w:tcBorders>
-            <w:tcMar>
-              <w:top w:w="80" w:type="dxa"/>
-              <w:left w:w="120" w:type="dxa"/>
-              <w:bottom w:w="80" w:type="dxa"/>
-              <w:right w:w="120" w:type="dxa"/>
-            </w:tcMar>
-            <w:vAlign w:val="center"/>
-          </w:tcPr>
-          <w:p/>
-        </w:tc>
-        <w:tc>
-          <w:tcPr>
-            <w:tcW w:w="2969" w:type="dxa"/>
-            <w:tcBorders>
-              <w:top w:val="single" w:sz="4" w:space="0" w:color="BFBFBF"/>
-              <w:left w:val="single" w:sz="4" w:space="0" w:color="BFBFBF"/>
-              <w:bottom w:val="single" w:sz="4" w:space="0" w:color="BFBFBF"/>
-              <w:right w:val="single" w:sz="4" w:space="0" w:color="BFBFBF"/>
-            </w:tcBorders>
-            <w:tcMar>
-              <w:top w:w="80" w:type="dxa"/>
-              <w:left w:w="120" w:type="dxa"/>
-              <w:bottom w:w="80" w:type="dxa"/>
-              <w:right w:w="120" w:type="dxa"/>
-            </w:tcMar>
-            <w:vAlign w:val="center"/>
-          </w:tcPr>
-          <w:p/>
-        </w:tc>
-        <w:tc>
-          <w:tcPr>
-            <w:tcW w:w="2969" w:type="dxa"/>
-            <w:tcBorders>
-              <w:top w:val="single" w:sz="4" w:space="0" w:color="BFBFBF"/>
-              <w:left w:val="single" w:sz="4" w:space="0" w:color="BFBFBF"/>
-              <w:bottom w:val="single" w:sz="4" w:space="0" w:color="BFBFBF"/>
-              <w:right w:val="single" w:sz="4" w:space="0" w:color="BFBFBF"/>
-            </w:tcBorders>
-            <w:tcMar>
-              <w:top w:w="80" w:type="dxa"/>
-              <w:left w:w="120" w:type="dxa"/>
-              <w:bottom w:w="80" w:type="dxa"/>
-              <w:right w:w="120" w:type="dxa"/>
-            </w:tcMar>
-            <w:vAlign w:val="center"/>
-          </w:tcPr>
-          <w:p/>
-        </w:tc>
-      </w:tr>
-      <w:tr>
-        <w:tc>
-          <w:tcPr>
-            <w:tcW w:w="700" w:type="dxa"/>
-            <w:tcBorders>
-              <w:top w:val="single" w:sz="4" w:space="0" w:color="BFBFBF"/>
-              <w:left w:val="single" w:sz="4" w:space="0" w:color="BFBFBF"/>
-              <w:bottom w:val="single" w:sz="4" w:space="0" w:color="BFBFBF"/>
-              <w:right w:val="single" w:sz="4" w:space="0" w:color="BFBFBF"/>
-            </w:tcBorders>
-            <w:tcMar>
-              <w:top w:w="80" w:type="dxa"/>
-              <w:left w:w="120" w:type="dxa"/>
-              <w:bottom w:w="80" w:type="dxa"/>
-              <w:right w:w="120" w:type="dxa"/>
-            </w:tcMar>
-            <w:vAlign w:val="center"/>
-          </w:tcPr>
-          <w:p>
-            <w:r>
-              <w:rPr>
-                <w:sz w:val="20"/>
-                <w:szCs w:val="20"/>
-              </w:rPr>
-              <w:t>3</w:t>
-            </w:r>
-          </w:p>
-        </w:tc>
-        <w:tc>
-          <w:tcPr>
-            <w:tcW w:w="3000" w:type="dxa"/>
-            <w:tcBorders>
-              <w:top w:val="single" w:sz="4" w:space="0" w:color="BFBFBF"/>
-              <w:left w:val="single" w:sz="4" w:space="0" w:color="BFBFBF"/>
-              <w:bottom w:val="single" w:sz="4" w:space="0" w:color="BFBFBF"/>
-              <w:right w:val="single" w:sz="4" w:space="0" w:color="BFBFBF"/>
-            </w:tcBorders>
-            <w:tcMar>
-              <w:top w:w="80" w:type="dxa"/>
-              <w:left w:w="120" w:type="dxa"/>
-              <w:bottom w:w="80" w:type="dxa"/>
-              <w:right w:w="120" w:type="dxa"/>
-            </w:tcMar>
-            <w:vAlign w:val="center"/>
-          </w:tcPr>
-          <w:p/>
-        </w:tc>
-        <w:tc>
-          <w:tcPr>
-            <w:tcW w:w="2969" w:type="dxa"/>
-            <w:tcBorders>
-              <w:top w:val="single" w:sz="4" w:space="0" w:color="BFBFBF"/>
-              <w:left w:val="single" w:sz="4" w:space="0" w:color="BFBFBF"/>
-              <w:bottom w:val="single" w:sz="4" w:space="0" w:color="BFBFBF"/>
-              <w:right w:val="single" w:sz="4" w:space="0" w:color="BFBFBF"/>
-            </w:tcBorders>
-            <w:tcMar>
-              <w:top w:w="80" w:type="dxa"/>
-              <w:left w:w="120" w:type="dxa"/>
-              <w:bottom w:w="80" w:type="dxa"/>
-              <w:right w:w="120" w:type="dxa"/>
-            </w:tcMar>
-            <w:vAlign w:val="center"/>
-          </w:tcPr>
-          <w:p/>
-        </w:tc>
-        <w:tc>
-          <w:tcPr>
-            <w:tcW w:w="2969" w:type="dxa"/>
-            <w:tcBorders>
-              <w:top w:val="single" w:sz="4" w:space="0" w:color="BFBFBF"/>
-              <w:left w:val="single" w:sz="4" w:space="0" w:color="BFBFBF"/>
-              <w:bottom w:val="single" w:sz="4" w:space="0" w:color="BFBFBF"/>
-              <w:right w:val="single" w:sz="4" w:space="0" w:color="BFBFBF"/>
-            </w:tcBorders>
-            <w:tcMar>
-              <w:top w:w="80" w:type="dxa"/>
-              <w:left w:w="120" w:type="dxa"/>
-              <w:bottom w:w="80" w:type="dxa"/>
-              <w:right w:w="120" w:type="dxa"/>
-            </w:tcMar>
-            <w:vAlign w:val="center"/>
-          </w:tcPr>
-          <w:p/>
-        </w:tc>
-      </w:tr>
-    </w:tbl>
     <w:p>
       <w:pPr>
         <w:spacing w:after="120"/>
+        <w:rPr>
+          <w:sz w:val="24"/>
+          <w:szCs w:val="24"/>
+        </w:rPr>
       </w:pPr>
       <w:r>
         <w:rPr>
-          <w:i/>
-          <w:iCs/>
-          <w:color w:val="7F7F7F"/>
-          <w:sz w:val="20"/>
-          <w:szCs w:val="20"/>
+          <w:sz w:val="24"/>
+          <w:szCs w:val="24"/>
         </w:rPr>
-        <w:t>Ex.: Problema: o percentual do nível difícil saiu 0,0% com 1 acerto em 2. Causa: divisão inteira (1 / 2 * 100). Correção: troca para 1 * 100.0 / 2.</w:t>
+        <w:t>Realizamos os testes de erro que está na pasta do Projeto e tivemos as respostas esperada. Realizamos também o teste de mesa.</w:t>
       </w:r>
     </w:p>
     <w:p>
@@ -7269,17 +8675,82 @@
     </w:p>
     <w:p>
       <w:pPr>
-        <w:spacing w:after="120"/>
+        <w:pStyle w:val="Ttulo3"/>
+        <w:rPr>
+          <w:sz w:val="24"/>
+          <w:szCs w:val="24"/>
+        </w:rPr>
       </w:pPr>
       <w:r>
         <w:rPr>
-          <w:i/>
-          <w:iCs/>
-          <w:color w:val="7F7F7F"/>
-          <w:sz w:val="20"/>
-          <w:szCs w:val="20"/>
+          <w:b w:val="0"/>
+          <w:bCs w:val="0"/>
+          <w:sz w:val="24"/>
+          <w:szCs w:val="24"/>
         </w:rPr>
-        <w:t>[Escreva aqui]</w:t>
+        <w:t>Tivemos dificuldade para entender o “</w:t>
+      </w:r>
+      <w:proofErr w:type="spellStart"/>
+      <w:proofErr w:type="gramStart"/>
+      <w:r>
+        <w:rPr>
+          <w:b w:val="0"/>
+          <w:bCs w:val="0"/>
+          <w:sz w:val="24"/>
+          <w:szCs w:val="24"/>
+        </w:rPr>
+        <w:t>int.TryParse</w:t>
+      </w:r>
+      <w:proofErr w:type="spellEnd"/>
+      <w:proofErr w:type="gramEnd"/>
+      <w:r>
+        <w:rPr>
+          <w:b w:val="0"/>
+          <w:bCs w:val="0"/>
+          <w:sz w:val="24"/>
+          <w:szCs w:val="24"/>
+        </w:rPr>
+        <w:t>”, pois utilizar uma variável para todas a questões não foi intuitivo ao criar o projeto, e o “</w:t>
+      </w:r>
+      <w:proofErr w:type="spellStart"/>
+      <w:r>
+        <w:rPr>
+          <w:b w:val="0"/>
+          <w:bCs w:val="0"/>
+          <w:sz w:val="24"/>
+          <w:szCs w:val="24"/>
+        </w:rPr>
+        <w:t>while</w:t>
+      </w:r>
+      <w:proofErr w:type="spellEnd"/>
+      <w:r>
+        <w:rPr>
+          <w:b w:val="0"/>
+          <w:bCs w:val="0"/>
+          <w:sz w:val="24"/>
+          <w:szCs w:val="24"/>
+        </w:rPr>
+        <w:t xml:space="preserve"> e for”, no final decidimos usar o for, pois as </w:t>
+      </w:r>
+      <w:proofErr w:type="spellStart"/>
+      <w:r>
+        <w:rPr>
+          <w:b w:val="0"/>
+          <w:bCs w:val="0"/>
+          <w:sz w:val="24"/>
+          <w:szCs w:val="24"/>
+        </w:rPr>
+        <w:t>pre</w:t>
+      </w:r>
+      <w:proofErr w:type="spellEnd"/>
+      <w:r>
+        <w:rPr>
+          <w:b w:val="0"/>
+          <w:bCs w:val="0"/>
+          <w:sz w:val="24"/>
+          <w:szCs w:val="24"/>
+        </w:rPr>
+        <w:t xml:space="preserve"> definições ficaram mais claras no “for”.</w:t>
       </w:r>
     </w:p>
     <w:p>
@@ -7295,14 +8766,7 @@
         <w:spacing w:after="120"/>
       </w:pPr>
       <w:r>
-        <w:rPr>
-          <w:i/>
-          <w:iCs/>
-          <w:color w:val="7F7F7F"/>
-          <w:sz w:val="20"/>
-          <w:szCs w:val="20"/>
-        </w:rPr>
-        <w:t>[Escreva aqui]</w:t>
+        <w:t>As validações das entradas são importantes pois para criar um relatório fidedigno com as informações prestadas é necessário o preenchimento ideal para tipo de variável, ou seja, se uma variável fosse receber um valor numérico e é descrito um como uma letra, então não será possível calcular os demais parâmetros.</w:t>
       </w:r>
     </w:p>
     <w:p>
@@ -7318,14 +8782,15 @@
         <w:spacing w:after="120"/>
       </w:pPr>
       <w:r>
-        <w:rPr>
-          <w:i/>
-          <w:iCs/>
-          <w:color w:val="7F7F7F"/>
-          <w:sz w:val="20"/>
-          <w:szCs w:val="20"/>
-        </w:rPr>
-        <w:t>[Escreva aqui]</w:t>
+        <w:t xml:space="preserve">Não utilizar muitas variáveis para identificar se o que entrou na variável é </w:t>
+      </w:r>
+      <w:proofErr w:type="spellStart"/>
+      <w:r>
+        <w:t>numero</w:t>
+      </w:r>
+      <w:proofErr w:type="spellEnd"/>
+      <w:r>
+        <w:t xml:space="preserve"> ou letra</w:t>
       </w:r>
     </w:p>
     <w:p>
@@ -7333,6 +8798,7 @@
         <w:pStyle w:val="Ttulo3"/>
       </w:pPr>
       <w:r>
+        <w:lastRenderedPageBreak/>
         <w:t>6.4 Na Entrega 2, o programa vai ganhar funções, vetores e matrizes. Que partes do código atual o grupo imagina transformar em funções ou guardar em vetores?</w:t>
       </w:r>
     </w:p>
@@ -7340,16 +8806,6 @@
       <w:pPr>
         <w:spacing w:after="120"/>
       </w:pPr>
-      <w:r>
-        <w:rPr>
-          <w:i/>
-          <w:iCs/>
-          <w:color w:val="7F7F7F"/>
-          <w:sz w:val="20"/>
-          <w:szCs w:val="20"/>
-        </w:rPr>
-        <w:t>[Escreva aqui]</w:t>
-      </w:r>
     </w:p>
     <w:sectPr>
       <w:headerReference w:type="default" r:id="rId7"/>
@@ -8130,6 +9586,7 @@
   <w:style w:type="character" w:default="1" w:styleId="Fontepargpadro">
     <w:name w:val="Default Paragraph Font"/>
     <w:uiPriority w:val="1"/>
+    <w:semiHidden/>
     <w:unhideWhenUsed/>
   </w:style>
   <w:style w:type="table" w:default="1" w:styleId="Tabelanormal">
